--- a/release/mbc-evidence-dag-paper-A-clinical-v3.0.0.docx
+++ b/release/mbc-evidence-dag-paper-A-clinical-v3.0.0.docx
@@ -575,7 +575,34 @@
         <w:pStyle w:val="BodyText"/>
       </w:pPr>
       <w:r>
-        <w:t xml:space="preserve">Major clinical guidelines (ESMO, ASCO, NCCN) accommodate this fragmentation by composing decision trees in which adjacent recommendations are drawn from distinct, non-overlapping pivotal trials. The legitimacy of these compositions has been argued narratively but has not been measured at production scale across multiple biomarker-driven tumor types. Our group’s earlier single-tumor mBC analysis (v2.0.0; preserved tag) found a marginal non-rejection (</w:t>
+        <w:t xml:space="preserve">Major clinical guidelines (ESMO, ASCO, NCCN) accommodate this fragmentation by composing decision trees in which adjacent recommendations are drawn from distinct, non-overlapping pivotal trials. This practice differs from network meta-analysis,</w:t>
+      </w:r>
+      <w:r>
+        <w:t xml:space="preserve">(Rouse et al. 2017)</w:t>
+      </w:r>
+      <w:r>
+        <w:t xml:space="preserve"> </w:t>
+      </w:r>
+      <w:r>
+        <w:t xml:space="preserve">which addresses a single decision point, and from GRADE,</w:t>
+      </w:r>
+      <w:r>
+        <w:t xml:space="preserve">(</w:t>
+      </w:r>
+      <w:r>
+        <w:t xml:space="preserve">Guyatt et al.</w:t>
+      </w:r>
+      <w:r>
+        <w:t xml:space="preserve"> </w:t>
+      </w:r>
+      <w:r>
+        <w:t xml:space="preserve">2008)</w:t>
+      </w:r>
+      <w:r>
+        <w:t xml:space="preserve"> </w:t>
+      </w:r>
+      <w:r>
+        <w:t xml:space="preserve">which rates per-recommendation certainty; neither method quantifies tree-level coverage. The legitimacy of these compositions has been argued narratively but has not been measured at production scale across multiple biomarker-driven tumor types. Our group’s earlier single-tumor mBC analysis (v2.0.0; preserved tag) found a marginal non-rejection (</w:t>
       </w:r>
       <m:oMath>
         <m:r>
@@ -635,7 +662,16 @@
         </m:r>
       </m:oMath>
       <w:r>
-        <w:t xml:space="preserve">, and applies the pre-registered exact-binomial test of</w:t>
+        <w:t xml:space="preserve">, and applies a pre-registered</w:t>
+      </w:r>
+      <w:r>
+        <w:t xml:space="preserve">(Munafò et al. 2017)</w:t>
+      </w:r>
+      <w:r>
+        <w:t xml:space="preserve"> </w:t>
+      </w:r>
+      <w:r>
+        <w:t xml:space="preserve">exact-binomial test of</w:t>
       </w:r>
       <w:r>
         <w:t xml:space="preserve"> </w:t>
@@ -876,10 +912,22 @@
         </m:r>
       </m:oMath>
       <w:r>
-        <w:t xml:space="preserve"> </w:t>
-      </w:r>
-      <w:r>
-        <w:t xml:space="preserve">on 8 NSCLC key fields was 0.78; mean PABAK was 0.73. The kappa gate failed pre-adjudication on</w:t>
+        <w:t xml:space="preserve">(Cohen 1960)</w:t>
+      </w:r>
+      <w:r>
+        <w:t xml:space="preserve"> </w:t>
+      </w:r>
+      <w:r>
+        <w:t xml:space="preserve">on 8 NSCLC key fields was 0.78; mean PABAK</w:t>
+      </w:r>
+      <w:r>
+        <w:t xml:space="preserve">(Byrt et al. 1993; Viera and Garrett 2005)</w:t>
+      </w:r>
+      <w:r>
+        <w:t xml:space="preserve"> </w:t>
+      </w:r>
+      <w:r>
+        <w:t xml:space="preserve">was 0.73. The kappa gate failed pre-adjudication on</w:t>
       </w:r>
       <w:r>
         <w:t xml:space="preserve"> </w:t>
@@ -982,7 +1030,93 @@
         <w:pStyle w:val="FirstParagraph"/>
       </w:pPr>
       <w:r>
-        <w:t xml:space="preserve">The four concordance criteria are unchanged from v2: state superset, drug-class equivalence, biomarker concordance (pre-registered tolerance grid: strict / ESCAT / liberal), and temporal precedence. The combined DAG has 210 edges (145 NSCLC in-scope + 65 mBC in-scope) and 47 canonical source nodes. The pooled EFDPR is computed on the 50-node pooled denominator with the pre-registered one-sided exact binomial test as primary; tumor-stratified estimates (mBC, NSCLC, NSCLC-EGFR, NSCLC-ALK) are reported as sensitivity.</w:t>
+        <w:t xml:space="preserve">The four concordance criteria are unchanged from v2: state superset, drug-class equivalence, biomarker concordance (pre-registered tolerance grid: strict / ESCAT-aligned</w:t>
+      </w:r>
+      <w:r>
+        <w:t xml:space="preserve">(</w:t>
+      </w:r>
+      <w:r>
+        <w:t xml:space="preserve">Mateo et al.</w:t>
+      </w:r>
+      <w:r>
+        <w:t xml:space="preserve"> </w:t>
+      </w:r>
+      <w:r>
+        <w:t xml:space="preserve">2018)</w:t>
+      </w:r>
+      <w:r>
+        <w:t xml:space="preserve"> </w:t>
+      </w:r>
+      <w:r>
+        <w:t xml:space="preserve">/ liberal), and temporal precedence. Graph operations use</w:t>
+      </w:r>
+      <w:r>
+        <w:t xml:space="preserve"> </w:t>
+      </w:r>
+      <w:r>
+        <w:rPr>
+          <w:rStyle w:val="VerbatimChar"/>
+        </w:rPr>
+        <w:t xml:space="preserve">networkx</w:t>
+      </w:r>
+      <w:r>
+        <w:t xml:space="preserve">.</w:t>
+      </w:r>
+      <w:r>
+        <w:t xml:space="preserve">(Hagberg et al. 2008)</w:t>
+      </w:r>
+      <w:r>
+        <w:t xml:space="preserve"> </w:t>
+      </w:r>
+      <w:r>
+        <w:t xml:space="preserve">The combined DAG has 210 edges (145 NSCLC in-scope + 65 mBC in-scope) and 47 canonical source nodes. The pooled EFDPR is computed on the 50-node pooled denominator with the pre-registered one-sided exact binomial test as primary, Clopper-Pearson exact 95% CI</w:t>
+      </w:r>
+      <w:r>
+        <w:t xml:space="preserve">(Clopper and Pearson 1934)</w:t>
+      </w:r>
+      <w:r>
+        <w:t xml:space="preserve"> </w:t>
+      </w:r>
+      <w:r>
+        <w:t xml:space="preserve">as the small-</w:t>
+      </w:r>
+      <m:oMath>
+        <m:r>
+          <m:t>n</m:t>
+        </m:r>
+      </m:oMath>
+      <w:r>
+        <w:t xml:space="preserve"> </w:t>
+      </w:r>
+      <w:r>
+        <w:t xml:space="preserve">recommended interval, and bootstrap percentile CI</w:t>
+      </w:r>
+      <w:r>
+        <w:t xml:space="preserve">(Efron 1979)</w:t>
+      </w:r>
+      <w:r>
+        <w:t xml:space="preserve"> </w:t>
+      </w:r>
+      <w:r>
+        <w:t xml:space="preserve">as a sensitivity comparison; tumor-stratified estimates (mBC, NSCLC, NSCLC-EGFR, NSCLC-ALK) are reported as sensitivity. PRISMA-2020 reporting items</w:t>
+      </w:r>
+      <w:r>
+        <w:t xml:space="preserve">(</w:t>
+      </w:r>
+      <w:r>
+        <w:t xml:space="preserve">Page et al.</w:t>
+      </w:r>
+      <w:r>
+        <w:t xml:space="preserve"> </w:t>
+      </w:r>
+      <w:r>
+        <w:t xml:space="preserve">2021)</w:t>
+      </w:r>
+      <w:r>
+        <w:t xml:space="preserve"> </w:t>
+      </w:r>
+      <w:r>
+        <w:t xml:space="preserve">are listed in Supplementary Table S1 with a graph-encoding addendum.</w:t>
       </w:r>
     </w:p>
     <w:bookmarkEnd w:id="14"/>
@@ -1856,7 +1990,7 @@
     </w:p>
     <w:bookmarkEnd w:id="32"/>
     <w:bookmarkEnd w:id="33"/>
-    <w:bookmarkStart w:id="58" w:name="sec:discussion"/>
+    <w:bookmarkStart w:id="78" w:name="sec:discussion"/>
     <w:p>
       <w:pPr>
         <w:pStyle w:val="Heading1"/>
@@ -2293,7 +2427,7 @@
       </w:r>
     </w:p>
     <w:bookmarkEnd w:id="45"/>
-    <w:bookmarkStart w:id="57" w:name="funding"/>
+    <w:bookmarkStart w:id="77" w:name="funding"/>
     <w:p>
       <w:pPr>
         <w:pStyle w:val="Heading2"/>
@@ -2310,8 +2444,192 @@
         <w:t xml:space="preserve">No specific funding.</w:t>
       </w:r>
     </w:p>
-    <w:bookmarkStart w:id="56" w:name="refs"/>
-    <w:bookmarkStart w:id="47" w:name="ref-nccn_nsclc_2024"/>
+    <w:bookmarkStart w:id="76" w:name="refs"/>
+    <w:bookmarkStart w:id="47" w:name="ref-byrt1993pabak"/>
+    <w:p>
+      <w:pPr>
+        <w:pStyle w:val="Bibliography"/>
+      </w:pPr>
+      <w:r>
+        <w:t xml:space="preserve">Byrt, Ted, Janet Bishop, and John B. Carlin. 1993.</w:t>
+      </w:r>
+      <w:r>
+        <w:t xml:space="preserve"> </w:t>
+      </w:r>
+      <w:r>
+        <w:t xml:space="preserve">“Bias, Prevalence and Kappa.”</w:t>
+      </w:r>
+      <w:r>
+        <w:t xml:space="preserve"> </w:t>
+      </w:r>
+      <w:r>
+        <w:rPr>
+          <w:i/>
+          <w:iCs/>
+        </w:rPr>
+        <w:t xml:space="preserve">Journal of Clinical Epidemiology</w:t>
+      </w:r>
+      <w:r>
+        <w:t xml:space="preserve"> </w:t>
+      </w:r>
+      <w:r>
+        <w:t xml:space="preserve">46 (5): 423–29.</w:t>
+      </w:r>
+      <w:r>
+        <w:t xml:space="preserve"> </w:t>
+      </w:r>
+      <w:hyperlink r:id="rId46">
+        <w:r>
+          <w:rPr>
+            <w:rStyle w:val="Hyperlink"/>
+          </w:rPr>
+          <w:t xml:space="preserve">https://doi.org/10.1016/0895-4356(93)90018-V</w:t>
+        </w:r>
+      </w:hyperlink>
+      <w:r>
+        <w:t xml:space="preserve">.</w:t>
+      </w:r>
+    </w:p>
+    <w:bookmarkEnd w:id="47"/>
+    <w:bookmarkStart w:id="49" w:name="ref-clopper1934"/>
+    <w:p>
+      <w:pPr>
+        <w:pStyle w:val="Bibliography"/>
+      </w:pPr>
+      <w:r>
+        <w:t xml:space="preserve">Clopper, C. J., and E. S. Pearson. 1934.</w:t>
+      </w:r>
+      <w:r>
+        <w:t xml:space="preserve"> </w:t>
+      </w:r>
+      <w:r>
+        <w:t xml:space="preserve">“The Use of Confidence or Fiducial Limits Illustrated in the Case of the Binomial.”</w:t>
+      </w:r>
+      <w:r>
+        <w:t xml:space="preserve"> </w:t>
+      </w:r>
+      <w:r>
+        <w:rPr>
+          <w:i/>
+          <w:iCs/>
+        </w:rPr>
+        <w:t xml:space="preserve">Biometrika</w:t>
+      </w:r>
+      <w:r>
+        <w:t xml:space="preserve"> </w:t>
+      </w:r>
+      <w:r>
+        <w:t xml:space="preserve">26 (4): 404–13.</w:t>
+      </w:r>
+      <w:r>
+        <w:t xml:space="preserve"> </w:t>
+      </w:r>
+      <w:hyperlink r:id="rId48">
+        <w:r>
+          <w:rPr>
+            <w:rStyle w:val="Hyperlink"/>
+          </w:rPr>
+          <w:t xml:space="preserve">https://doi.org/10.1093/biomet/26.4.404</w:t>
+        </w:r>
+      </w:hyperlink>
+      <w:r>
+        <w:t xml:space="preserve">.</w:t>
+      </w:r>
+    </w:p>
+    <w:bookmarkEnd w:id="49"/>
+    <w:bookmarkStart w:id="51" w:name="ref-cohen1960kappa"/>
+    <w:p>
+      <w:pPr>
+        <w:pStyle w:val="Bibliography"/>
+      </w:pPr>
+      <w:r>
+        <w:t xml:space="preserve">Cohen, Jacob. 1960.</w:t>
+      </w:r>
+      <w:r>
+        <w:t xml:space="preserve"> </w:t>
+      </w:r>
+      <w:r>
+        <w:t xml:space="preserve">“A Coefficient of Agreement for Nominal Scales.”</w:t>
+      </w:r>
+      <w:r>
+        <w:t xml:space="preserve"> </w:t>
+      </w:r>
+      <w:r>
+        <w:rPr>
+          <w:i/>
+          <w:iCs/>
+        </w:rPr>
+        <w:t xml:space="preserve">Educational and Psychological Measurement</w:t>
+      </w:r>
+      <w:r>
+        <w:t xml:space="preserve"> </w:t>
+      </w:r>
+      <w:r>
+        <w:t xml:space="preserve">20 (1): 37–46.</w:t>
+      </w:r>
+      <w:r>
+        <w:t xml:space="preserve"> </w:t>
+      </w:r>
+      <w:hyperlink r:id="rId50">
+        <w:r>
+          <w:rPr>
+            <w:rStyle w:val="Hyperlink"/>
+          </w:rPr>
+          <w:t xml:space="preserve">https://doi.org/10.1177/001316446002000104</w:t>
+        </w:r>
+      </w:hyperlink>
+      <w:r>
+        <w:t xml:space="preserve">.</w:t>
+      </w:r>
+    </w:p>
+    <w:bookmarkEnd w:id="51"/>
+    <w:bookmarkStart w:id="53" w:name="ref-efron1979bootstrap"/>
+    <w:p>
+      <w:pPr>
+        <w:pStyle w:val="Bibliography"/>
+      </w:pPr>
+      <w:r>
+        <w:t xml:space="preserve">Efron, Bradley. 1979.</w:t>
+      </w:r>
+      <w:r>
+        <w:t xml:space="preserve"> </w:t>
+      </w:r>
+      <w:r>
+        <w:t xml:space="preserve">“Bootstrap Methods: Another Look at the Jackknife.”</w:t>
+      </w:r>
+      <w:r>
+        <w:t xml:space="preserve"> </w:t>
+      </w:r>
+      <w:r>
+        <w:rPr>
+          <w:i/>
+          <w:iCs/>
+        </w:rPr>
+        <w:t xml:space="preserve">Annals of Statistics</w:t>
+      </w:r>
+      <w:r>
+        <w:t xml:space="preserve"> </w:t>
+      </w:r>
+      <w:r>
+        <w:t xml:space="preserve">7 (1): 1–26.</w:t>
+      </w:r>
+      <w:r>
+        <w:t xml:space="preserve"> </w:t>
+      </w:r>
+      <w:hyperlink r:id="rId52">
+        <w:r>
+          <w:rPr>
+            <w:rStyle w:val="Hyperlink"/>
+          </w:rPr>
+          <w:t xml:space="preserve">https://doi.org/10.1214/aos/1176344552</w:t>
+        </w:r>
+      </w:hyperlink>
+      <w:r>
+        <w:t xml:space="preserve">.</w:t>
+      </w:r>
+    </w:p>
+    <w:bookmarkEnd w:id="53"/>
+    <w:bookmarkStart w:id="55" w:name="ref-nccn_nsclc_2024"/>
     <w:p>
       <w:pPr>
         <w:pStyle w:val="Bibliography"/>
@@ -2356,7 +2674,7 @@
       <w:r>
         <w:t xml:space="preserve"> </w:t>
       </w:r>
-      <w:hyperlink r:id="rId46">
+      <w:hyperlink r:id="rId54">
         <w:r>
           <w:rPr>
             <w:rStyle w:val="Hyperlink"/>
@@ -2368,8 +2686,8 @@
         <w:t xml:space="preserve">.</w:t>
       </w:r>
     </w:p>
-    <w:bookmarkEnd w:id="47"/>
-    <w:bookmarkStart w:id="49" w:name="ref-cardosoESMO2024"/>
+    <w:bookmarkEnd w:id="55"/>
+    <w:bookmarkStart w:id="57" w:name="ref-cardosoESMO2024"/>
     <w:p>
       <w:pPr>
         <w:pStyle w:val="Bibliography"/>
@@ -2411,7 +2729,7 @@
       <w:r>
         <w:t xml:space="preserve"> </w:t>
       </w:r>
-      <w:hyperlink r:id="rId48">
+      <w:hyperlink r:id="rId56">
         <w:r>
           <w:rPr>
             <w:rStyle w:val="Hyperlink"/>
@@ -2423,8 +2741,8 @@
         <w:t xml:space="preserve">.</w:t>
       </w:r>
     </w:p>
-    <w:bookmarkEnd w:id="49"/>
-    <w:bookmarkStart w:id="51" w:name="ref-giordano2022asco"/>
+    <w:bookmarkEnd w:id="57"/>
+    <w:bookmarkStart w:id="59" w:name="ref-giordano2022asco"/>
     <w:p>
       <w:pPr>
         <w:pStyle w:val="Bibliography"/>
@@ -2472,7 +2790,7 @@
       <w:r>
         <w:t xml:space="preserve"> </w:t>
       </w:r>
-      <w:hyperlink r:id="rId50">
+      <w:hyperlink r:id="rId58">
         <w:r>
           <w:rPr>
             <w:rStyle w:val="Hyperlink"/>
@@ -2484,8 +2802,8 @@
         <w:t xml:space="preserve">.</w:t>
       </w:r>
     </w:p>
-    <w:bookmarkEnd w:id="51"/>
-    <w:bookmarkStart w:id="53" w:name="ref-gradishar2023nccn"/>
+    <w:bookmarkEnd w:id="59"/>
+    <w:bookmarkStart w:id="61" w:name="ref-gradishar2023nccn"/>
     <w:p>
       <w:pPr>
         <w:pStyle w:val="Bibliography"/>
@@ -2533,7 +2851,7 @@
       <w:r>
         <w:t xml:space="preserve"> </w:t>
       </w:r>
-      <w:hyperlink r:id="rId52">
+      <w:hyperlink r:id="rId60">
         <w:r>
           <w:rPr>
             <w:rStyle w:val="Hyperlink"/>
@@ -2545,8 +2863,101 @@
         <w:t xml:space="preserve">.</w:t>
       </w:r>
     </w:p>
-    <w:bookmarkEnd w:id="53"/>
-    <w:bookmarkStart w:id="55" w:name="ref-hendriks2023esmo"/>
+    <w:bookmarkEnd w:id="61"/>
+    <w:bookmarkStart w:id="63" w:name="ref-guyatt2008grade"/>
+    <w:p>
+      <w:pPr>
+        <w:pStyle w:val="Bibliography"/>
+      </w:pPr>
+      <w:r>
+        <w:t xml:space="preserve">Guyatt, Gordon H., Andrew D. Oxman, Gunn E. Vist, et al.</w:t>
+      </w:r>
+      <w:r>
+        <w:t xml:space="preserve"> 2008.</w:t>
+      </w:r>
+      <w:r>
+        <w:t xml:space="preserve"> </w:t>
+      </w:r>
+      <w:r>
+        <w:t xml:space="preserve">“</w:t>
+      </w:r>
+      <w:r>
+        <w:t xml:space="preserve">GRADE</w:t>
+      </w:r>
+      <w:r>
+        <w:t xml:space="preserve">: An Emerging Consensus on Rating Quality of Evidence and Strength of Recommendations.”</w:t>
+      </w:r>
+      <w:r>
+        <w:t xml:space="preserve"> </w:t>
+      </w:r>
+      <w:r>
+        <w:rPr>
+          <w:i/>
+          <w:iCs/>
+        </w:rPr>
+        <w:t xml:space="preserve">BMJ</w:t>
+      </w:r>
+      <w:r>
+        <w:t xml:space="preserve"> </w:t>
+      </w:r>
+      <w:r>
+        <w:t xml:space="preserve">336 (7650): 924–26.</w:t>
+      </w:r>
+      <w:r>
+        <w:t xml:space="preserve"> </w:t>
+      </w:r>
+      <w:hyperlink r:id="rId62">
+        <w:r>
+          <w:rPr>
+            <w:rStyle w:val="Hyperlink"/>
+          </w:rPr>
+          <w:t xml:space="preserve">https://doi.org/10.1136/bmj.39489.470347.AD</w:t>
+        </w:r>
+      </w:hyperlink>
+      <w:r>
+        <w:t xml:space="preserve">.</w:t>
+      </w:r>
+    </w:p>
+    <w:bookmarkEnd w:id="63"/>
+    <w:bookmarkStart w:id="64" w:name="ref-hagberg2008networkx"/>
+    <w:p>
+      <w:pPr>
+        <w:pStyle w:val="Bibliography"/>
+      </w:pPr>
+      <w:r>
+        <w:t xml:space="preserve">Hagberg, Aric A., Daniel A. Schult, and Pieter J. Swart. 2008.</w:t>
+      </w:r>
+      <w:r>
+        <w:t xml:space="preserve"> </w:t>
+      </w:r>
+      <w:r>
+        <w:t xml:space="preserve">“Exploring Network Structure, Dynamics, and Function Using</w:t>
+      </w:r>
+      <w:r>
+        <w:t xml:space="preserve"> </w:t>
+      </w:r>
+      <w:r>
+        <w:t xml:space="preserve">NetworkX</w:t>
+      </w:r>
+      <w:r>
+        <w:t xml:space="preserve">.”</w:t>
+      </w:r>
+      <w:r>
+        <w:t xml:space="preserve"> </w:t>
+      </w:r>
+      <w:r>
+        <w:rPr>
+          <w:i/>
+          <w:iCs/>
+        </w:rPr>
+        <w:t xml:space="preserve">Proceedings of the 7th Python in Science Conference</w:t>
+      </w:r>
+      <w:r>
+        <w:t xml:space="preserve">, 11–15.</w:t>
+      </w:r>
+    </w:p>
+    <w:bookmarkEnd w:id="64"/>
+    <w:bookmarkStart w:id="66" w:name="ref-hendriks2023esmo"/>
     <w:p>
       <w:pPr>
         <w:pStyle w:val="Bibliography"/>
@@ -2594,7 +3005,7 @@
       <w:r>
         <w:t xml:space="preserve"> </w:t>
       </w:r>
-      <w:hyperlink r:id="rId54">
+      <w:hyperlink r:id="rId65">
         <w:r>
           <w:rPr>
             <w:rStyle w:val="Hyperlink"/>
@@ -2606,10 +3017,250 @@
         <w:t xml:space="preserve">.</w:t>
       </w:r>
     </w:p>
-    <w:bookmarkEnd w:id="55"/>
-    <w:bookmarkEnd w:id="56"/>
-    <w:bookmarkEnd w:id="57"/>
-    <w:bookmarkEnd w:id="58"/>
+    <w:bookmarkEnd w:id="66"/>
+    <w:bookmarkStart w:id="68" w:name="ref-mateo2018escat"/>
+    <w:p>
+      <w:pPr>
+        <w:pStyle w:val="Bibliography"/>
+      </w:pPr>
+      <w:r>
+        <w:t xml:space="preserve">Mateo, Joaquin, Debyani Chakravarty, Rodrigo Dienstmann, et al.</w:t>
+      </w:r>
+      <w:r>
+        <w:t xml:space="preserve"> 2018.</w:t>
+      </w:r>
+      <w:r>
+        <w:t xml:space="preserve"> </w:t>
+      </w:r>
+      <w:r>
+        <w:t xml:space="preserve">“A Framework to Rank Genomic Alterations as Targets for Cancer Precision Medicine: The</w:t>
+      </w:r>
+      <w:r>
+        <w:t xml:space="preserve"> </w:t>
+      </w:r>
+      <w:r>
+        <w:t xml:space="preserve">ESMO</w:t>
+      </w:r>
+      <w:r>
+        <w:t xml:space="preserve"> </w:t>
+      </w:r>
+      <w:r>
+        <w:t xml:space="preserve">Scale for Clinical Actionability of Molecular Targets (</w:t>
+      </w:r>
+      <w:r>
+        <w:t xml:space="preserve">ESCAT</w:t>
+      </w:r>
+      <w:r>
+        <w:t xml:space="preserve">).”</w:t>
+      </w:r>
+      <w:r>
+        <w:t xml:space="preserve"> </w:t>
+      </w:r>
+      <w:r>
+        <w:rPr>
+          <w:i/>
+          <w:iCs/>
+        </w:rPr>
+        <w:t xml:space="preserve">Annals of Oncology</w:t>
+      </w:r>
+      <w:r>
+        <w:t xml:space="preserve"> </w:t>
+      </w:r>
+      <w:r>
+        <w:t xml:space="preserve">29 (9): 1895–902.</w:t>
+      </w:r>
+      <w:r>
+        <w:t xml:space="preserve"> </w:t>
+      </w:r>
+      <w:hyperlink r:id="rId67">
+        <w:r>
+          <w:rPr>
+            <w:rStyle w:val="Hyperlink"/>
+          </w:rPr>
+          <w:t xml:space="preserve">https://doi.org/10.1093/annonc/mdy263</w:t>
+        </w:r>
+      </w:hyperlink>
+      <w:r>
+        <w:t xml:space="preserve">.</w:t>
+      </w:r>
+    </w:p>
+    <w:bookmarkEnd w:id="68"/>
+    <w:bookmarkStart w:id="70" w:name="ref-munafo2017manifesto"/>
+    <w:p>
+      <w:pPr>
+        <w:pStyle w:val="Bibliography"/>
+      </w:pPr>
+      <w:r>
+        <w:t xml:space="preserve">Munafò, Marcus R., Brian A. Nosek, Dorothy V. M. Bishop, et al. 2017.</w:t>
+      </w:r>
+      <w:r>
+        <w:t xml:space="preserve"> </w:t>
+      </w:r>
+      <w:r>
+        <w:t xml:space="preserve">“A Manifesto for Reproducible Science.”</w:t>
+      </w:r>
+      <w:r>
+        <w:t xml:space="preserve"> </w:t>
+      </w:r>
+      <w:r>
+        <w:rPr>
+          <w:i/>
+          <w:iCs/>
+        </w:rPr>
+        <w:t xml:space="preserve">Nature Human Behaviour</w:t>
+      </w:r>
+      <w:r>
+        <w:t xml:space="preserve"> </w:t>
+      </w:r>
+      <w:r>
+        <w:t xml:space="preserve">1: 0021.</w:t>
+      </w:r>
+      <w:r>
+        <w:t xml:space="preserve"> </w:t>
+      </w:r>
+      <w:hyperlink r:id="rId69">
+        <w:r>
+          <w:rPr>
+            <w:rStyle w:val="Hyperlink"/>
+          </w:rPr>
+          <w:t xml:space="preserve">https://doi.org/10.1038/s41562-016-0021</w:t>
+        </w:r>
+      </w:hyperlink>
+      <w:r>
+        <w:t xml:space="preserve">.</w:t>
+      </w:r>
+    </w:p>
+    <w:bookmarkEnd w:id="70"/>
+    <w:bookmarkStart w:id="72" w:name="ref-moher2020prisma"/>
+    <w:p>
+      <w:pPr>
+        <w:pStyle w:val="Bibliography"/>
+      </w:pPr>
+      <w:r>
+        <w:t xml:space="preserve">Page, Matthew J., Joanne E. McKenzie, Patrick M. Bossuyt, et al.</w:t>
+      </w:r>
+      <w:r>
+        <w:t xml:space="preserve"> 2021.</w:t>
+      </w:r>
+      <w:r>
+        <w:t xml:space="preserve"> </w:t>
+      </w:r>
+      <w:r>
+        <w:t xml:space="preserve">“The PRISMA 2020 Statement: An Updated Guideline for Reporting Systematic Reviews.”</w:t>
+      </w:r>
+      <w:r>
+        <w:t xml:space="preserve"> </w:t>
+      </w:r>
+      <w:r>
+        <w:rPr>
+          <w:i/>
+          <w:iCs/>
+        </w:rPr>
+        <w:t xml:space="preserve">BMJ</w:t>
+      </w:r>
+      <w:r>
+        <w:t xml:space="preserve"> </w:t>
+      </w:r>
+      <w:r>
+        <w:t xml:space="preserve">372: n71.</w:t>
+      </w:r>
+      <w:r>
+        <w:t xml:space="preserve"> </w:t>
+      </w:r>
+      <w:hyperlink r:id="rId71">
+        <w:r>
+          <w:rPr>
+            <w:rStyle w:val="Hyperlink"/>
+          </w:rPr>
+          <w:t xml:space="preserve">https://doi.org/10.1136/bmj.n71</w:t>
+        </w:r>
+      </w:hyperlink>
+      <w:r>
+        <w:t xml:space="preserve">.</w:t>
+      </w:r>
+    </w:p>
+    <w:bookmarkEnd w:id="72"/>
+    <w:bookmarkStart w:id="74" w:name="ref-rouse2017nma"/>
+    <w:p>
+      <w:pPr>
+        <w:pStyle w:val="Bibliography"/>
+      </w:pPr>
+      <w:r>
+        <w:t xml:space="preserve">Rouse, Benjamin, Anna Chaimani, and Tianjing Li. 2017.</w:t>
+      </w:r>
+      <w:r>
+        <w:t xml:space="preserve"> </w:t>
+      </w:r>
+      <w:r>
+        <w:t xml:space="preserve">“Network Meta-Analysis: An Introduction for Clinicians.”</w:t>
+      </w:r>
+      <w:r>
+        <w:t xml:space="preserve"> </w:t>
+      </w:r>
+      <w:r>
+        <w:rPr>
+          <w:i/>
+          <w:iCs/>
+        </w:rPr>
+        <w:t xml:space="preserve">Internal and Emergency Medicine</w:t>
+      </w:r>
+      <w:r>
+        <w:t xml:space="preserve"> </w:t>
+      </w:r>
+      <w:r>
+        <w:t xml:space="preserve">12 (1): 103–11.</w:t>
+      </w:r>
+      <w:r>
+        <w:t xml:space="preserve"> </w:t>
+      </w:r>
+      <w:hyperlink r:id="rId73">
+        <w:r>
+          <w:rPr>
+            <w:rStyle w:val="Hyperlink"/>
+          </w:rPr>
+          <w:t xml:space="preserve">https://doi.org/10.1007/s11739-016-1583-7</w:t>
+        </w:r>
+      </w:hyperlink>
+      <w:r>
+        <w:t xml:space="preserve">.</w:t>
+      </w:r>
+    </w:p>
+    <w:bookmarkEnd w:id="74"/>
+    <w:bookmarkStart w:id="75" w:name="ref-viera2005"/>
+    <w:p>
+      <w:pPr>
+        <w:pStyle w:val="Bibliography"/>
+      </w:pPr>
+      <w:r>
+        <w:t xml:space="preserve">Viera, Anthony J., and Joanne M. Garrett. 2005.</w:t>
+      </w:r>
+      <w:r>
+        <w:t xml:space="preserve"> </w:t>
+      </w:r>
+      <w:r>
+        <w:t xml:space="preserve">“Understanding Interobserver Agreement: The Kappa Statistic.”</w:t>
+      </w:r>
+      <w:r>
+        <w:t xml:space="preserve"> </w:t>
+      </w:r>
+      <w:r>
+        <w:rPr>
+          <w:i/>
+          <w:iCs/>
+        </w:rPr>
+        <w:t xml:space="preserve">Family Medicine</w:t>
+      </w:r>
+      <w:r>
+        <w:t xml:space="preserve"> </w:t>
+      </w:r>
+      <w:r>
+        <w:t xml:space="preserve">37 (5): 360–63.</w:t>
+      </w:r>
+    </w:p>
+    <w:bookmarkEnd w:id="75"/>
+    <w:bookmarkEnd w:id="76"/>
+    <w:bookmarkEnd w:id="77"/>
+    <w:bookmarkEnd w:id="78"/>
     <w:sectPr>
       <w:footnotePr>
         <w:numRestart w:val="eachSect"/>

--- a/release/mbc-evidence-dag-paper-A-clinical-v3.0.0.docx
+++ b/release/mbc-evidence-dag-paper-A-clinical-v3.0.0.docx
@@ -86,7 +86,7 @@
         <w:t xml:space="preserve">Methods.</w:t>
       </w:r>
       <w:r>
-        <w:t xml:space="preserve">  We applied a pre-registered graph-theoretic framework to two biomarker-driven mBC subtypes (HR+/HER2-) and NSCLC subtypes (EGFR-mutant, ALK-rearranged), using systematic ClinicalTrials.gov searches (NSCLC freeze 2026-05-16, 702 candidates filtered to 180 pivotal trials; mBC corpus 81 trials from v2.0.0). The unified ESMO+ASCO+NCCN decision tree comprised 50 nodes (25 mBC + 25 NSCLC). The evidence-free decision-point ratio (EFDPR) is the fraction of guideline nodes with no trial edge satisfying state-superset, biomarker-concordance, drug-class, and temporal-precedence criteria; the pre-registered primary test is the one-sided exact binomial test of</w:t>
+        <w:t xml:space="preserve">  We applied a pre-registered graph-theoretic framework to two biomarker-driven mBC subtypes (HR+/HER2-) and NSCLC subtypes (EGFR-mutant, ALK-rearranged), using systematic ClinicalTrials.gov searches (NSCLC freeze 2026-05-16, 702 candidates filtered to 178 pivotal trials; mBC corpus 81 trials from v2.0.0). The unified ESMO+ASCO+NCCN decision tree comprised 49 nodes (25 mBC + 24 NSCLC after de-duplication). The evidence-free decision-point ratio (EFDPR) is the fraction of guideline nodes with no trial edge satisfying state-superset, biomarker-concordance (with biomarker tokens of the trial being a superset of the guideline tokens), drug-class, and temporal-precedence criteria; the pre-registered primary test is the one-sided exact binomial test of</w:t>
       </w:r>
       <w:r>
         <w:t xml:space="preserve"> </w:t>
@@ -164,7 +164,7 @@
         <w:t xml:space="preserve">Results.</w:t>
       </w:r>
       <w:r>
-        <w:t xml:space="preserve">  Under strict concordance the pooled EFDPR was 0.48 (24/50; Clopper-Pearson 95% CI 0.34–0.63); the pre-registered exact-binomial test</w:t>
+        <w:t xml:space="preserve">  Under strict concordance the pooled EFDPR was 0.39 (19/49; Clopper-Pearson 95% CI 0.25–0.54; bootstrap CI 0.25–0.53); the pre-registered exact-binomial test</w:t>
       </w:r>
       <w:r>
         <w:t xml:space="preserve"> </w:t>
@@ -233,11 +233,11 @@
           <m:t>=</m:t>
         </m:r>
         <m:r>
-          <m:t>0.0004</m:t>
+          <m:t>0.023</m:t>
         </m:r>
       </m:oMath>
       <w:r>
-        <w:t xml:space="preserve">). Tumor-stratified sensitivity: mBC-only 0.40 (</w:t>
+        <w:t xml:space="preserve">). ESCAT-aligned and liberal tolerance gave 0.35 (</w:t>
       </w:r>
       <m:oMath>
         <m:r>
@@ -250,11 +250,28 @@
           <m:t>=</m:t>
         </m:r>
         <m:r>
+          <m:t>0.084</m:t>
+        </m:r>
+      </m:oMath>
+      <w:r>
+        <w:t xml:space="preserve">, marginal non-rejection), indicating tolerance sensitivity that we report as pre-registered. Tumor-stratified sensitivity (strict, individually under-powered): mBC-only 0.40 (</w:t>
+      </w:r>
+      <m:oMath>
+        <m:r>
+          <m:t>P</m:t>
+        </m:r>
+        <m:r>
+          <m:rPr>
+            <m:sty m:val="p"/>
+          </m:rPr>
+          <m:t>=</m:t>
+        </m:r>
+        <m:r>
           <m:t>0.07</m:t>
         </m:r>
       </m:oMath>
       <w:r>
-        <w:t xml:space="preserve">, marginal); NSCLC-only 0.56 (</w:t>
+        <w:t xml:space="preserve">); NSCLC-only 0.38 (</w:t>
       </w:r>
       <m:oMath>
         <m:r>
@@ -267,11 +284,11 @@
           <m:t>=</m:t>
         </m:r>
         <m:r>
-          <m:t>0.0009</m:t>
+          <m:t>0.12</m:t>
         </m:r>
       </m:oMath>
       <w:r>
-        <w:t xml:space="preserve">, reject); NSCLC EGFR-only 0.71 (</w:t>
+        <w:t xml:space="preserve">); NSCLC EGFR-only 0.41 (</w:t>
       </w:r>
       <m:oMath>
         <m:r>
@@ -284,11 +301,11 @@
           <m:t>=</m:t>
         </m:r>
         <m:r>
-          <m:t>0.0001</m:t>
+          <m:t>0.11</m:t>
         </m:r>
       </m:oMath>
       <w:r>
-        <w:t xml:space="preserve">, strong rejection); NSCLC ALK-only 0.25 (</w:t>
+        <w:t xml:space="preserve">); NSCLC ALK-only 0.29 (</w:t>
       </w:r>
       <m:oMath>
         <m:r>
@@ -301,11 +318,11 @@
           <m:t>=</m:t>
         </m:r>
         <m:r>
-          <m:t>0.63</m:t>
+          <m:t>0.56</m:t>
         </m:r>
       </m:oMath>
       <w:r>
-        <w:t xml:space="preserve">, well-evidenced). The largest evidence gaps clustered at post-osimertinib EGFR-mutant decision nodes (HER3-ADC, TROP2-ADC, amivantamab+chemo positions) and at post-CDK4/6i mBC decision nodes (everolimus salvage, no-actionable-mutation).</w:t>
+        <w:t xml:space="preserve">). The largest evidence gaps clustered at post-osimertinib EGFR-mutant decision nodes (HER3-ADC, TROP2-ADC, MET+osimertinib positions) and at post-CDK4/6i mBC decision nodes (everolimus salvage, no-actionable-mutation).</w:t>
       </w:r>
       <w:r>
         <w:t xml:space="preserve"> </w:t>
@@ -318,49 +335,7 @@
         <w:t xml:space="preserve">Conclusion.</w:t>
       </w:r>
       <w:r>
-        <w:t xml:space="preserve">  At the unified ESMO+ASCO+NCCN scale across two biomarker-driven solid tumors, nearly half of guideline decision nodes lack directly-supporting pivotal trial evidence chains. The gap is largest in NSCLC EGFR-mutant post-osimertinib settings (71% evidence-free). Guideline committees should consider routine EFDPR audits to identify which decision recommendations rest on direct trial evidence and which on cross-trial extrapolation.</w:t>
-      </w:r>
-    </w:p>
-    <w:p>
-      <w:pPr>
-        <w:pStyle w:val="FirstParagraph"/>
-      </w:pPr>
-      <w:r>
-        <w:rPr>
-          <w:b/>
-          <w:bCs/>
-        </w:rPr>
-        <w:t xml:space="preserve">Key Objective.</w:t>
-      </w:r>
-      <w:r>
-        <w:t xml:space="preserve"> </w:t>
-      </w:r>
-      <w:r>
-        <w:t xml:space="preserve"> </w:t>
-      </w:r>
-      <w:r>
-        <w:t xml:space="preserve">To quantify, at pooled mBC+NSCLC scale, how many ESMO/ASCO/NCCN guideline decision nodes lack directly-supporting pivotal trial evidence chains.</w:t>
-      </w:r>
-    </w:p>
-    <w:p>
-      <w:pPr>
-        <w:pStyle w:val="BodyText"/>
-      </w:pPr>
-      <w:r>
-        <w:rPr>
-          <w:b/>
-          <w:bCs/>
-        </w:rPr>
-        <w:t xml:space="preserve">Knowledge Generated.</w:t>
-      </w:r>
-      <w:r>
-        <w:t xml:space="preserve"> </w:t>
-      </w:r>
-      <w:r>
-        <w:t xml:space="preserve"> </w:t>
-      </w:r>
-      <w:r>
-        <w:t xml:space="preserve">On 50 unified decision nodes against a 210-edge trial-DAG drawn from 261 systematically-searched pivotal trials, the strict EFDPR is 0.48 (Clopper-Pearson 95% CI 0.34–0.63). The pre-registered one-sided exact-binomial test rejects</w:t>
+        <w:t xml:space="preserve">  At the unified ESMO+ASCO+NCCN scale across two biomarker-driven solid tumors, the pre-registered exact-binomial test rejected</w:t>
       </w:r>
       <w:r>
         <w:t xml:space="preserve"> </w:t>
@@ -378,89 +353,41 @@
             </m:r>
           </m:sub>
         </m:sSub>
-        <m:r>
-          <m:rPr>
-            <m:sty m:val="p"/>
-          </m:rPr>
-          <m:t>:</m:t>
-        </m:r>
-        <m:r>
-          <m:rPr>
-            <m:sty m:val="p"/>
-          </m:rPr>
-          <m:t>E</m:t>
-        </m:r>
-        <m:r>
-          <m:rPr>
-            <m:sty m:val="p"/>
-          </m:rPr>
-          <m:t>F</m:t>
-        </m:r>
-        <m:r>
-          <m:rPr>
-            <m:sty m:val="p"/>
-          </m:rPr>
-          <m:t>D</m:t>
-        </m:r>
-        <m:r>
-          <m:rPr>
-            <m:sty m:val="p"/>
-          </m:rPr>
+      </m:oMath>
+      <w:r>
+        <w:t xml:space="preserve"> </w:t>
+      </w:r>
+      <w:r>
+        <w:t xml:space="preserve">at the pooled denominator (</w:t>
+      </w:r>
+      <m:oMath>
+        <m:r>
           <m:t>P</m:t>
         </m:r>
         <m:r>
           <m:rPr>
             <m:sty m:val="p"/>
           </m:rPr>
-          <m:t>R</m:t>
-        </m:r>
-        <m:r>
-          <m:rPr>
-            <m:sty m:val="p"/>
-          </m:rPr>
-          <m:t>≤</m:t>
-        </m:r>
-        <m:r>
-          <m:t>0.25</m:t>
+          <m:t>=</m:t>
+        </m:r>
+        <m:r>
+          <m:t>0.023</m:t>
         </m:r>
       </m:oMath>
       <w:r>
-        <w:t xml:space="preserve"> </w:t>
-      </w:r>
-      <w:r>
-        <w:t xml:space="preserve">at</w:t>
-      </w:r>
-      <w:r>
-        <w:t xml:space="preserve"> </w:t>
-      </w:r>
-      <m:oMath>
-        <m:r>
-          <m:t>P</m:t>
-        </m:r>
-        <m:r>
-          <m:rPr>
-            <m:sty m:val="p"/>
-          </m:rPr>
-          <m:t>=</m:t>
-        </m:r>
-        <m:r>
-          <m:t>0.0004</m:t>
-        </m:r>
-      </m:oMath>
-      <w:r>
-        <w:t xml:space="preserve">. NSCLC EGFR-mutant post-osimertinib decisions are the most evidence-sparse (71% evidence-free).</w:t>
-      </w:r>
-    </w:p>
-    <w:p>
-      <w:pPr>
-        <w:pStyle w:val="BodyText"/>
+        <w:t xml:space="preserve">) but not at any single-tumor or biomarker-subset denominator. Roughly four in ten guideline decision nodes lack directly-supporting trial chains under strict concordance. Guideline committees and trial sponsors can use the released EFDPR overlay to identify which recommendations rest on direct trial evidence and which on cross-trial extrapolation, and to prioritise the next generation of pivotal trials toward the under-supported decision positions.</w:t>
+      </w:r>
+    </w:p>
+    <w:p>
+      <w:pPr>
+        <w:pStyle w:val="FirstParagraph"/>
       </w:pPr>
       <w:r>
         <w:rPr>
           <w:b/>
           <w:bCs/>
         </w:rPr>
-        <w:t xml:space="preserve">Relevance.</w:t>
+        <w:t xml:space="preserve">Key Objective.</w:t>
       </w:r>
       <w:r>
         <w:t xml:space="preserve"> </w:t>
@@ -469,7 +396,7 @@
         <w:t xml:space="preserve"> </w:t>
       </w:r>
       <w:r>
-        <w:t xml:space="preserve">The EFDPR overlay locates the specific decision nodes — primarily NSCLC EGFR-mutant post-osimertinib and mBC post-CDK4/6i salvage — where current evidence chains rest on extrapolation rather than direct pivotal-trial support, providing both an audit tool for guideline committees and a target-population specification for trial sponsors.</w:t>
+        <w:t xml:space="preserve">To quantify, at pooled mBC+NSCLC scale, how many ESMO/ASCO/NCCN guideline decision nodes lack directly-supporting pivotal trial evidence chains.</w:t>
       </w:r>
     </w:p>
     <w:p>
@@ -481,197 +408,16 @@
           <w:b/>
           <w:bCs/>
         </w:rPr>
-        <w:t xml:space="preserve">Keywords:</w:t>
-      </w:r>
-      <w:r>
-        <w:t xml:space="preserve"> </w:t>
-      </w:r>
-      <w:r>
-        <w:t xml:space="preserve">metastatic breast cancer; non-small-cell lung cancer; EGFR; ALK; treatment sequencing; clinical guidelines; computational meta-research; graph-theoretic framework.</w:t>
-      </w:r>
-    </w:p>
-    <w:bookmarkStart w:id="9" w:name="sec:intro"/>
-    <w:p>
-      <w:pPr>
-        <w:pStyle w:val="Heading1"/>
-      </w:pPr>
-      <w:r>
-        <w:t xml:space="preserve">Introduction</w:t>
-      </w:r>
-    </w:p>
-    <w:p>
-      <w:pPr>
-        <w:pStyle w:val="FirstParagraph"/>
-      </w:pPr>
-      <w:r>
-        <w:t xml:space="preserve">Modern systemic therapy for biomarker-driven metastatic cancers has expanded dramatically over the past decade: in HR+/HER2-negative metastatic breast cancer (mBC), CDK4/6 inhibitors, selective estrogen receptor degraders, PI3K/AKT-pathway inhibitors, HER2-low-targeted antibody-drug conjugates, and TROP2-directed ADCs have all entered routine practice;</w:t>
-      </w:r>
-      <w:r>
-        <w:t xml:space="preserve">(Gennari et al. 2024;</w:t>
-      </w:r>
-      <w:r>
-        <w:t xml:space="preserve"> </w:t>
-      </w:r>
-      <w:r>
-        <w:t xml:space="preserve">Gradishar et al.</w:t>
-      </w:r>
-      <w:r>
-        <w:t xml:space="preserve"> </w:t>
-      </w:r>
-      <w:r>
-        <w:t xml:space="preserve">2024;</w:t>
-      </w:r>
-      <w:r>
-        <w:t xml:space="preserve"> </w:t>
-      </w:r>
-      <w:r>
-        <w:t xml:space="preserve">Giordano et al.</w:t>
-      </w:r>
-      <w:r>
-        <w:t xml:space="preserve"> </w:t>
-      </w:r>
-      <w:r>
-        <w:t xml:space="preserve">2022)</w:t>
-      </w:r>
-      <w:r>
-        <w:t xml:space="preserve"> </w:t>
-      </w:r>
-      <w:r>
-        <w:t xml:space="preserve">in EGFR-mutant and ALK-rearranged non-small-cell lung cancer (NSCLC), third-generation EGFR-tyrosine kinase inhibitors, bispecific antibodies (amivantamab + lazertinib), HER3-directed ADCs, third-generation ALK inhibitors, and TROP2-ADCs have followed similar trajectories.</w:t>
-      </w:r>
-      <w:r>
-        <w:t xml:space="preserve">(</w:t>
-      </w:r>
-      <w:r>
-        <w:t xml:space="preserve">Hendriks et al.</w:t>
-      </w:r>
-      <w:r>
-        <w:t xml:space="preserve"> </w:t>
-      </w:r>
-      <w:r>
-        <w:t xml:space="preserve">2023;</w:t>
-      </w:r>
-      <w:r>
-        <w:t xml:space="preserve"> </w:t>
-      </w:r>
-      <w:r>
-        <w:t xml:space="preserve">Ettinger et al.</w:t>
-      </w:r>
-      <w:r>
-        <w:t xml:space="preserve"> </w:t>
-      </w:r>
-      <w:r>
-        <w:t xml:space="preserve">2024)</w:t>
-      </w:r>
-      <w:r>
-        <w:t xml:space="preserve"> </w:t>
-      </w:r>
-      <w:r>
-        <w:t xml:space="preserve">Each agent achieved approval on the basis of a pivotal trial that fixed a single point in the multi-line trajectory, typically without head-to-head testing against simultaneously-approved alternatives.</w:t>
-      </w:r>
-    </w:p>
-    <w:p>
-      <w:pPr>
-        <w:pStyle w:val="BodyText"/>
-      </w:pPr>
-      <w:r>
-        <w:t xml:space="preserve">Major clinical guidelines (ESMO, ASCO, NCCN) accommodate this fragmentation by composing decision trees in which adjacent recommendations are drawn from distinct, non-overlapping pivotal trials. This practice differs from network meta-analysis,</w:t>
-      </w:r>
-      <w:r>
-        <w:t xml:space="preserve">(Rouse et al. 2017)</w:t>
-      </w:r>
-      <w:r>
-        <w:t xml:space="preserve"> </w:t>
-      </w:r>
-      <w:r>
-        <w:t xml:space="preserve">which addresses a single decision point, and from GRADE,</w:t>
-      </w:r>
-      <w:r>
-        <w:t xml:space="preserve">(</w:t>
-      </w:r>
-      <w:r>
-        <w:t xml:space="preserve">Guyatt et al.</w:t>
-      </w:r>
-      <w:r>
-        <w:t xml:space="preserve"> </w:t>
-      </w:r>
-      <w:r>
-        <w:t xml:space="preserve">2008)</w:t>
-      </w:r>
-      <w:r>
-        <w:t xml:space="preserve"> </w:t>
-      </w:r>
-      <w:r>
-        <w:t xml:space="preserve">which rates per-recommendation certainty; neither method quantifies tree-level coverage. The legitimacy of these compositions has been argued narratively but has not been measured at production scale across multiple biomarker-driven tumor types. Our group’s earlier single-tumor mBC analysis (v2.0.0; preserved tag) found a marginal non-rejection (</w:t>
-      </w:r>
-      <m:oMath>
-        <m:r>
-          <m:t>P</m:t>
-        </m:r>
-        <m:r>
-          <m:rPr>
-            <m:sty m:val="p"/>
-          </m:rPr>
-          <m:t>=</m:t>
-        </m:r>
-        <m:r>
-          <m:t>0.07</m:t>
-        </m:r>
-      </m:oMath>
-      <w:r>
-        <w:t xml:space="preserve">) at</w:t>
-      </w:r>
-      <w:r>
-        <w:t xml:space="preserve"> </w:t>
-      </w:r>
-      <m:oMath>
-        <m:r>
-          <m:t>n</m:t>
-        </m:r>
-        <m:r>
-          <m:rPr>
-            <m:sty m:val="p"/>
-          </m:rPr>
-          <m:t>=</m:t>
-        </m:r>
-        <m:r>
-          <m:t>25</m:t>
-        </m:r>
-      </m:oMath>
-      <w:r>
-        <w:t xml:space="preserve"> </w:t>
-      </w:r>
-      <w:r>
-        <w:t xml:space="preserve">guideline nodes — consistent with substantial composition-across-non-overlapping-trials but underpowered for confirmatory inference. The present manuscript extends to NSCLC (EGFR + ALK), pools the two-tumor decision-tree denominator to</w:t>
-      </w:r>
-      <w:r>
-        <w:t xml:space="preserve"> </w:t>
-      </w:r>
-      <m:oMath>
-        <m:r>
-          <m:t>n</m:t>
-        </m:r>
-        <m:r>
-          <m:rPr>
-            <m:sty m:val="p"/>
-          </m:rPr>
-          <m:t>=</m:t>
-        </m:r>
-        <m:r>
-          <m:t>50</m:t>
-        </m:r>
-      </m:oMath>
-      <w:r>
-        <w:t xml:space="preserve">, and applies a pre-registered</w:t>
-      </w:r>
-      <w:r>
-        <w:t xml:space="preserve">(Munafò et al. 2017)</w:t>
-      </w:r>
-      <w:r>
-        <w:t xml:space="preserve"> </w:t>
-      </w:r>
-      <w:r>
-        <w:t xml:space="preserve">exact-binomial test of</w:t>
+        <w:t xml:space="preserve">Knowledge Generated.</w:t>
+      </w:r>
+      <w:r>
+        <w:t xml:space="preserve"> </w:t>
+      </w:r>
+      <w:r>
+        <w:t xml:space="preserve"> </w:t>
+      </w:r>
+      <w:r>
+        <w:t xml:space="preserve">On 49 unified decision nodes against a 212-edge trial-DAG drawn from 259 systematically-searched pivotal trials, the strict EFDPR is 0.39 (Clopper-Pearson 95% CI 0.25–0.54; bootstrap CI 0.25–0.53). The pre-registered one-sided exact-binomial test rejects</w:t>
       </w:r>
       <w:r>
         <w:t xml:space="preserve"> </w:t>
@@ -739,26 +485,92 @@
         <w:t xml:space="preserve"> </w:t>
       </w:r>
       <w:r>
-        <w:t xml:space="preserve">for the first time at adequately-powered scale.</w:t>
-      </w:r>
-    </w:p>
-    <w:bookmarkEnd w:id="9"/>
-    <w:bookmarkStart w:id="15" w:name="sec:methods"/>
+        <w:t xml:space="preserve">at</w:t>
+      </w:r>
+      <w:r>
+        <w:t xml:space="preserve"> </w:t>
+      </w:r>
+      <m:oMath>
+        <m:r>
+          <m:t>P</m:t>
+        </m:r>
+        <m:r>
+          <m:rPr>
+            <m:sty m:val="p"/>
+          </m:rPr>
+          <m:t>=</m:t>
+        </m:r>
+        <m:r>
+          <m:t>0.023</m:t>
+        </m:r>
+      </m:oMath>
+      <w:r>
+        <w:t xml:space="preserve">. ESCAT-aligned and liberal tolerance gave 0.35 (</w:t>
+      </w:r>
+      <m:oMath>
+        <m:r>
+          <m:t>P</m:t>
+        </m:r>
+        <m:r>
+          <m:rPr>
+            <m:sty m:val="p"/>
+          </m:rPr>
+          <m:t>=</m:t>
+        </m:r>
+        <m:r>
+          <m:t>0.084</m:t>
+        </m:r>
+      </m:oMath>
+      <w:r>
+        <w:t xml:space="preserve">). Post-osimertinib EGFR-mutant and post-CDK4/6i mBC biomarker-stratified positions are the largest contributors.</w:t>
+      </w:r>
+    </w:p>
+    <w:p>
+      <w:pPr>
+        <w:pStyle w:val="BodyText"/>
+      </w:pPr>
+      <w:r>
+        <w:rPr>
+          <w:b/>
+          <w:bCs/>
+        </w:rPr>
+        <w:t xml:space="preserve">Relevance.</w:t>
+      </w:r>
+      <w:r>
+        <w:t xml:space="preserve"> </w:t>
+      </w:r>
+      <w:r>
+        <w:t xml:space="preserve"> </w:t>
+      </w:r>
+      <w:r>
+        <w:t xml:space="preserve">The EFDPR overlay locates the specific decision nodes — primarily NSCLC EGFR-mutant post-osimertinib and mBC post-CDK4/6i salvage — where current evidence chains rest on extrapolation rather than direct pivotal-trial support, providing both an audit tool for guideline committees and a target-population specification for trial sponsors.</w:t>
+      </w:r>
+    </w:p>
+    <w:p>
+      <w:pPr>
+        <w:pStyle w:val="BodyText"/>
+      </w:pPr>
+      <w:r>
+        <w:rPr>
+          <w:b/>
+          <w:bCs/>
+        </w:rPr>
+        <w:t xml:space="preserve">Keywords:</w:t>
+      </w:r>
+      <w:r>
+        <w:t xml:space="preserve"> </w:t>
+      </w:r>
+      <w:r>
+        <w:t xml:space="preserve">metastatic breast cancer; non-small-cell lung cancer; EGFR; ALK; treatment sequencing; clinical guidelines; computational meta-research; graph-theoretic framework.</w:t>
+      </w:r>
+    </w:p>
+    <w:bookmarkStart w:id="9" w:name="sec:intro"/>
     <w:p>
       <w:pPr>
         <w:pStyle w:val="Heading1"/>
       </w:pPr>
       <w:r>
-        <w:t xml:space="preserve">Methods</w:t>
-      </w:r>
-    </w:p>
-    <w:bookmarkStart w:id="10" w:name="data-sources-and-pre-registration"/>
-    <w:p>
-      <w:pPr>
-        <w:pStyle w:val="Heading2"/>
-      </w:pPr>
-      <w:r>
-        <w:t xml:space="preserve">Data sources and pre-registration</w:t>
+        <w:t xml:space="preserve">Introduction</w:t>
       </w:r>
     </w:p>
     <w:p>
@@ -766,28 +578,390 @@
         <w:pStyle w:val="FirstParagraph"/>
       </w:pPr>
       <w:r>
-        <w:t xml:space="preserve">The pre-registration (</w:t>
-      </w:r>
-      <w:r>
-        <w:rPr>
-          <w:rStyle w:val="VerbatimChar"/>
-        </w:rPr>
-        <w:t xml:space="preserve">docs/prereg-v3.md</w:t>
-      </w:r>
-      <w:r>
-        <w:t xml:space="preserve">, commit</w:t>
-      </w:r>
-      <w:r>
-        <w:t xml:space="preserve"> </w:t>
-      </w:r>
-      <w:r>
-        <w:rPr>
-          <w:rStyle w:val="VerbatimChar"/>
-        </w:rPr>
-        <w:t xml:space="preserve">4b5bf1a</w:t>
-      </w:r>
-      <w:r>
-        <w:t xml:space="preserve">) was committed before any NSCLC outcome-touching analysis. The primary outcome (pooled strict-tolerance EFDPR), primary test (one-sided exact binomial of</w:t>
+        <w:t xml:space="preserve">Modern systemic therapy for biomarker-driven metastatic cancers has expanded dramatically over the past decade: in HR+/HER2-negative metastatic breast cancer (mBC), CDK4/6 inhibitors, selective estrogen receptor degraders, PI3K/AKT-pathway inhibitors, HER2-low-targeted antibody-drug conjugates, and TROP2-directed ADCs have all entered routine practice.</w:t>
+      </w:r>
+      <w:r>
+        <w:t xml:space="preserve">(Gennari et al. 2024;</w:t>
+      </w:r>
+      <w:r>
+        <w:t xml:space="preserve"> </w:t>
+      </w:r>
+      <w:r>
+        <w:t xml:space="preserve">Gradishar et al.</w:t>
+      </w:r>
+      <w:r>
+        <w:t xml:space="preserve"> </w:t>
+      </w:r>
+      <w:r>
+        <w:t xml:space="preserve">2024;</w:t>
+      </w:r>
+      <w:r>
+        <w:t xml:space="preserve"> </w:t>
+      </w:r>
+      <w:r>
+        <w:t xml:space="preserve">Giordano et al.</w:t>
+      </w:r>
+      <w:r>
+        <w:t xml:space="preserve"> </w:t>
+      </w:r>
+      <w:r>
+        <w:t xml:space="preserve">2022)</w:t>
+      </w:r>
+      <w:r>
+        <w:t xml:space="preserve"> </w:t>
+      </w:r>
+      <w:r>
+        <w:t xml:space="preserve">In parallel, EGFR-mutant and ALK-rearranged non-small-cell lung cancer (NSCLC) has seen third-generation EGFR TKIs (FLAURA),</w:t>
+      </w:r>
+      <w:r>
+        <w:t xml:space="preserve">(</w:t>
+      </w:r>
+      <w:r>
+        <w:t xml:space="preserve">Soria et al.</w:t>
+      </w:r>
+      <w:r>
+        <w:t xml:space="preserve"> </w:t>
+      </w:r>
+      <w:r>
+        <w:t xml:space="preserve">2018)</w:t>
+      </w:r>
+      <w:r>
+        <w:t xml:space="preserve"> </w:t>
+      </w:r>
+      <w:r>
+        <w:t xml:space="preserve">third-generation TKI plus chemotherapy (FLAURA2),</w:t>
+      </w:r>
+      <w:r>
+        <w:t xml:space="preserve">(</w:t>
+      </w:r>
+      <w:r>
+        <w:t xml:space="preserve">Jänne et al.</w:t>
+      </w:r>
+      <w:r>
+        <w:t xml:space="preserve"> </w:t>
+      </w:r>
+      <w:r>
+        <w:t xml:space="preserve">2024)</w:t>
+      </w:r>
+      <w:r>
+        <w:t xml:space="preserve"> </w:t>
+      </w:r>
+      <w:r>
+        <w:t xml:space="preserve">bispecific antibodies (MARIPOSA: amivantamab + lazertinib),</w:t>
+      </w:r>
+      <w:r>
+        <w:t xml:space="preserve">(</w:t>
+      </w:r>
+      <w:r>
+        <w:t xml:space="preserve">Cho et al.</w:t>
+      </w:r>
+      <w:r>
+        <w:t xml:space="preserve"> </w:t>
+      </w:r>
+      <w:r>
+        <w:t xml:space="preserve">2024)</w:t>
+      </w:r>
+      <w:r>
+        <w:t xml:space="preserve"> </w:t>
+      </w:r>
+      <w:r>
+        <w:t xml:space="preserve">HER3-directed ADCs (HERTHENA-Lung01),</w:t>
+      </w:r>
+      <w:r>
+        <w:t xml:space="preserve">(</w:t>
+      </w:r>
+      <w:r>
+        <w:t xml:space="preserve">Yu et al.</w:t>
+      </w:r>
+      <w:r>
+        <w:t xml:space="preserve"> </w:t>
+      </w:r>
+      <w:r>
+        <w:t xml:space="preserve">2023)</w:t>
+      </w:r>
+      <w:r>
+        <w:t xml:space="preserve"> </w:t>
+      </w:r>
+      <w:r>
+        <w:t xml:space="preserve">TROP2-ADCs (TROPION-Lung01),</w:t>
+      </w:r>
+      <w:r>
+        <w:t xml:space="preserve">(</w:t>
+      </w:r>
+      <w:r>
+        <w:t xml:space="preserve">Ahn et al.</w:t>
+      </w:r>
+      <w:r>
+        <w:t xml:space="preserve"> </w:t>
+      </w:r>
+      <w:r>
+        <w:t xml:space="preserve">2024)</w:t>
+      </w:r>
+      <w:r>
+        <w:t xml:space="preserve"> </w:t>
+      </w:r>
+      <w:r>
+        <w:t xml:space="preserve">amivantamab + chemotherapy for ex20ins (PAPILLON),</w:t>
+      </w:r>
+      <w:r>
+        <w:t xml:space="preserve">(</w:t>
+      </w:r>
+      <w:r>
+        <w:t xml:space="preserve">Zhou et al.</w:t>
+      </w:r>
+      <w:r>
+        <w:t xml:space="preserve"> </w:t>
+      </w:r>
+      <w:r>
+        <w:t xml:space="preserve">2024)</w:t>
+      </w:r>
+      <w:r>
+        <w:t xml:space="preserve"> </w:t>
+      </w:r>
+      <w:r>
+        <w:t xml:space="preserve">osimertinib for T790M+ (AURA3),</w:t>
+      </w:r>
+      <w:r>
+        <w:t xml:space="preserve">(</w:t>
+      </w:r>
+      <w:r>
+        <w:t xml:space="preserve">Mok et al.</w:t>
+      </w:r>
+      <w:r>
+        <w:t xml:space="preserve"> </w:t>
+      </w:r>
+      <w:r>
+        <w:t xml:space="preserve">2017)</w:t>
+      </w:r>
+      <w:r>
+        <w:t xml:space="preserve"> </w:t>
+      </w:r>
+      <w:r>
+        <w:t xml:space="preserve">second-generation EGFR TKI dacomitinib (ARCHER 1050),</w:t>
+      </w:r>
+      <w:r>
+        <w:t xml:space="preserve">(</w:t>
+      </w:r>
+      <w:r>
+        <w:t xml:space="preserve">Wu et al.</w:t>
+      </w:r>
+      <w:r>
+        <w:t xml:space="preserve"> </w:t>
+      </w:r>
+      <w:r>
+        <w:t xml:space="preserve">2017)</w:t>
+      </w:r>
+      <w:r>
+        <w:t xml:space="preserve"> </w:t>
+      </w:r>
+      <w:r>
+        <w:t xml:space="preserve">post-osimertinib amivantamab + chemo (MARIPOSA-2),</w:t>
+      </w:r>
+      <w:r>
+        <w:t xml:space="preserve">(</w:t>
+      </w:r>
+      <w:r>
+        <w:t xml:space="preserve">Passaro et al.</w:t>
+      </w:r>
+      <w:r>
+        <w:t xml:space="preserve"> </w:t>
+      </w:r>
+      <w:r>
+        <w:t xml:space="preserve">2024)</w:t>
+      </w:r>
+      <w:r>
+        <w:t xml:space="preserve"> </w:t>
+      </w:r>
+      <w:r>
+        <w:t xml:space="preserve">and three first-line ALK TKI families (ALEX, ALTA-1L, CROWN, PROFILE 1014).</w:t>
+      </w:r>
+      <w:r>
+        <w:t xml:space="preserve">(</w:t>
+      </w:r>
+      <w:r>
+        <w:t xml:space="preserve">Peters et al.</w:t>
+      </w:r>
+      <w:r>
+        <w:t xml:space="preserve"> </w:t>
+      </w:r>
+      <w:r>
+        <w:t xml:space="preserve">2017;</w:t>
+      </w:r>
+      <w:r>
+        <w:t xml:space="preserve"> </w:t>
+      </w:r>
+      <w:r>
+        <w:t xml:space="preserve">Camidge et al.</w:t>
+      </w:r>
+      <w:r>
+        <w:t xml:space="preserve"> </w:t>
+      </w:r>
+      <w:r>
+        <w:t xml:space="preserve">2018;</w:t>
+      </w:r>
+      <w:r>
+        <w:t xml:space="preserve"> </w:t>
+      </w:r>
+      <w:r>
+        <w:t xml:space="preserve">Shaw et al.</w:t>
+      </w:r>
+      <w:r>
+        <w:t xml:space="preserve"> </w:t>
+      </w:r>
+      <w:r>
+        <w:t xml:space="preserve">2020;</w:t>
+      </w:r>
+      <w:r>
+        <w:t xml:space="preserve"> </w:t>
+      </w:r>
+      <w:r>
+        <w:t xml:space="preserve">Solomon et al.</w:t>
+      </w:r>
+      <w:r>
+        <w:t xml:space="preserve"> </w:t>
+      </w:r>
+      <w:r>
+        <w:t xml:space="preserve">2014)</w:t>
+      </w:r>
+      <w:r>
+        <w:t xml:space="preserve"> </w:t>
+      </w:r>
+      <w:r>
+        <w:t xml:space="preserve">Each agent achieved guideline endorsement</w:t>
+      </w:r>
+      <w:r>
+        <w:t xml:space="preserve">(</w:t>
+      </w:r>
+      <w:r>
+        <w:t xml:space="preserve">Hendriks et al.</w:t>
+      </w:r>
+      <w:r>
+        <w:t xml:space="preserve"> </w:t>
+      </w:r>
+      <w:r>
+        <w:t xml:space="preserve">2023;</w:t>
+      </w:r>
+      <w:r>
+        <w:t xml:space="preserve"> </w:t>
+      </w:r>
+      <w:r>
+        <w:t xml:space="preserve">Ettinger et al.</w:t>
+      </w:r>
+      <w:r>
+        <w:t xml:space="preserve"> </w:t>
+      </w:r>
+      <w:r>
+        <w:t xml:space="preserve">2024)</w:t>
+      </w:r>
+      <w:r>
+        <w:t xml:space="preserve"> </w:t>
+      </w:r>
+      <w:r>
+        <w:t xml:space="preserve">on the basis of a pivotal trial that fixed a single point in the multi-line trajectory, typically without head-to-head testing against simultaneously-approved alternatives.</w:t>
+      </w:r>
+    </w:p>
+    <w:p>
+      <w:pPr>
+        <w:pStyle w:val="BodyText"/>
+      </w:pPr>
+      <w:r>
+        <w:t xml:space="preserve">Major clinical guidelines (ESMO, ASCO, NCCN) accommodate this fragmentation by composing decision trees in which adjacent recommendations are drawn from distinct, non-overlapping pivotal trials. This practice differs from network meta-analysis,</w:t>
+      </w:r>
+      <w:r>
+        <w:t xml:space="preserve">(Rouse et al. 2017)</w:t>
+      </w:r>
+      <w:r>
+        <w:t xml:space="preserve"> </w:t>
+      </w:r>
+      <w:r>
+        <w:t xml:space="preserve">which addresses a single decision point, and from GRADE,</w:t>
+      </w:r>
+      <w:r>
+        <w:t xml:space="preserve">(</w:t>
+      </w:r>
+      <w:r>
+        <w:t xml:space="preserve">Guyatt et al.</w:t>
+      </w:r>
+      <w:r>
+        <w:t xml:space="preserve"> </w:t>
+      </w:r>
+      <w:r>
+        <w:t xml:space="preserve">2008)</w:t>
+      </w:r>
+      <w:r>
+        <w:t xml:space="preserve"> </w:t>
+      </w:r>
+      <w:r>
+        <w:t xml:space="preserve">which rates per-recommendation certainty; neither method quantifies tree-level coverage. The legitimacy of these compositions has been argued narratively but has not been measured at production scale across multiple biomarker-driven tumor types. Our group’s earlier single-tumor mBC analysis (v2.0.0; preserved tag) found a marginal non-rejection (</w:t>
+      </w:r>
+      <m:oMath>
+        <m:r>
+          <m:t>P</m:t>
+        </m:r>
+        <m:r>
+          <m:rPr>
+            <m:sty m:val="p"/>
+          </m:rPr>
+          <m:t>=</m:t>
+        </m:r>
+        <m:r>
+          <m:t>0.07</m:t>
+        </m:r>
+      </m:oMath>
+      <w:r>
+        <w:t xml:space="preserve">) at</w:t>
+      </w:r>
+      <w:r>
+        <w:t xml:space="preserve"> </w:t>
+      </w:r>
+      <m:oMath>
+        <m:r>
+          <m:t>n</m:t>
+        </m:r>
+        <m:r>
+          <m:rPr>
+            <m:sty m:val="p"/>
+          </m:rPr>
+          <m:t>=</m:t>
+        </m:r>
+        <m:r>
+          <m:t>25</m:t>
+        </m:r>
+      </m:oMath>
+      <w:r>
+        <w:t xml:space="preserve"> </w:t>
+      </w:r>
+      <w:r>
+        <w:t xml:space="preserve">guideline nodes — consistent with substantial composition-across-non-overlapping-trials but underpowered for confirmatory inference. The present manuscript extends to NSCLC (EGFR + ALK), pools the two-tumor decision-tree denominator to</w:t>
+      </w:r>
+      <w:r>
+        <w:t xml:space="preserve"> </w:t>
+      </w:r>
+      <m:oMath>
+        <m:r>
+          <m:t>n</m:t>
+        </m:r>
+        <m:r>
+          <m:rPr>
+            <m:sty m:val="p"/>
+          </m:rPr>
+          <m:t>=</m:t>
+        </m:r>
+        <m:r>
+          <m:t>50</m:t>
+        </m:r>
+      </m:oMath>
+      <w:r>
+        <w:t xml:space="preserve">, and applies a pre-registered</w:t>
+      </w:r>
+      <w:r>
+        <w:t xml:space="preserve">(Munafò et al. 2017)</w:t>
+      </w:r>
+      <w:r>
+        <w:t xml:space="preserve"> </w:t>
+      </w:r>
+      <w:r>
+        <w:t xml:space="preserve">exact-binomial test of</w:t>
       </w:r>
       <w:r>
         <w:t xml:space="preserve"> </w:t>
@@ -812,7 +986,34 @@
           <m:t>:</m:t>
         </m:r>
         <m:r>
-          <m:t>p</m:t>
+          <m:rPr>
+            <m:sty m:val="p"/>
+          </m:rPr>
+          <m:t>E</m:t>
+        </m:r>
+        <m:r>
+          <m:rPr>
+            <m:sty m:val="p"/>
+          </m:rPr>
+          <m:t>F</m:t>
+        </m:r>
+        <m:r>
+          <m:rPr>
+            <m:sty m:val="p"/>
+          </m:rPr>
+          <m:t>D</m:t>
+        </m:r>
+        <m:r>
+          <m:rPr>
+            <m:sty m:val="p"/>
+          </m:rPr>
+          <m:t>P</m:t>
+        </m:r>
+        <m:r>
+          <m:rPr>
+            <m:sty m:val="p"/>
+          </m:rPr>
+          <m:t>R</m:t>
         </m:r>
         <m:r>
           <m:rPr>
@@ -828,37 +1029,26 @@
         <w:t xml:space="preserve"> </w:t>
       </w:r>
       <w:r>
-        <w:t xml:space="preserve">at</w:t>
-      </w:r>
-      <w:r>
-        <w:t xml:space="preserve"> </w:t>
-      </w:r>
-      <m:oMath>
-        <m:r>
-          <m:t>α</m:t>
-        </m:r>
-        <m:r>
-          <m:rPr>
-            <m:sty m:val="p"/>
-          </m:rPr>
-          <m:t>=</m:t>
-        </m:r>
-        <m:r>
-          <m:t>0.05</m:t>
-        </m:r>
-      </m:oMath>
-      <w:r>
-        <w:t xml:space="preserve">), tumor-stratified sensitivity, and inter-annotator validation gates were pre-registered. mBC analysis follows v2.0.0 (frozen tag); NSCLC analysis is new in v3.</w:t>
-      </w:r>
-    </w:p>
-    <w:bookmarkEnd w:id="10"/>
-    <w:bookmarkStart w:id="11" w:name="systematic-trial-search-and-inclusion"/>
+        <w:t xml:space="preserve">for the first time at adequately-powered scale.</w:t>
+      </w:r>
+    </w:p>
+    <w:bookmarkEnd w:id="9"/>
+    <w:bookmarkStart w:id="15" w:name="sec:methods"/>
+    <w:p>
+      <w:pPr>
+        <w:pStyle w:val="Heading1"/>
+      </w:pPr>
+      <w:r>
+        <w:t xml:space="preserve">Methods</w:t>
+      </w:r>
+    </w:p>
+    <w:bookmarkStart w:id="10" w:name="data-sources-and-pre-registration"/>
     <w:p>
       <w:pPr>
         <w:pStyle w:val="Heading2"/>
       </w:pPr>
       <w:r>
-        <w:t xml:space="preserve">Systematic trial search and inclusion</w:t>
+        <w:t xml:space="preserve">Data sources and pre-registration</w:t>
       </w:r>
     </w:p>
     <w:p>
@@ -866,103 +1056,16 @@
         <w:pStyle w:val="FirstParagraph"/>
       </w:pPr>
       <w:r>
-        <w:t xml:space="preserve">NSCLC: ClinicalTrials.gov v2 API (freeze 2026-05-16; 702 candidates) was filtered by eight pre-specified criteria (phase 2/3, interventional, start year 2013–2026, NSCLC + metastatic, EGFR or ALK biomarker, eligibility retrievable, enrolment</w:t>
-      </w:r>
-      <w:r>
-        <w:t xml:space="preserve"> </w:t>
-      </w:r>
-      <m:oMath>
-        <m:r>
-          <m:rPr>
-            <m:sty m:val="p"/>
-          </m:rPr>
-          <m:t>≥</m:t>
-        </m:r>
-        <m:r>
-          <m:t>100</m:t>
-        </m:r>
-      </m:oMath>
-      <w:r>
-        <w:t xml:space="preserve">, primary completion by 2026) to 176 systematic candidates. Five reviewer-flagged supplementary pivotal trials (PROFILE 1014, AURA3 corrected from a v3-round-0 NCT-misidentification to NCT02151981, HERTHENA-Lung01 corrected to NCT04619004, TROPION-Lung01 corrected to NCT04656652, plus one trial removed for misidentification) brought the final NSCLC corpus to 180 trials, of which 145 entered the in-scope trial-DAG. mBC corpus (81 trials) and decision tree (25 nodes) are inherited unchanged from v2.0.0.</w:t>
-      </w:r>
-    </w:p>
-    <w:bookmarkEnd w:id="11"/>
-    <w:bookmarkStart w:id="12" w:name="dual-annotator-llm-extraction"/>
-    <w:p>
-      <w:pPr>
-        <w:pStyle w:val="Heading2"/>
-      </w:pPr>
-      <w:r>
-        <w:t xml:space="preserve">Dual-annotator LLM extraction</w:t>
-      </w:r>
-    </w:p>
-    <w:p>
-      <w:pPr>
-        <w:pStyle w:val="FirstParagraph"/>
-      </w:pPr>
-      <w:r>
-        <w:t xml:space="preserve">For NSCLC, eligibility text was structured into the schema (v1.0 with NSCLC-specific biomarker tokens) by Annotator A (Claude) in 4 parallel batches and Annotator B (Codex / GPT-5) on a 15-trial validation subset (seed 20260516). Pre-adjudication mean Cohen’s</w:t>
-      </w:r>
-      <w:r>
-        <w:t xml:space="preserve"> </w:t>
-      </w:r>
-      <m:oMath>
-        <m:r>
-          <m:t>κ</m:t>
-        </m:r>
-      </m:oMath>
-      <w:r>
-        <w:t xml:space="preserve">(Cohen 1960)</w:t>
-      </w:r>
-      <w:r>
-        <w:t xml:space="preserve"> </w:t>
-      </w:r>
-      <w:r>
-        <w:t xml:space="preserve">on 8 NSCLC key fields was 0.78; mean PABAK</w:t>
-      </w:r>
-      <w:r>
-        <w:t xml:space="preserve">(Byrt et al. 1993; Viera and Garrett 2005)</w:t>
-      </w:r>
-      <w:r>
-        <w:t xml:space="preserve"> </w:t>
-      </w:r>
-      <w:r>
-        <w:t xml:space="preserve">was 0.73. The kappa gate failed pre-adjudication on</w:t>
-      </w:r>
-      <w:r>
-        <w:t xml:space="preserve"> </w:t>
+        <w:t xml:space="preserve">The pre-registration (</w:t>
       </w:r>
       <w:r>
         <w:rPr>
           <w:rStyle w:val="VerbatimChar"/>
         </w:rPr>
-        <w:t xml:space="preserve">post_alk_tki</w:t>
-      </w:r>
-      <w:r>
-        <w:t xml:space="preserve"> </w:t>
-      </w:r>
-      <w:r>
-        <w:t xml:space="preserve">(small validation-sample effect,</w:t>
-      </w:r>
-      <w:r>
-        <w:t xml:space="preserve"> </w:t>
-      </w:r>
-      <m:oMath>
-        <m:r>
-          <m:t>κ</m:t>
-        </m:r>
-        <m:r>
-          <m:rPr>
-            <m:sty m:val="p"/>
-          </m:rPr>
-          <m:t>=</m:t>
-        </m:r>
-        <m:r>
-          <m:t>0.29</m:t>
-        </m:r>
-      </m:oMath>
-      <w:r>
-        <w:t xml:space="preserve">) and</w:t>
+        <w:t xml:space="preserve">docs/prereg-v3.md</w:t>
+      </w:r>
+      <w:r>
+        <w:t xml:space="preserve">, commit</w:t>
       </w:r>
       <w:r>
         <w:t xml:space="preserve"> </w:t>
@@ -971,196 +1074,10 @@
         <w:rPr>
           <w:rStyle w:val="VerbatimChar"/>
         </w:rPr>
-        <w:t xml:space="preserve">egfr_t790m</w:t>
-      </w:r>
-      <w:r>
-        <w:t xml:space="preserve"> </w:t>
-      </w:r>
-      <w:r>
-        <w:t xml:space="preserve">(</w:t>
-      </w:r>
-      <m:oMath>
-        <m:r>
-          <m:t>κ</m:t>
-        </m:r>
-        <m:r>
-          <m:rPr>
-            <m:sty m:val="p"/>
-          </m:rPr>
-          <m:t>=</m:t>
-        </m:r>
-        <m:r>
-          <m:t>0.61</m:t>
-        </m:r>
-      </m:oMath>
-      <w:r>
-        <w:t xml:space="preserve">); other fields passed.</w:t>
-      </w:r>
-    </w:p>
-    <w:bookmarkEnd w:id="12"/>
-    <w:bookmarkStart w:id="13" w:name="nsclc-guideline-decision-tree-encoding"/>
-    <w:p>
-      <w:pPr>
-        <w:pStyle w:val="Heading2"/>
-      </w:pPr>
-      <w:r>
-        <w:t xml:space="preserve">NSCLC guideline decision-tree encoding</w:t>
-      </w:r>
-    </w:p>
-    <w:p>
-      <w:pPr>
-        <w:pStyle w:val="FirstParagraph"/>
-      </w:pPr>
-      <w:r>
-        <w:t xml:space="preserve">The unified ESMO+ASCO+NCCN NSCLC EGFR + ALK decision tree was hand-curated from the source guidelines (ESMO Clinical Practice Guideline for metastatic NSCLC; ASCO living guideline; NCCN NSCLC v5.2024) into 25 nodes (13 ESMO+ASCO+NCCN-shared, 6 NCCN-unique, 2 ASCO+NCCN, 2 ESMO+NCCN, 1 ESMO-only, 1 ASCO-only). 12 nodes cover EGFR-mutant decisions (including 4 post-osimertinib sub-positions), 8 cover ALK-rearranged (including resistance-mutation salvage), and 5 cover combined or special-population scenarios.</w:t>
-      </w:r>
-    </w:p>
-    <w:bookmarkEnd w:id="13"/>
-    <w:bookmarkStart w:id="14" w:name="Xac085a08fb501adb8d1c221f99cf6aa93f90631"/>
-    <w:p>
-      <w:pPr>
-        <w:pStyle w:val="Heading2"/>
-      </w:pPr>
-      <w:r>
-        <w:t xml:space="preserve">Concordance algorithm and pooled inference</w:t>
-      </w:r>
-    </w:p>
-    <w:p>
-      <w:pPr>
-        <w:pStyle w:val="FirstParagraph"/>
-      </w:pPr>
-      <w:r>
-        <w:t xml:space="preserve">The four concordance criteria are unchanged from v2: state superset, drug-class equivalence, biomarker concordance (pre-registered tolerance grid: strict / ESCAT-aligned</w:t>
-      </w:r>
-      <w:r>
-        <w:t xml:space="preserve">(</w:t>
-      </w:r>
-      <w:r>
-        <w:t xml:space="preserve">Mateo et al.</w:t>
-      </w:r>
-      <w:r>
-        <w:t xml:space="preserve"> </w:t>
-      </w:r>
-      <w:r>
-        <w:t xml:space="preserve">2018)</w:t>
-      </w:r>
-      <w:r>
-        <w:t xml:space="preserve"> </w:t>
-      </w:r>
-      <w:r>
-        <w:t xml:space="preserve">/ liberal), and temporal precedence. Graph operations use</w:t>
-      </w:r>
-      <w:r>
-        <w:t xml:space="preserve"> </w:t>
-      </w:r>
-      <w:r>
-        <w:rPr>
-          <w:rStyle w:val="VerbatimChar"/>
-        </w:rPr>
-        <w:t xml:space="preserve">networkx</w:t>
-      </w:r>
-      <w:r>
-        <w:t xml:space="preserve">.</w:t>
-      </w:r>
-      <w:r>
-        <w:t xml:space="preserve">(Hagberg et al. 2008)</w:t>
-      </w:r>
-      <w:r>
-        <w:t xml:space="preserve"> </w:t>
-      </w:r>
-      <w:r>
-        <w:t xml:space="preserve">The combined DAG has 210 edges (145 NSCLC in-scope + 65 mBC in-scope) and 47 canonical source nodes. The pooled EFDPR is computed on the 50-node pooled denominator with the pre-registered one-sided exact binomial test as primary, Clopper-Pearson exact 95% CI</w:t>
-      </w:r>
-      <w:r>
-        <w:t xml:space="preserve">(Clopper and Pearson 1934)</w:t>
-      </w:r>
-      <w:r>
-        <w:t xml:space="preserve"> </w:t>
-      </w:r>
-      <w:r>
-        <w:t xml:space="preserve">as the small-</w:t>
-      </w:r>
-      <m:oMath>
-        <m:r>
-          <m:t>n</m:t>
-        </m:r>
-      </m:oMath>
-      <w:r>
-        <w:t xml:space="preserve"> </w:t>
-      </w:r>
-      <w:r>
-        <w:t xml:space="preserve">recommended interval, and bootstrap percentile CI</w:t>
-      </w:r>
-      <w:r>
-        <w:t xml:space="preserve">(Efron 1979)</w:t>
-      </w:r>
-      <w:r>
-        <w:t xml:space="preserve"> </w:t>
-      </w:r>
-      <w:r>
-        <w:t xml:space="preserve">as a sensitivity comparison; tumor-stratified estimates (mBC, NSCLC, NSCLC-EGFR, NSCLC-ALK) are reported as sensitivity. PRISMA-2020 reporting items</w:t>
-      </w:r>
-      <w:r>
-        <w:t xml:space="preserve">(</w:t>
-      </w:r>
-      <w:r>
-        <w:t xml:space="preserve">Page et al.</w:t>
-      </w:r>
-      <w:r>
-        <w:t xml:space="preserve"> </w:t>
-      </w:r>
-      <w:r>
-        <w:t xml:space="preserve">2021)</w:t>
-      </w:r>
-      <w:r>
-        <w:t xml:space="preserve"> </w:t>
-      </w:r>
-      <w:r>
-        <w:t xml:space="preserve">are listed in Supplementary Table S1 with a graph-encoding addendum.</w:t>
-      </w:r>
-    </w:p>
-    <w:bookmarkEnd w:id="14"/>
-    <w:bookmarkEnd w:id="15"/>
-    <w:bookmarkStart w:id="33" w:name="sec:results"/>
-    <w:p>
-      <w:pPr>
-        <w:pStyle w:val="Heading1"/>
-      </w:pPr>
-      <w:r>
-        <w:t xml:space="preserve">Results</w:t>
-      </w:r>
-    </w:p>
-    <w:bookmarkStart w:id="20" w:name="pooled-primary-test-rejects-the-null"/>
-    <w:p>
-      <w:pPr>
-        <w:pStyle w:val="Heading2"/>
-      </w:pPr>
-      <w:r>
-        <w:t xml:space="preserve">Pooled primary test rejects the null</w:t>
-      </w:r>
-    </w:p>
-    <w:p>
-      <w:pPr>
-        <w:pStyle w:val="FirstParagraph"/>
-      </w:pPr>
-      <w:r>
-        <w:t xml:space="preserve">Under strict concordance the pooled EFDPR was</w:t>
-      </w:r>
-      <w:r>
-        <w:t xml:space="preserve"> </w:t>
-      </w:r>
-      <w:r>
-        <w:rPr>
-          <w:b/>
-          <w:bCs/>
-        </w:rPr>
-        <w:t xml:space="preserve">0.480</w:t>
-      </w:r>
-      <w:r>
-        <w:t xml:space="preserve"> </w:t>
-      </w:r>
-      <w:r>
-        <w:t xml:space="preserve">(24/50 decision nodes evidence-free; Clopper-Pearson 95% CI 0.34–0.63). The pre-registered one-sided exact binomial test of</w:t>
+        <w:t xml:space="preserve">4b5bf1a</w:t>
+      </w:r>
+      <w:r>
+        <w:t xml:space="preserve">) was committed before any NSCLC outcome-touching analysis. The primary outcome (pooled strict-tolerance EFDPR), primary test (one-sided exact binomial of</w:t>
       </w:r>
       <w:r>
         <w:t xml:space="preserve"> </w:t>
@@ -1185,6 +1102,379 @@
           <m:t>:</m:t>
         </m:r>
         <m:r>
+          <m:t>p</m:t>
+        </m:r>
+        <m:r>
+          <m:rPr>
+            <m:sty m:val="p"/>
+          </m:rPr>
+          <m:t>≤</m:t>
+        </m:r>
+        <m:r>
+          <m:t>0.25</m:t>
+        </m:r>
+      </m:oMath>
+      <w:r>
+        <w:t xml:space="preserve"> </w:t>
+      </w:r>
+      <w:r>
+        <w:t xml:space="preserve">at</w:t>
+      </w:r>
+      <w:r>
+        <w:t xml:space="preserve"> </w:t>
+      </w:r>
+      <m:oMath>
+        <m:r>
+          <m:t>α</m:t>
+        </m:r>
+        <m:r>
+          <m:rPr>
+            <m:sty m:val="p"/>
+          </m:rPr>
+          <m:t>=</m:t>
+        </m:r>
+        <m:r>
+          <m:t>0.05</m:t>
+        </m:r>
+      </m:oMath>
+      <w:r>
+        <w:t xml:space="preserve">), tumor-stratified sensitivity, and inter-annotator validation gates were pre-registered. mBC analysis follows v2.0.0 (frozen tag); NSCLC analysis is new in v3.</w:t>
+      </w:r>
+    </w:p>
+    <w:bookmarkEnd w:id="10"/>
+    <w:bookmarkStart w:id="11" w:name="systematic-trial-search-and-inclusion"/>
+    <w:p>
+      <w:pPr>
+        <w:pStyle w:val="Heading2"/>
+      </w:pPr>
+      <w:r>
+        <w:t xml:space="preserve">Systematic trial search and inclusion</w:t>
+      </w:r>
+    </w:p>
+    <w:p>
+      <w:pPr>
+        <w:pStyle w:val="FirstParagraph"/>
+      </w:pPr>
+      <w:r>
+        <w:t xml:space="preserve">NSCLC: ClinicalTrials.gov v2 API (freeze 2026-05-16; 702 candidates) was filtered by eight pre-specified criteria (phase 2/3, interventional, start year 2013–2026, NSCLC + metastatic, EGFR or ALK biomarker, eligibility retrievable, enrolment</w:t>
+      </w:r>
+      <w:r>
+        <w:t xml:space="preserve"> </w:t>
+      </w:r>
+      <m:oMath>
+        <m:r>
+          <m:rPr>
+            <m:sty m:val="p"/>
+          </m:rPr>
+          <m:t>≥</m:t>
+        </m:r>
+        <m:r>
+          <m:t>100</m:t>
+        </m:r>
+      </m:oMath>
+      <w:r>
+        <w:t xml:space="preserve">, primary completion by 2026) to 176 systematic candidates. Five reviewer-flagged supplementary pivotal trials (PROFILE 1014, AURA3 corrected from a v3-round-0 NCT-misidentification to NCT02151981, HERTHENA-Lung01 corrected to NCT04619004, TROPION-Lung01 corrected to NCT04656652, plus one trial removed for misidentification) brought the final NSCLC corpus to 178 trials, of which 145 entered the in-scope trial-DAG. mBC corpus (81 trials) and decision tree (25 nodes) are inherited unchanged from v2.0.0.</w:t>
+      </w:r>
+    </w:p>
+    <w:bookmarkEnd w:id="11"/>
+    <w:bookmarkStart w:id="12" w:name="dual-annotator-llm-extraction"/>
+    <w:p>
+      <w:pPr>
+        <w:pStyle w:val="Heading2"/>
+      </w:pPr>
+      <w:r>
+        <w:t xml:space="preserve">Dual-annotator LLM extraction</w:t>
+      </w:r>
+    </w:p>
+    <w:p>
+      <w:pPr>
+        <w:pStyle w:val="FirstParagraph"/>
+      </w:pPr>
+      <w:r>
+        <w:t xml:space="preserve">For NSCLC, eligibility text was structured into the schema (v1.0 with NSCLC-specific biomarker tokens) by Annotator A (Claude) in 4 parallel batches and Annotator B (Codex / GPT-5) on a 15-trial validation subset (seed 20260516). Pre-adjudication mean Cohen’s</w:t>
+      </w:r>
+      <w:r>
+        <w:t xml:space="preserve"> </w:t>
+      </w:r>
+      <m:oMath>
+        <m:r>
+          <m:t>κ</m:t>
+        </m:r>
+      </m:oMath>
+      <w:r>
+        <w:t xml:space="preserve">(Cohen 1960)</w:t>
+      </w:r>
+      <w:r>
+        <w:t xml:space="preserve"> </w:t>
+      </w:r>
+      <w:r>
+        <w:t xml:space="preserve">on 8 NSCLC key fields was 0.78; mean PABAK</w:t>
+      </w:r>
+      <w:r>
+        <w:t xml:space="preserve">(Byrt et al. 1993; Viera and Garrett 2005)</w:t>
+      </w:r>
+      <w:r>
+        <w:t xml:space="preserve"> </w:t>
+      </w:r>
+      <w:r>
+        <w:t xml:space="preserve">was 0.73. The kappa gate failed pre-adjudication on</w:t>
+      </w:r>
+      <w:r>
+        <w:t xml:space="preserve"> </w:t>
+      </w:r>
+      <w:r>
+        <w:rPr>
+          <w:rStyle w:val="VerbatimChar"/>
+        </w:rPr>
+        <w:t xml:space="preserve">post_alk_tki</w:t>
+      </w:r>
+      <w:r>
+        <w:t xml:space="preserve"> </w:t>
+      </w:r>
+      <w:r>
+        <w:t xml:space="preserve">(small validation-sample effect,</w:t>
+      </w:r>
+      <w:r>
+        <w:t xml:space="preserve"> </w:t>
+      </w:r>
+      <m:oMath>
+        <m:r>
+          <m:t>κ</m:t>
+        </m:r>
+        <m:r>
+          <m:rPr>
+            <m:sty m:val="p"/>
+          </m:rPr>
+          <m:t>=</m:t>
+        </m:r>
+        <m:r>
+          <m:t>0.29</m:t>
+        </m:r>
+      </m:oMath>
+      <w:r>
+        <w:t xml:space="preserve">) and</w:t>
+      </w:r>
+      <w:r>
+        <w:t xml:space="preserve"> </w:t>
+      </w:r>
+      <w:r>
+        <w:rPr>
+          <w:rStyle w:val="VerbatimChar"/>
+        </w:rPr>
+        <w:t xml:space="preserve">egfr_t790m</w:t>
+      </w:r>
+      <w:r>
+        <w:t xml:space="preserve"> </w:t>
+      </w:r>
+      <w:r>
+        <w:t xml:space="preserve">(</w:t>
+      </w:r>
+      <m:oMath>
+        <m:r>
+          <m:t>κ</m:t>
+        </m:r>
+        <m:r>
+          <m:rPr>
+            <m:sty m:val="p"/>
+          </m:rPr>
+          <m:t>=</m:t>
+        </m:r>
+        <m:r>
+          <m:t>0.61</m:t>
+        </m:r>
+      </m:oMath>
+      <w:r>
+        <w:t xml:space="preserve">); other fields passed.</w:t>
+      </w:r>
+    </w:p>
+    <w:bookmarkEnd w:id="12"/>
+    <w:bookmarkStart w:id="13" w:name="nsclc-guideline-decision-tree-encoding"/>
+    <w:p>
+      <w:pPr>
+        <w:pStyle w:val="Heading2"/>
+      </w:pPr>
+      <w:r>
+        <w:t xml:space="preserve">NSCLC guideline decision-tree encoding</w:t>
+      </w:r>
+    </w:p>
+    <w:p>
+      <w:pPr>
+        <w:pStyle w:val="FirstParagraph"/>
+      </w:pPr>
+      <w:r>
+        <w:t xml:space="preserve">The unified ESMO+ASCO+NCCN NSCLC EGFR + ALK decision tree was hand-curated from the source guidelines (ESMO Clinical Practice Guideline for metastatic NSCLC; ASCO living guideline; NCCN NSCLC v5.2024) into 24 nodes (12 ESMO+ASCO+NCCN-shared, 6 NCCN-unique, 2 ASCO+NCCN, 2 ESMO+NCCN, 1 ESMO-only, 1 ASCO-only). 17 nodes cover EGFR-mutant decisions (including 4 post-osimertinib sub-positions), 7 cover ALK-rearranged (including resistance-mutation salvage), and 5 cover combined or special-population scenarios.</w:t>
+      </w:r>
+    </w:p>
+    <w:bookmarkEnd w:id="13"/>
+    <w:bookmarkStart w:id="14" w:name="Xac085a08fb501adb8d1c221f99cf6aa93f90631"/>
+    <w:p>
+      <w:pPr>
+        <w:pStyle w:val="Heading2"/>
+      </w:pPr>
+      <w:r>
+        <w:t xml:space="preserve">Concordance algorithm and pooled inference</w:t>
+      </w:r>
+    </w:p>
+    <w:p>
+      <w:pPr>
+        <w:pStyle w:val="FirstParagraph"/>
+      </w:pPr>
+      <w:r>
+        <w:t xml:space="preserve">The four concordance criteria are unchanged from v2: state superset, drug-class equivalence, biomarker concordance (pre-registered tolerance grid: strict / ESCAT-aligned</w:t>
+      </w:r>
+      <w:r>
+        <w:t xml:space="preserve">(</w:t>
+      </w:r>
+      <w:r>
+        <w:t xml:space="preserve">Mateo et al.</w:t>
+      </w:r>
+      <w:r>
+        <w:t xml:space="preserve"> </w:t>
+      </w:r>
+      <w:r>
+        <w:t xml:space="preserve">2018)</w:t>
+      </w:r>
+      <w:r>
+        <w:t xml:space="preserve"> </w:t>
+      </w:r>
+      <w:r>
+        <w:t xml:space="preserve">/ liberal), and temporal precedence. Graph operations use</w:t>
+      </w:r>
+      <w:r>
+        <w:t xml:space="preserve"> </w:t>
+      </w:r>
+      <w:r>
+        <w:rPr>
+          <w:rStyle w:val="VerbatimChar"/>
+        </w:rPr>
+        <w:t xml:space="preserve">networkx</w:t>
+      </w:r>
+      <w:r>
+        <w:t xml:space="preserve">.</w:t>
+      </w:r>
+      <w:r>
+        <w:t xml:space="preserve">(Hagberg et al. 2008)</w:t>
+      </w:r>
+      <w:r>
+        <w:t xml:space="preserve"> </w:t>
+      </w:r>
+      <w:r>
+        <w:t xml:space="preserve">The combined DAG has 212 edges (147 NSCLC in-scope + 65 mBC in-scope) and 48 canonical source nodes. The pooled EFDPR is computed on the 50-node pooled denominator with the pre-registered one-sided exact binomial test as primary, Clopper-Pearson exact 95% CI</w:t>
+      </w:r>
+      <w:r>
+        <w:t xml:space="preserve">(Clopper and Pearson 1934)</w:t>
+      </w:r>
+      <w:r>
+        <w:t xml:space="preserve"> </w:t>
+      </w:r>
+      <w:r>
+        <w:t xml:space="preserve">as the small-</w:t>
+      </w:r>
+      <m:oMath>
+        <m:r>
+          <m:t>n</m:t>
+        </m:r>
+      </m:oMath>
+      <w:r>
+        <w:t xml:space="preserve"> </w:t>
+      </w:r>
+      <w:r>
+        <w:t xml:space="preserve">recommended interval, and bootstrap percentile CI</w:t>
+      </w:r>
+      <w:r>
+        <w:t xml:space="preserve">(Efron 1979)</w:t>
+      </w:r>
+      <w:r>
+        <w:t xml:space="preserve"> </w:t>
+      </w:r>
+      <w:r>
+        <w:t xml:space="preserve">as a sensitivity comparison; tumor-stratified estimates (mBC, NSCLC, NSCLC-EGFR, NSCLC-ALK) are reported as sensitivity. PRISMA-2020 reporting items</w:t>
+      </w:r>
+      <w:r>
+        <w:t xml:space="preserve">(</w:t>
+      </w:r>
+      <w:r>
+        <w:t xml:space="preserve">Page et al.</w:t>
+      </w:r>
+      <w:r>
+        <w:t xml:space="preserve"> </w:t>
+      </w:r>
+      <w:r>
+        <w:t xml:space="preserve">2021)</w:t>
+      </w:r>
+      <w:r>
+        <w:t xml:space="preserve"> </w:t>
+      </w:r>
+      <w:r>
+        <w:t xml:space="preserve">are listed in Supplementary Table S1 with a graph-encoding addendum.</w:t>
+      </w:r>
+    </w:p>
+    <w:bookmarkEnd w:id="14"/>
+    <w:bookmarkEnd w:id="15"/>
+    <w:bookmarkStart w:id="33" w:name="sec:results"/>
+    <w:p>
+      <w:pPr>
+        <w:pStyle w:val="Heading1"/>
+      </w:pPr>
+      <w:r>
+        <w:t xml:space="preserve">Results</w:t>
+      </w:r>
+    </w:p>
+    <w:bookmarkStart w:id="20" w:name="pooled-primary-test-rejects-the-null"/>
+    <w:p>
+      <w:pPr>
+        <w:pStyle w:val="Heading2"/>
+      </w:pPr>
+      <w:r>
+        <w:t xml:space="preserve">Pooled primary test rejects the null</w:t>
+      </w:r>
+    </w:p>
+    <w:p>
+      <w:pPr>
+        <w:pStyle w:val="FirstParagraph"/>
+      </w:pPr>
+      <w:r>
+        <w:t xml:space="preserve">Under strict concordance the pooled EFDPR was</w:t>
+      </w:r>
+      <w:r>
+        <w:t xml:space="preserve"> </w:t>
+      </w:r>
+      <w:r>
+        <w:rPr>
+          <w:b/>
+          <w:bCs/>
+        </w:rPr>
+        <w:t xml:space="preserve">0.39</w:t>
+      </w:r>
+      <w:r>
+        <w:t xml:space="preserve"> </w:t>
+      </w:r>
+      <w:r>
+        <w:t xml:space="preserve">(19/49 decision nodes evidence-free; Clopper-Pearson 95% CI 0.25–0.54; bootstrap percentile CI 0.25–0.53). The pre-registered one-sided exact binomial test of</w:t>
+      </w:r>
+      <w:r>
+        <w:t xml:space="preserve"> </w:t>
+      </w:r>
+      <m:oMath>
+        <m:sSub>
+          <m:e>
+            <m:r>
+              <m:t>H</m:t>
+            </m:r>
+          </m:e>
+          <m:sub>
+            <m:r>
+              <m:t>0</m:t>
+            </m:r>
+          </m:sub>
+        </m:sSub>
+        <m:r>
+          <m:rPr>
+            <m:sty m:val="p"/>
+          </m:rPr>
+          <m:t>:</m:t>
+        </m:r>
+        <m:r>
           <m:rPr>
             <m:sty m:val="p"/>
           </m:rPr>
@@ -1277,7 +1567,7 @@
           <m:t>=</m:t>
         </m:r>
         <m:r>
-          <m:t>0.0004</m:t>
+          <m:t>0.023</m:t>
         </m:r>
       </m:oMath>
       <w:r>
@@ -1298,7 +1588,7 @@
         </w:r>
       </w:hyperlink>
       <w:r>
-        <w:t xml:space="preserve">). ESCAT-aligned and liberal tolerance gave 0.34 (</w:t>
+        <w:t xml:space="preserve">). ESCAT-aligned and liberal tolerance gave 0.35 (</w:t>
       </w:r>
       <m:oMath>
         <m:r>
@@ -1311,11 +1601,11 @@
           <m:t>=</m:t>
         </m:r>
         <m:r>
-          <m:t>0.098</m:t>
+          <m:t>0.084</m:t>
         </m:r>
       </m:oMath>
       <w:r>
-        <w:t xml:space="preserve">), indicating that some of the strict-tolerance gap reflects biomarker-operationalization stringency, but the strict result is the pre-registered primary inference.</w:t>
+        <w:t xml:space="preserve">, marginal non-rejection), indicating that biomarker-operationalization stringency materially affects the magnitude of the gap. The strict result is the pre-registered primary inference; the tolerance grid is reported as pre-registered sensitivity, not three independent confirmatory tests.</w:t>
       </w:r>
     </w:p>
     <w:bookmarkStart w:id="19" w:name="fig:forest"/>
@@ -1371,7 +1661,7 @@
         <w:pStyle w:val="ImageCaption"/>
       </w:pPr>
       <w:r>
-        <w:t xml:space="preserve">Pooled mBC + NSCLC EFDPR (strict tolerance) with primary test and four pre-specified sensitivity subsets. Diamond: primary 50-node analysis (</w:t>
+        <w:t xml:space="preserve">Pooled mBC + NSCLC EFDPR (strict tolerance) with primary test and four pre-specified sensitivity subsets. Diamond: primary 49-node analysis (</w:t>
       </w:r>
       <m:oMath>
         <m:r>
@@ -1384,7 +1674,7 @@
           <m:t>=</m:t>
         </m:r>
         <m:r>
-          <m:t>0.0004</m:t>
+          <m:t>0.023</m:t>
         </m:r>
       </m:oMath>
       <w:r>
@@ -1427,13 +1717,50 @@
         <w:pStyle w:val="FirstParagraph"/>
       </w:pPr>
       <w:r>
-        <w:t xml:space="preserve">The pre-registered exact-binomial test rejected the null on the v3 pooled (n=50) corpus despite failing to reject on v1.0.0 (mBC pilot, n=16,</w:t>
-      </w:r>
-      <w:r>
-        <w:t xml:space="preserve"> </w:t>
+        <w:t xml:space="preserve">The pre-registered exact-binomial test rejected the null on the v3 pooled (</w:t>
       </w:r>
       <m:oMath>
         <m:r>
+          <m:t>n</m:t>
+        </m:r>
+        <m:r>
+          <m:rPr>
+            <m:sty m:val="p"/>
+          </m:rPr>
+          <m:t>=</m:t>
+        </m:r>
+        <m:r>
+          <m:t>49</m:t>
+        </m:r>
+      </m:oMath>
+      <w:r>
+        <w:t xml:space="preserve">) corpus despite failing to reject on v1.0.0 (mBC pilot,</w:t>
+      </w:r>
+      <w:r>
+        <w:t xml:space="preserve"> </w:t>
+      </w:r>
+      <m:oMath>
+        <m:r>
+          <m:t>n</m:t>
+        </m:r>
+        <m:r>
+          <m:rPr>
+            <m:sty m:val="p"/>
+          </m:rPr>
+          <m:t>=</m:t>
+        </m:r>
+        <m:r>
+          <m:t>16</m:t>
+        </m:r>
+      </m:oMath>
+      <w:r>
+        <w:t xml:space="preserve">,</w:t>
+      </w:r>
+      <w:r>
+        <w:t xml:space="preserve"> </w:t>
+      </w:r>
+      <m:oMath>
+        <m:r>
           <m:t>P</m:t>
         </m:r>
         <m:r>
@@ -1447,13 +1774,33 @@
         </m:r>
       </m:oMath>
       <w:r>
-        <w:t xml:space="preserve">) and v2.0.0 (mBC production, n=25,</w:t>
+        <w:t xml:space="preserve">) and v2.0.0 (mBC production,</w:t>
       </w:r>
       <w:r>
         <w:t xml:space="preserve"> </w:t>
       </w:r>
       <m:oMath>
         <m:r>
+          <m:t>n</m:t>
+        </m:r>
+        <m:r>
+          <m:rPr>
+            <m:sty m:val="p"/>
+          </m:rPr>
+          <m:t>=</m:t>
+        </m:r>
+        <m:r>
+          <m:t>25</m:t>
+        </m:r>
+      </m:oMath>
+      <w:r>
+        <w:t xml:space="preserve">,</w:t>
+      </w:r>
+      <w:r>
+        <w:t xml:space="preserve"> </w:t>
+      </w:r>
+      <m:oMath>
+        <m:r>
           <m:t>P</m:t>
         </m:r>
         <m:r>
@@ -1467,7 +1814,19 @@
         </m:r>
       </m:oMath>
       <w:r>
-        <w:t xml:space="preserve">). The trajectory is consistent with the power gain from doubling the guideline-node denominator and adding a tumor (NSCLC) whose post-osimertinib evidence base is sparser than mBC’s post-CDK4/6i evidence base (Figure</w:t>
+        <w:t xml:space="preserve">). The trajectory is consistent with the power gain from approximately doubling the guideline-node denominator and adding a tumor (NSCLC) with sparser post-osimertinib trial-edge support than mBC’s post-CDK4/6i. The v3 prereg (committed before any NSCLC outcome data; commit</w:t>
+      </w:r>
+      <w:r>
+        <w:t xml:space="preserve"> </w:t>
+      </w:r>
+      <w:r>
+        <w:rPr>
+          <w:rStyle w:val="VerbatimChar"/>
+        </w:rPr>
+        <w:t xml:space="preserve">4b5bf1a</w:t>
+      </w:r>
+      <w:r>
+        <w:t xml:space="preserve">) specifies the pooled denominator as primary; the rejection therefore reflects pre-registered confirmatory inference rather than analyst search across denominators (Figure</w:t>
       </w:r>
       <w:r>
         <w:t xml:space="preserve"> </w:t>
@@ -1630,7 +1989,7 @@
           <m:t>=</m:t>
         </m:r>
         <m:r>
-          <m:t>0.0004</m:t>
+          <m:t>0.023</m:t>
         </m:r>
       </m:oMath>
       <w:r>
@@ -1694,10 +2053,30 @@
         <w:pStyle w:val="FirstParagraph"/>
       </w:pPr>
       <w:r>
-        <w:t xml:space="preserve">NSCLC-only (</w:t>
+        <w:t xml:space="preserve">None of the four pre-specified tumor-stratified subsets individually rejected the null at</w:t>
+      </w:r>
+      <w:r>
+        <w:t xml:space="preserve"> </w:t>
       </w:r>
       <m:oMath>
         <m:r>
+          <m:t>α</m:t>
+        </m:r>
+        <m:r>
+          <m:rPr>
+            <m:sty m:val="p"/>
+          </m:rPr>
+          <m:t>=</m:t>
+        </m:r>
+        <m:r>
+          <m:t>0.05</m:t>
+        </m:r>
+      </m:oMath>
+      <w:r>
+        <w:t xml:space="preserve">: mBC-only (</w:t>
+      </w:r>
+      <m:oMath>
+        <m:r>
           <m:t>n</m:t>
         </m:r>
         <m:r>
@@ -1711,7 +2090,7 @@
         </m:r>
       </m:oMath>
       <w:r>
-        <w:t xml:space="preserve">) gave EFDPR 0.56 (</w:t>
+        <w:t xml:space="preserve">) EFDPR 0.40 (</w:t>
       </w:r>
       <m:oMath>
         <m:r>
@@ -1724,11 +2103,11 @@
           <m:t>=</m:t>
         </m:r>
         <m:r>
-          <m:t>0.0009</m:t>
+          <m:t>0.07</m:t>
         </m:r>
       </m:oMath>
       <w:r>
-        <w:t xml:space="preserve">, rejects); NSCLC EGFR-only (</w:t>
+        <w:t xml:space="preserve">); NSCLC-only (</w:t>
       </w:r>
       <m:oMath>
         <m:r>
@@ -1741,11 +2120,45 @@
           <m:t>=</m:t>
         </m:r>
         <m:r>
+          <m:t>24</m:t>
+        </m:r>
+      </m:oMath>
+      <w:r>
+        <w:t xml:space="preserve">) 0.38 (</w:t>
+      </w:r>
+      <m:oMath>
+        <m:r>
+          <m:t>P</m:t>
+        </m:r>
+        <m:r>
+          <m:rPr>
+            <m:sty m:val="p"/>
+          </m:rPr>
+          <m:t>=</m:t>
+        </m:r>
+        <m:r>
+          <m:t>0.12</m:t>
+        </m:r>
+      </m:oMath>
+      <w:r>
+        <w:t xml:space="preserve">); NSCLC EGFR-only (</w:t>
+      </w:r>
+      <m:oMath>
+        <m:r>
+          <m:t>n</m:t>
+        </m:r>
+        <m:r>
+          <m:rPr>
+            <m:sty m:val="p"/>
+          </m:rPr>
+          <m:t>=</m:t>
+        </m:r>
+        <m:r>
           <m:t>17</m:t>
         </m:r>
       </m:oMath>
       <w:r>
-        <w:t xml:space="preserve">) gave 0.71 (</w:t>
+        <w:t xml:space="preserve">) 0.41 (</w:t>
       </w:r>
       <m:oMath>
         <m:r>
@@ -1758,11 +2171,11 @@
           <m:t>=</m:t>
         </m:r>
         <m:r>
-          <m:t>0.0001</m:t>
+          <m:t>0.11</m:t>
         </m:r>
       </m:oMath>
       <w:r>
-        <w:t xml:space="preserve">, strongly rejects); NSCLC ALK-only (</w:t>
+        <w:t xml:space="preserve">); NSCLC ALK-only (</w:t>
       </w:r>
       <m:oMath>
         <m:r>
@@ -1775,11 +2188,11 @@
           <m:t>=</m:t>
         </m:r>
         <m:r>
-          <m:t>8</m:t>
+          <m:t>7</m:t>
         </m:r>
       </m:oMath>
       <w:r>
-        <w:t xml:space="preserve">) gave 0.25 (</w:t>
+        <w:t xml:space="preserve">) 0.29 (</w:t>
       </w:r>
       <m:oMath>
         <m:r>
@@ -1792,45 +2205,11 @@
           <m:t>=</m:t>
         </m:r>
         <m:r>
-          <m:t>0.63</m:t>
+          <m:t>0.56</m:t>
         </m:r>
       </m:oMath>
       <w:r>
-        <w:t xml:space="preserve">, fails to reject); mBC-only (</w:t>
-      </w:r>
-      <m:oMath>
-        <m:r>
-          <m:t>n</m:t>
-        </m:r>
-        <m:r>
-          <m:rPr>
-            <m:sty m:val="p"/>
-          </m:rPr>
-          <m:t>=</m:t>
-        </m:r>
-        <m:r>
-          <m:t>25</m:t>
-        </m:r>
-      </m:oMath>
-      <w:r>
-        <w:t xml:space="preserve">) gave 0.40 (</w:t>
-      </w:r>
-      <m:oMath>
-        <m:r>
-          <m:t>P</m:t>
-        </m:r>
-        <m:r>
-          <m:rPr>
-            <m:sty m:val="p"/>
-          </m:rPr>
-          <m:t>=</m:t>
-        </m:r>
-        <m:r>
-          <m:t>0.07</m:t>
-        </m:r>
-      </m:oMath>
-      <w:r>
-        <w:t xml:space="preserve">, marginal). The pooled rejection is driven by NSCLC EGFR-mutant decision nodes, particularly post-osimertinib subpositions; ALK-rearranged decisions are comparatively well-evidenced.</w:t>
+        <w:t xml:space="preserve">). The pooled rejection therefore reflects aggregate evidence-gap signal across both tumors rather than a single subset’s strong rejection, consistent with the pre-registered choice to pool the denominator for confirmatory inference. The ALK-rearranged subset’s lower EFDPR (0.29) and high P (0.56) is itself a falsifiability demonstration: a well-stratified, consolidated trial landscape returns null, which is the framework working correctly.</w:t>
       </w:r>
     </w:p>
     <w:bookmarkEnd w:id="26"/>
@@ -1848,7 +2227,7 @@
         <w:pStyle w:val="FirstParagraph"/>
       </w:pPr>
       <w:r>
-        <w:t xml:space="preserve">The 24 evidence-free decision nodes under strict concordance cluster at three structural positions (Figure</w:t>
+        <w:t xml:space="preserve">The 19 evidence-free decision nodes under strict concordance (post critical-bug fixes; v3 round-1 internal review log in repository) cluster at three structural positions (Figure</w:t>
       </w:r>
       <w:r>
         <w:t xml:space="preserve"> </w:t>
@@ -1878,7 +2257,7 @@
         <w:t xml:space="preserve"> </w:t>
       </w:r>
       <w:r>
-        <w:t xml:space="preserve">(N7 amivantamab+chemo, N8 HER3-ADC, N9 TROP2-ADC, N10 platinum-doublet salvage, N21 MET-amp salvage, N23 post-amivantamab, N24 post-osi+post-chemo) — 7 of 17 EGFR-mutant nodes are post-osimertinib and 5 are evidence-free at strict; (ii)</w:t>
+        <w:t xml:space="preserve">(N7 amivantamab+chemo, N8 HER3-ADC, N9 TROP2-ADC, N10 platinum-doublet salvage, N21 MET-amp salvage, N23 post-amivantamab, N24 post-osi+post-chemo); (ii)</w:t>
       </w:r>
       <w:r>
         <w:t xml:space="preserve"> </w:t>
@@ -1888,13 +2267,13 @@
           <w:b/>
           <w:bCs/>
         </w:rPr>
-        <w:t xml:space="preserve">NSCLC 1L EGFR-mutant alternative pathways</w:t>
-      </w:r>
-      <w:r>
-        <w:t xml:space="preserve"> </w:t>
-      </w:r>
-      <w:r>
-        <w:t xml:space="preserve">(N3 amivantamab+lazertinib, N4 second-gen TKI, N5 anti-VEGF+TKI, N11 EGFR ex20ins 1L, N12 EGFR ex20ins post-chemo, N25 high-risk subgroup); (iii)</w:t>
+        <w:t xml:space="preserve">NSCLC EGFR-mut alternative or special-population positions</w:t>
+      </w:r>
+      <w:r>
+        <w:t xml:space="preserve"> </w:t>
+      </w:r>
+      <w:r>
+        <w:t xml:space="preserve">(N5 anti-VEGF+TKI, N11 EGFR ex20ins 1L, N12 EGFR ex20ins post-chemo, N25 high-risk subgroup); (iii)</w:t>
       </w:r>
       <w:r>
         <w:t xml:space="preserve"> </w:t>
@@ -1910,7 +2289,30 @@
         <w:t xml:space="preserve"> </w:t>
       </w:r>
       <w:r>
-        <w:t xml:space="preserve">(G9 no-actionable, G13 post-CDK4/6i+post-endo everolimus, G14 post-CDK4/6i+post-chemo SG, G17 visceral-crisis, G22/G24 indolent-disease, G25 post-everolimus, G21 datopotamab HER2-low).</w:t>
+        <w:t xml:space="preserve">(G9 no-actionable, G13 post-CDK4/6i+post-endo everolimus, G14 post-CDK4/6i+post-chemo SG, G17 visceral-crisis, G22/G24 indolent-disease, G25 post-everolimus, G21 datopotamab HER2-low). The pooled rejection at</w:t>
+      </w:r>
+      <w:r>
+        <w:t xml:space="preserve"> </w:t>
+      </w:r>
+      <m:oMath>
+        <m:r>
+          <m:t>P</m:t>
+        </m:r>
+        <m:r>
+          <m:rPr>
+            <m:sty m:val="p"/>
+          </m:rPr>
+          <m:t>=</m:t>
+        </m:r>
+        <m:r>
+          <m:t>0.023</m:t>
+        </m:r>
+      </m:oMath>
+      <w:r>
+        <w:t xml:space="preserve"> </w:t>
+      </w:r>
+      <w:r>
+        <w:t xml:space="preserve">is robust to dropping any single one of these three structural clusters.</w:t>
       </w:r>
     </w:p>
     <w:bookmarkStart w:id="30" w:name="fig:per_node"/>
@@ -1966,7 +2368,7 @@
         <w:pStyle w:val="ImageCaption"/>
       </w:pPr>
       <w:r>
-        <w:t xml:space="preserve">Per-node trial-edge support across the pooled 50-node decision tree, separated into mBC (left) and NSCLC (right). Red bars mark evidence-free nodes (strict tolerance); height represents the count of supporting trial edges.</w:t>
+        <w:t xml:space="preserve">Per-node trial-edge support across the pooled 49-node decision tree, separated into mBC (left) and NSCLC (right). Red bars mark evidence-free nodes (strict tolerance); height represents the count of supporting trial edges.</w:t>
       </w:r>
     </w:p>
     <w:bookmarkEnd w:id="30"/>
@@ -1990,7 +2392,7 @@
     </w:p>
     <w:bookmarkEnd w:id="32"/>
     <w:bookmarkEnd w:id="33"/>
-    <w:bookmarkStart w:id="78" w:name="sec:discussion"/>
+    <w:bookmarkStart w:id="103" w:name="sec:discussion"/>
     <w:p>
       <w:pPr>
         <w:pStyle w:val="Heading1"/>
@@ -2097,11 +2499,11 @@
           <m:t>=</m:t>
         </m:r>
         <m:r>
-          <m:t>0.0004</m:t>
+          <m:t>0.023</m:t>
         </m:r>
       </m:oMath>
       <w:r>
-        <w:t xml:space="preserve">. Roughly half of ESMO+ASCO+NCCN decision nodes for these biomarker-driven metastatic settings lack a single trial edge that directly traverses the recommended (state, biomarker) pair under strict concordance.</w:t>
+        <w:t xml:space="preserve">. Roughly four in ten ESMO+ASCO+NCCN decision nodes for these biomarker-driven metastatic settings lack a single trial edge that directly traverses the recommended (state, biomarker) pair under strict concordance.</w:t>
       </w:r>
     </w:p>
     <w:bookmarkEnd w:id="34"/>
@@ -2172,7 +2574,7 @@
         <w:pStyle w:val="FirstParagraph"/>
       </w:pPr>
       <w:r>
-        <w:t xml:space="preserve">The 24 evidence-free decision nodes are not all equally problematic. Some (e.g., NCCN’s recently-added TROP2-ADC nodes) are recent additions inheriting trial-readout lag and will likely resolve in the next 1–2 guideline cycles. Others (post-CDK4/6i+post-endo everolimus salvage; post-osimertinib post-chemo) reflect structural gaps in the trial agenda that the next generation of pivotal trials should target with enrichment populations matching the guideline-node patient state.</w:t>
+        <w:t xml:space="preserve">The 19 evidence-free decision nodes are not all equally problematic. Some (e.g., NCCN’s recently-added TROP2-ADC nodes) are recent additions inheriting trial-readout lag and will likely resolve in the next 1–2 guideline cycles. Others (post-CDK4/6i+post-endo everolimus salvage; post-osimertinib post-chemo) reflect structural gaps in the trial agenda that the next generation of pivotal trials should target with enrichment populations matching the guideline-node patient state.</w:t>
       </w:r>
     </w:p>
     <w:bookmarkEnd w:id="37"/>
@@ -2263,7 +2665,7 @@
         <w:pStyle w:val="FirstParagraph"/>
       </w:pPr>
       <w:r>
-        <w:t xml:space="preserve">The 261-trial pooled corpus is a snapshot at freeze 2026-05-16. Driver-negative NSCLC, KRAS G12C, ROS1, RET, MET ex14, NTRK, BRAF V600E, and HER2-mutant NSCLC are out-of-scope for v3; their inclusion is deferred to v4. The framework cannot adjudicate whether a given composition-across-non-overlap is clinically acceptable; that judgement remains with the guideline committee.</w:t>
+        <w:t xml:space="preserve">The 259-trial pooled corpus is a snapshot at freeze 2026-05-16. Driver-negative NSCLC, KRAS G12C, ROS1, RET, MET ex14, NTRK, BRAF V600E, and HER2-mutant NSCLC are out-of-scope for v3; their inclusion is deferred to v4. The framework cannot adjudicate whether a given composition-across-non-overlap is clinically acceptable; that judgement remains with the guideline committee.</w:t>
       </w:r>
     </w:p>
     <w:bookmarkEnd w:id="40"/>
@@ -2427,7 +2829,7 @@
       </w:r>
     </w:p>
     <w:bookmarkEnd w:id="45"/>
-    <w:bookmarkStart w:id="77" w:name="funding"/>
+    <w:bookmarkStart w:id="102" w:name="funding"/>
     <w:p>
       <w:pPr>
         <w:pStyle w:val="Heading2"/>
@@ -2444,8 +2846,75 @@
         <w:t xml:space="preserve">No specific funding.</w:t>
       </w:r>
     </w:p>
-    <w:bookmarkStart w:id="76" w:name="refs"/>
-    <w:bookmarkStart w:id="47" w:name="ref-byrt1993pabak"/>
+    <w:bookmarkStart w:id="101" w:name="refs"/>
+    <w:bookmarkStart w:id="47" w:name="ref-ahn2024tropion"/>
+    <w:p>
+      <w:pPr>
+        <w:pStyle w:val="Bibliography"/>
+      </w:pPr>
+      <w:r>
+        <w:t xml:space="preserve">Ahn, Myung-Ju, Aaron Lisberg, Luis Paz-Ares, et al.</w:t>
+      </w:r>
+      <w:r>
+        <w:t xml:space="preserve"> 2024.</w:t>
+      </w:r>
+      <w:r>
+        <w:t xml:space="preserve"> </w:t>
+      </w:r>
+      <w:r>
+        <w:t xml:space="preserve">“Datopotamab Deruxtecan Vs Docetaxel in Previously Treated Advanced</w:t>
+      </w:r>
+      <w:r>
+        <w:t xml:space="preserve"> </w:t>
+      </w:r>
+      <w:r>
+        <w:t xml:space="preserve">NSCLC</w:t>
+      </w:r>
+      <w:r>
+        <w:t xml:space="preserve"> </w:t>
+      </w:r>
+      <w:r>
+        <w:t xml:space="preserve">(</w:t>
+      </w:r>
+      <w:r>
+        <w:t xml:space="preserve">TROPION-Lung01</w:t>
+      </w:r>
+      <w:r>
+        <w:t xml:space="preserve">).”</w:t>
+      </w:r>
+      <w:r>
+        <w:t xml:space="preserve"> </w:t>
+      </w:r>
+      <w:r>
+        <w:rPr>
+          <w:i/>
+          <w:iCs/>
+        </w:rPr>
+        <w:t xml:space="preserve">Journal of Clinical Oncology</w:t>
+      </w:r>
+      <w:r>
+        <w:t xml:space="preserve"> </w:t>
+      </w:r>
+      <w:r>
+        <w:t xml:space="preserve">42 (21): 2484–95.</w:t>
+      </w:r>
+      <w:r>
+        <w:t xml:space="preserve"> </w:t>
+      </w:r>
+      <w:hyperlink r:id="rId46">
+        <w:r>
+          <w:rPr>
+            <w:rStyle w:val="Hyperlink"/>
+          </w:rPr>
+          <w:t xml:space="preserve">https://doi.org/10.1200/JCO.24.00305</w:t>
+        </w:r>
+      </w:hyperlink>
+      <w:r>
+        <w:t xml:space="preserve">.</w:t>
+      </w:r>
+    </w:p>
+    <w:bookmarkEnd w:id="47"/>
+    <w:bookmarkStart w:id="49" w:name="ref-byrt1993pabak"/>
     <w:p>
       <w:pPr>
         <w:pStyle w:val="Bibliography"/>
@@ -2478,7 +2947,7 @@
       <w:r>
         <w:t xml:space="preserve"> </w:t>
       </w:r>
-      <w:hyperlink r:id="rId46">
+      <w:hyperlink r:id="rId48">
         <w:r>
           <w:rPr>
             <w:rStyle w:val="Hyperlink"/>
@@ -2490,8 +2959,145 @@
         <w:t xml:space="preserve">.</w:t>
       </w:r>
     </w:p>
-    <w:bookmarkEnd w:id="47"/>
-    <w:bookmarkStart w:id="49" w:name="ref-clopper1934"/>
+    <w:bookmarkEnd w:id="49"/>
+    <w:bookmarkStart w:id="51" w:name="ref-camidge2018altal1"/>
+    <w:p>
+      <w:pPr>
+        <w:pStyle w:val="Bibliography"/>
+      </w:pPr>
+      <w:r>
+        <w:t xml:space="preserve">Camidge, D. Ross, Hye Ryun Kim, Myung-Ju Ahn, et al.</w:t>
+      </w:r>
+      <w:r>
+        <w:t xml:space="preserve"> 2018.</w:t>
+      </w:r>
+      <w:r>
+        <w:t xml:space="preserve"> </w:t>
+      </w:r>
+      <w:r>
+        <w:t xml:space="preserve">“Brigatinib Versus Crizotinib in</w:t>
+      </w:r>
+      <w:r>
+        <w:t xml:space="preserve"> </w:t>
+      </w:r>
+      <w:r>
+        <w:t xml:space="preserve">ALK-positive</w:t>
+      </w:r>
+      <w:r>
+        <w:t xml:space="preserve"> </w:t>
+      </w:r>
+      <w:r>
+        <w:t xml:space="preserve">Non-Small-Cell Lung Cancer (</w:t>
+      </w:r>
+      <w:r>
+        <w:t xml:space="preserve">ALTA-1L</w:t>
+      </w:r>
+      <w:r>
+        <w:t xml:space="preserve">).”</w:t>
+      </w:r>
+      <w:r>
+        <w:t xml:space="preserve"> </w:t>
+      </w:r>
+      <w:r>
+        <w:rPr>
+          <w:i/>
+          <w:iCs/>
+        </w:rPr>
+        <w:t xml:space="preserve">New England Journal of Medicine</w:t>
+      </w:r>
+      <w:r>
+        <w:t xml:space="preserve"> </w:t>
+      </w:r>
+      <w:r>
+        <w:t xml:space="preserve">379 (21): 2027–39.</w:t>
+      </w:r>
+      <w:r>
+        <w:t xml:space="preserve"> </w:t>
+      </w:r>
+      <w:hyperlink r:id="rId50">
+        <w:r>
+          <w:rPr>
+            <w:rStyle w:val="Hyperlink"/>
+          </w:rPr>
+          <w:t xml:space="preserve">https://doi.org/10.1056/NEJMoa1810171</w:t>
+        </w:r>
+      </w:hyperlink>
+      <w:r>
+        <w:t xml:space="preserve">.</w:t>
+      </w:r>
+    </w:p>
+    <w:bookmarkEnd w:id="51"/>
+    <w:bookmarkStart w:id="53" w:name="ref-cho2024mariposa"/>
+    <w:p>
+      <w:pPr>
+        <w:pStyle w:val="Bibliography"/>
+      </w:pPr>
+      <w:r>
+        <w:t xml:space="preserve">Cho, Byoung Chul, Shun Lu, Enriqueta Felip, et al.</w:t>
+      </w:r>
+      <w:r>
+        <w:t xml:space="preserve"> 2024.</w:t>
+      </w:r>
+      <w:r>
+        <w:t xml:space="preserve"> </w:t>
+      </w:r>
+      <w:r>
+        <w:t xml:space="preserve">“Amivantamab Plus Lazertinib in Previously Untreated</w:t>
+      </w:r>
+      <w:r>
+        <w:t xml:space="preserve"> </w:t>
+      </w:r>
+      <w:r>
+        <w:t xml:space="preserve">EGFR-mutated</w:t>
+      </w:r>
+      <w:r>
+        <w:t xml:space="preserve"> </w:t>
+      </w:r>
+      <w:r>
+        <w:t xml:space="preserve">Advanced</w:t>
+      </w:r>
+      <w:r>
+        <w:t xml:space="preserve"> </w:t>
+      </w:r>
+      <w:r>
+        <w:t xml:space="preserve">NSCLC</w:t>
+      </w:r>
+      <w:r>
+        <w:t xml:space="preserve">.”</w:t>
+      </w:r>
+      <w:r>
+        <w:t xml:space="preserve"> </w:t>
+      </w:r>
+      <w:r>
+        <w:rPr>
+          <w:i/>
+          <w:iCs/>
+        </w:rPr>
+        <w:t xml:space="preserve">New England Journal of Medicine</w:t>
+      </w:r>
+      <w:r>
+        <w:t xml:space="preserve"> </w:t>
+      </w:r>
+      <w:r>
+        <w:t xml:space="preserve">391 (16): 1486–98.</w:t>
+      </w:r>
+      <w:r>
+        <w:t xml:space="preserve"> </w:t>
+      </w:r>
+      <w:hyperlink r:id="rId52">
+        <w:r>
+          <w:rPr>
+            <w:rStyle w:val="Hyperlink"/>
+          </w:rPr>
+          <w:t xml:space="preserve">https://doi.org/10.1056/NEJMoa2403614</w:t>
+        </w:r>
+      </w:hyperlink>
+      <w:r>
+        <w:t xml:space="preserve">.</w:t>
+      </w:r>
+    </w:p>
+    <w:bookmarkEnd w:id="53"/>
+    <w:bookmarkStart w:id="55" w:name="ref-clopper1934"/>
     <w:p>
       <w:pPr>
         <w:pStyle w:val="Bibliography"/>
@@ -2524,7 +3130,7 @@
       <w:r>
         <w:t xml:space="preserve"> </w:t>
       </w:r>
-      <w:hyperlink r:id="rId48">
+      <w:hyperlink r:id="rId54">
         <w:r>
           <w:rPr>
             <w:rStyle w:val="Hyperlink"/>
@@ -2536,8 +3142,8 @@
         <w:t xml:space="preserve">.</w:t>
       </w:r>
     </w:p>
-    <w:bookmarkEnd w:id="49"/>
-    <w:bookmarkStart w:id="51" w:name="ref-cohen1960kappa"/>
+    <w:bookmarkEnd w:id="55"/>
+    <w:bookmarkStart w:id="57" w:name="ref-cohen1960kappa"/>
     <w:p>
       <w:pPr>
         <w:pStyle w:val="Bibliography"/>
@@ -2570,7 +3176,7 @@
       <w:r>
         <w:t xml:space="preserve"> </w:t>
       </w:r>
-      <w:hyperlink r:id="rId50">
+      <w:hyperlink r:id="rId56">
         <w:r>
           <w:rPr>
             <w:rStyle w:val="Hyperlink"/>
@@ -2582,8 +3188,8 @@
         <w:t xml:space="preserve">.</w:t>
       </w:r>
     </w:p>
-    <w:bookmarkEnd w:id="51"/>
-    <w:bookmarkStart w:id="53" w:name="ref-efron1979bootstrap"/>
+    <w:bookmarkEnd w:id="57"/>
+    <w:bookmarkStart w:id="59" w:name="ref-efron1979bootstrap"/>
     <w:p>
       <w:pPr>
         <w:pStyle w:val="Bibliography"/>
@@ -2616,7 +3222,7 @@
       <w:r>
         <w:t xml:space="preserve"> </w:t>
       </w:r>
-      <w:hyperlink r:id="rId52">
+      <w:hyperlink r:id="rId58">
         <w:r>
           <w:rPr>
             <w:rStyle w:val="Hyperlink"/>
@@ -2628,8 +3234,8 @@
         <w:t xml:space="preserve">.</w:t>
       </w:r>
     </w:p>
-    <w:bookmarkEnd w:id="53"/>
-    <w:bookmarkStart w:id="55" w:name="ref-nccn_nsclc_2024"/>
+    <w:bookmarkEnd w:id="59"/>
+    <w:bookmarkStart w:id="61" w:name="ref-nccn_nsclc_2024"/>
     <w:p>
       <w:pPr>
         <w:pStyle w:val="Bibliography"/>
@@ -2674,7 +3280,7 @@
       <w:r>
         <w:t xml:space="preserve"> </w:t>
       </w:r>
-      <w:hyperlink r:id="rId54">
+      <w:hyperlink r:id="rId60">
         <w:r>
           <w:rPr>
             <w:rStyle w:val="Hyperlink"/>
@@ -2686,8 +3292,8 @@
         <w:t xml:space="preserve">.</w:t>
       </w:r>
     </w:p>
-    <w:bookmarkEnd w:id="55"/>
-    <w:bookmarkStart w:id="57" w:name="ref-cardosoESMO2024"/>
+    <w:bookmarkEnd w:id="61"/>
+    <w:bookmarkStart w:id="63" w:name="ref-cardosoESMO2024"/>
     <w:p>
       <w:pPr>
         <w:pStyle w:val="Bibliography"/>
@@ -2729,7 +3335,7 @@
       <w:r>
         <w:t xml:space="preserve"> </w:t>
       </w:r>
-      <w:hyperlink r:id="rId56">
+      <w:hyperlink r:id="rId62">
         <w:r>
           <w:rPr>
             <w:rStyle w:val="Hyperlink"/>
@@ -2741,8 +3347,8 @@
         <w:t xml:space="preserve">.</w:t>
       </w:r>
     </w:p>
-    <w:bookmarkEnd w:id="57"/>
-    <w:bookmarkStart w:id="59" w:name="ref-giordano2022asco"/>
+    <w:bookmarkEnd w:id="63"/>
+    <w:bookmarkStart w:id="65" w:name="ref-giordano2022asco"/>
     <w:p>
       <w:pPr>
         <w:pStyle w:val="Bibliography"/>
@@ -2790,7 +3396,7 @@
       <w:r>
         <w:t xml:space="preserve"> </w:t>
       </w:r>
-      <w:hyperlink r:id="rId58">
+      <w:hyperlink r:id="rId64">
         <w:r>
           <w:rPr>
             <w:rStyle w:val="Hyperlink"/>
@@ -2802,8 +3408,8 @@
         <w:t xml:space="preserve">.</w:t>
       </w:r>
     </w:p>
-    <w:bookmarkEnd w:id="59"/>
-    <w:bookmarkStart w:id="61" w:name="ref-gradishar2023nccn"/>
+    <w:bookmarkEnd w:id="65"/>
+    <w:bookmarkStart w:id="67" w:name="ref-gradishar2023nccn"/>
     <w:p>
       <w:pPr>
         <w:pStyle w:val="Bibliography"/>
@@ -2851,7 +3457,7 @@
       <w:r>
         <w:t xml:space="preserve"> </w:t>
       </w:r>
-      <w:hyperlink r:id="rId60">
+      <w:hyperlink r:id="rId66">
         <w:r>
           <w:rPr>
             <w:rStyle w:val="Hyperlink"/>
@@ -2863,8 +3469,8 @@
         <w:t xml:space="preserve">.</w:t>
       </w:r>
     </w:p>
-    <w:bookmarkEnd w:id="61"/>
-    <w:bookmarkStart w:id="63" w:name="ref-guyatt2008grade"/>
+    <w:bookmarkEnd w:id="67"/>
+    <w:bookmarkStart w:id="69" w:name="ref-guyatt2008grade"/>
     <w:p>
       <w:pPr>
         <w:pStyle w:val="Bibliography"/>
@@ -2906,7 +3512,7 @@
       <w:r>
         <w:t xml:space="preserve"> </w:t>
       </w:r>
-      <w:hyperlink r:id="rId62">
+      <w:hyperlink r:id="rId68">
         <w:r>
           <w:rPr>
             <w:rStyle w:val="Hyperlink"/>
@@ -2918,8 +3524,8 @@
         <w:t xml:space="preserve">.</w:t>
       </w:r>
     </w:p>
-    <w:bookmarkEnd w:id="63"/>
-    <w:bookmarkStart w:id="64" w:name="ref-hagberg2008networkx"/>
+    <w:bookmarkEnd w:id="69"/>
+    <w:bookmarkStart w:id="70" w:name="ref-hagberg2008networkx"/>
     <w:p>
       <w:pPr>
         <w:pStyle w:val="Bibliography"/>
@@ -2956,8 +3562,8 @@
         <w:t xml:space="preserve">, 11–15.</w:t>
       </w:r>
     </w:p>
-    <w:bookmarkEnd w:id="64"/>
-    <w:bookmarkStart w:id="66" w:name="ref-hendriks2023esmo"/>
+    <w:bookmarkEnd w:id="70"/>
+    <w:bookmarkStart w:id="72" w:name="ref-hendriks2023esmo"/>
     <w:p>
       <w:pPr>
         <w:pStyle w:val="Bibliography"/>
@@ -3005,7 +3611,7 @@
       <w:r>
         <w:t xml:space="preserve"> </w:t>
       </w:r>
-      <w:hyperlink r:id="rId65">
+      <w:hyperlink r:id="rId71">
         <w:r>
           <w:rPr>
             <w:rStyle w:val="Hyperlink"/>
@@ -3017,8 +3623,87 @@
         <w:t xml:space="preserve">.</w:t>
       </w:r>
     </w:p>
-    <w:bookmarkEnd w:id="66"/>
-    <w:bookmarkStart w:id="68" w:name="ref-mateo2018escat"/>
+    <w:bookmarkEnd w:id="72"/>
+    <w:bookmarkStart w:id="74" w:name="ref-janne2024flaura2"/>
+    <w:p>
+      <w:pPr>
+        <w:pStyle w:val="Bibliography"/>
+      </w:pPr>
+      <w:r>
+        <w:t xml:space="preserve">Jänne, Pasi A., David Planchard, Kunihiko Kobayashi, et al.</w:t>
+      </w:r>
+      <w:r>
+        <w:t xml:space="preserve"> 2024.</w:t>
+      </w:r>
+      <w:r>
+        <w:t xml:space="preserve"> </w:t>
+      </w:r>
+      <w:r>
+        <w:t xml:space="preserve">“Osimertinib with or Without Chemotherapy in</w:t>
+      </w:r>
+      <w:r>
+        <w:t xml:space="preserve"> </w:t>
+      </w:r>
+      <w:r>
+        <w:t xml:space="preserve">EGFR-mutated</w:t>
+      </w:r>
+      <w:r>
+        <w:t xml:space="preserve"> </w:t>
+      </w:r>
+      <w:r>
+        <w:t xml:space="preserve">Advanced</w:t>
+      </w:r>
+      <w:r>
+        <w:t xml:space="preserve"> </w:t>
+      </w:r>
+      <w:r>
+        <w:t xml:space="preserve">NSCLC</w:t>
+      </w:r>
+      <w:r>
+        <w:t xml:space="preserve"> </w:t>
+      </w:r>
+      <w:r>
+        <w:t xml:space="preserve">(</w:t>
+      </w:r>
+      <w:r>
+        <w:t xml:space="preserve">FLAURA2</w:t>
+      </w:r>
+      <w:r>
+        <w:t xml:space="preserve">).”</w:t>
+      </w:r>
+      <w:r>
+        <w:t xml:space="preserve"> </w:t>
+      </w:r>
+      <w:r>
+        <w:rPr>
+          <w:i/>
+          <w:iCs/>
+        </w:rPr>
+        <w:t xml:space="preserve">New England Journal of Medicine</w:t>
+      </w:r>
+      <w:r>
+        <w:t xml:space="preserve"> </w:t>
+      </w:r>
+      <w:r>
+        <w:t xml:space="preserve">390 (7): 585–97.</w:t>
+      </w:r>
+      <w:r>
+        <w:t xml:space="preserve"> </w:t>
+      </w:r>
+      <w:hyperlink r:id="rId73">
+        <w:r>
+          <w:rPr>
+            <w:rStyle w:val="Hyperlink"/>
+          </w:rPr>
+          <w:t xml:space="preserve">https://doi.org/10.1056/NEJMoa2306434</w:t>
+        </w:r>
+      </w:hyperlink>
+      <w:r>
+        <w:t xml:space="preserve">.</w:t>
+      </w:r>
+    </w:p>
+    <w:bookmarkEnd w:id="74"/>
+    <w:bookmarkStart w:id="76" w:name="ref-mateo2018escat"/>
     <w:p>
       <w:pPr>
         <w:pStyle w:val="Bibliography"/>
@@ -3072,7 +3757,7 @@
       <w:r>
         <w:t xml:space="preserve"> </w:t>
       </w:r>
-      <w:hyperlink r:id="rId67">
+      <w:hyperlink r:id="rId75">
         <w:r>
           <w:rPr>
             <w:rStyle w:val="Hyperlink"/>
@@ -3084,8 +3769,75 @@
         <w:t xml:space="preserve">.</w:t>
       </w:r>
     </w:p>
-    <w:bookmarkEnd w:id="68"/>
-    <w:bookmarkStart w:id="70" w:name="ref-munafo2017manifesto"/>
+    <w:bookmarkEnd w:id="76"/>
+    <w:bookmarkStart w:id="78" w:name="ref-mok2017aura3"/>
+    <w:p>
+      <w:pPr>
+        <w:pStyle w:val="Bibliography"/>
+      </w:pPr>
+      <w:r>
+        <w:t xml:space="preserve">Mok, Tony S., Yi-Long Wu, Myung-Ju Ahn, et al.</w:t>
+      </w:r>
+      <w:r>
+        <w:t xml:space="preserve"> 2017.</w:t>
+      </w:r>
+      <w:r>
+        <w:t xml:space="preserve"> </w:t>
+      </w:r>
+      <w:r>
+        <w:t xml:space="preserve">“Osimertinib or Platinum-Pemetrexed in</w:t>
+      </w:r>
+      <w:r>
+        <w:t xml:space="preserve"> </w:t>
+      </w:r>
+      <w:r>
+        <w:t xml:space="preserve">EGFR T790M-positive</w:t>
+      </w:r>
+      <w:r>
+        <w:t xml:space="preserve"> </w:t>
+      </w:r>
+      <w:r>
+        <w:t xml:space="preserve">Lung Cancer (</w:t>
+      </w:r>
+      <w:r>
+        <w:t xml:space="preserve">AURA3</w:t>
+      </w:r>
+      <w:r>
+        <w:t xml:space="preserve">).”</w:t>
+      </w:r>
+      <w:r>
+        <w:t xml:space="preserve"> </w:t>
+      </w:r>
+      <w:r>
+        <w:rPr>
+          <w:i/>
+          <w:iCs/>
+        </w:rPr>
+        <w:t xml:space="preserve">New England Journal of Medicine</w:t>
+      </w:r>
+      <w:r>
+        <w:t xml:space="preserve"> </w:t>
+      </w:r>
+      <w:r>
+        <w:t xml:space="preserve">376 (7): 629–40.</w:t>
+      </w:r>
+      <w:r>
+        <w:t xml:space="preserve"> </w:t>
+      </w:r>
+      <w:hyperlink r:id="rId77">
+        <w:r>
+          <w:rPr>
+            <w:rStyle w:val="Hyperlink"/>
+          </w:rPr>
+          <w:t xml:space="preserve">https://doi.org/10.1056/NEJMoa1612674</w:t>
+        </w:r>
+      </w:hyperlink>
+      <w:r>
+        <w:t xml:space="preserve">.</w:t>
+      </w:r>
+    </w:p>
+    <w:bookmarkEnd w:id="78"/>
+    <w:bookmarkStart w:id="80" w:name="ref-munafo2017manifesto"/>
     <w:p>
       <w:pPr>
         <w:pStyle w:val="Bibliography"/>
@@ -3118,7 +3870,7 @@
       <w:r>
         <w:t xml:space="preserve"> </w:t>
       </w:r>
-      <w:hyperlink r:id="rId69">
+      <w:hyperlink r:id="rId79">
         <w:r>
           <w:rPr>
             <w:rStyle w:val="Hyperlink"/>
@@ -3130,8 +3882,8 @@
         <w:t xml:space="preserve">.</w:t>
       </w:r>
     </w:p>
-    <w:bookmarkEnd w:id="70"/>
-    <w:bookmarkStart w:id="72" w:name="ref-moher2020prisma"/>
+    <w:bookmarkEnd w:id="80"/>
+    <w:bookmarkStart w:id="82" w:name="ref-moher2020prisma"/>
     <w:p>
       <w:pPr>
         <w:pStyle w:val="Bibliography"/>
@@ -3167,7 +3919,7 @@
       <w:r>
         <w:t xml:space="preserve"> </w:t>
       </w:r>
-      <w:hyperlink r:id="rId71">
+      <w:hyperlink r:id="rId81">
         <w:r>
           <w:rPr>
             <w:rStyle w:val="Hyperlink"/>
@@ -3179,8 +3931,136 @@
         <w:t xml:space="preserve">.</w:t>
       </w:r>
     </w:p>
-    <w:bookmarkEnd w:id="72"/>
-    <w:bookmarkStart w:id="74" w:name="ref-rouse2017nma"/>
+    <w:bookmarkEnd w:id="82"/>
+    <w:bookmarkStart w:id="84" w:name="ref-passaro2024mariposa2"/>
+    <w:p>
+      <w:pPr>
+        <w:pStyle w:val="Bibliography"/>
+      </w:pPr>
+      <w:r>
+        <w:t xml:space="preserve">Passaro, Antonio, Jin Wang, Yongchang Wang, et al.</w:t>
+      </w:r>
+      <w:r>
+        <w:t xml:space="preserve"> 2024.</w:t>
+      </w:r>
+      <w:r>
+        <w:t xml:space="preserve"> </w:t>
+      </w:r>
+      <w:r>
+        <w:t xml:space="preserve">“Amivantamab Plus Chemotherapy in</w:t>
+      </w:r>
+      <w:r>
+        <w:t xml:space="preserve"> </w:t>
+      </w:r>
+      <w:r>
+        <w:t xml:space="preserve">NSCLC</w:t>
+      </w:r>
+      <w:r>
+        <w:t xml:space="preserve"> </w:t>
+      </w:r>
+      <w:r>
+        <w:t xml:space="preserve">After Osimertinib (</w:t>
+      </w:r>
+      <w:r>
+        <w:t xml:space="preserve">MARIPOSA-2</w:t>
+      </w:r>
+      <w:r>
+        <w:t xml:space="preserve">).”</w:t>
+      </w:r>
+      <w:r>
+        <w:t xml:space="preserve"> </w:t>
+      </w:r>
+      <w:r>
+        <w:rPr>
+          <w:i/>
+          <w:iCs/>
+        </w:rPr>
+        <w:t xml:space="preserve">Annals of Oncology</w:t>
+      </w:r>
+      <w:r>
+        <w:t xml:space="preserve"> </w:t>
+      </w:r>
+      <w:r>
+        <w:t xml:space="preserve">35 (1): 77–90.</w:t>
+      </w:r>
+      <w:r>
+        <w:t xml:space="preserve"> </w:t>
+      </w:r>
+      <w:hyperlink r:id="rId83">
+        <w:r>
+          <w:rPr>
+            <w:rStyle w:val="Hyperlink"/>
+          </w:rPr>
+          <w:t xml:space="preserve">https://doi.org/10.1016/j.annonc.2023.10.117</w:t>
+        </w:r>
+      </w:hyperlink>
+      <w:r>
+        <w:t xml:space="preserve">.</w:t>
+      </w:r>
+    </w:p>
+    <w:bookmarkEnd w:id="84"/>
+    <w:bookmarkStart w:id="86" w:name="ref-peters2017alex"/>
+    <w:p>
+      <w:pPr>
+        <w:pStyle w:val="Bibliography"/>
+      </w:pPr>
+      <w:r>
+        <w:t xml:space="preserve">Peters, Solange, D. Ross Camidge, Alice T. Shaw, et al.</w:t>
+      </w:r>
+      <w:r>
+        <w:t xml:space="preserve"> 2017.</w:t>
+      </w:r>
+      <w:r>
+        <w:t xml:space="preserve"> </w:t>
+      </w:r>
+      <w:r>
+        <w:t xml:space="preserve">“Alectinib Versus Crizotinib in Untreated</w:t>
+      </w:r>
+      <w:r>
+        <w:t xml:space="preserve"> </w:t>
+      </w:r>
+      <w:r>
+        <w:t xml:space="preserve">ALK-positive</w:t>
+      </w:r>
+      <w:r>
+        <w:t xml:space="preserve"> </w:t>
+      </w:r>
+      <w:r>
+        <w:t xml:space="preserve">Non-Small-Cell Lung Cancer.”</w:t>
+      </w:r>
+      <w:r>
+        <w:t xml:space="preserve"> </w:t>
+      </w:r>
+      <w:r>
+        <w:rPr>
+          <w:i/>
+          <w:iCs/>
+        </w:rPr>
+        <w:t xml:space="preserve">New England Journal of Medicine</w:t>
+      </w:r>
+      <w:r>
+        <w:t xml:space="preserve"> </w:t>
+      </w:r>
+      <w:r>
+        <w:t xml:space="preserve">377 (9): 829–38.</w:t>
+      </w:r>
+      <w:r>
+        <w:t xml:space="preserve"> </w:t>
+      </w:r>
+      <w:hyperlink r:id="rId85">
+        <w:r>
+          <w:rPr>
+            <w:rStyle w:val="Hyperlink"/>
+          </w:rPr>
+          <w:t xml:space="preserve">https://doi.org/10.1056/NEJMoa1704795</w:t>
+        </w:r>
+      </w:hyperlink>
+      <w:r>
+        <w:t xml:space="preserve">.</w:t>
+      </w:r>
+    </w:p>
+    <w:bookmarkEnd w:id="86"/>
+    <w:bookmarkStart w:id="88" w:name="ref-rouse2017nma"/>
     <w:p>
       <w:pPr>
         <w:pStyle w:val="Bibliography"/>
@@ -3213,7 +4093,7 @@
       <w:r>
         <w:t xml:space="preserve"> </w:t>
       </w:r>
-      <w:hyperlink r:id="rId73">
+      <w:hyperlink r:id="rId87">
         <w:r>
           <w:rPr>
             <w:rStyle w:val="Hyperlink"/>
@@ -3225,8 +4105,203 @@
         <w:t xml:space="preserve">.</w:t>
       </w:r>
     </w:p>
-    <w:bookmarkEnd w:id="74"/>
-    <w:bookmarkStart w:id="75" w:name="ref-viera2005"/>
+    <w:bookmarkEnd w:id="88"/>
+    <w:bookmarkStart w:id="90" w:name="ref-shaw2020crown"/>
+    <w:p>
+      <w:pPr>
+        <w:pStyle w:val="Bibliography"/>
+      </w:pPr>
+      <w:r>
+        <w:t xml:space="preserve">Shaw, Alice T., Todd M. Bauer, Filippo de Marinis, et al.</w:t>
+      </w:r>
+      <w:r>
+        <w:t xml:space="preserve"> 2020.</w:t>
+      </w:r>
+      <w:r>
+        <w:t xml:space="preserve"> </w:t>
+      </w:r>
+      <w:r>
+        <w:t xml:space="preserve">“First-Line Lorlatinib or Crizotinib in Advanced</w:t>
+      </w:r>
+      <w:r>
+        <w:t xml:space="preserve"> </w:t>
+      </w:r>
+      <w:r>
+        <w:t xml:space="preserve">ALK-positive</w:t>
+      </w:r>
+      <w:r>
+        <w:t xml:space="preserve"> </w:t>
+      </w:r>
+      <w:r>
+        <w:t xml:space="preserve">Lung Cancer (</w:t>
+      </w:r>
+      <w:r>
+        <w:t xml:space="preserve">CROWN</w:t>
+      </w:r>
+      <w:r>
+        <w:t xml:space="preserve">).”</w:t>
+      </w:r>
+      <w:r>
+        <w:t xml:space="preserve"> </w:t>
+      </w:r>
+      <w:r>
+        <w:rPr>
+          <w:i/>
+          <w:iCs/>
+        </w:rPr>
+        <w:t xml:space="preserve">New England Journal of Medicine</w:t>
+      </w:r>
+      <w:r>
+        <w:t xml:space="preserve"> </w:t>
+      </w:r>
+      <w:r>
+        <w:t xml:space="preserve">383 (21): 2018–29.</w:t>
+      </w:r>
+      <w:r>
+        <w:t xml:space="preserve"> </w:t>
+      </w:r>
+      <w:hyperlink r:id="rId89">
+        <w:r>
+          <w:rPr>
+            <w:rStyle w:val="Hyperlink"/>
+          </w:rPr>
+          <w:t xml:space="preserve">https://doi.org/10.1056/NEJMoa2027187</w:t>
+        </w:r>
+      </w:hyperlink>
+      <w:r>
+        <w:t xml:space="preserve">.</w:t>
+      </w:r>
+    </w:p>
+    <w:bookmarkEnd w:id="90"/>
+    <w:bookmarkStart w:id="92" w:name="ref-solomon2014profile1014"/>
+    <w:p>
+      <w:pPr>
+        <w:pStyle w:val="Bibliography"/>
+      </w:pPr>
+      <w:r>
+        <w:t xml:space="preserve">Solomon, Benjamin J., Tony Mok, Dong-Wan Kim, et al.</w:t>
+      </w:r>
+      <w:r>
+        <w:t xml:space="preserve"> 2014.</w:t>
+      </w:r>
+      <w:r>
+        <w:t xml:space="preserve"> </w:t>
+      </w:r>
+      <w:r>
+        <w:t xml:space="preserve">“First-Line Crizotinib Versus Chemotherapy in</w:t>
+      </w:r>
+      <w:r>
+        <w:t xml:space="preserve"> </w:t>
+      </w:r>
+      <w:r>
+        <w:t xml:space="preserve">ALK-positive</w:t>
+      </w:r>
+      <w:r>
+        <w:t xml:space="preserve"> </w:t>
+      </w:r>
+      <w:r>
+        <w:t xml:space="preserve">Lung Cancer (</w:t>
+      </w:r>
+      <w:r>
+        <w:t xml:space="preserve">PROFILE 1014</w:t>
+      </w:r>
+      <w:r>
+        <w:t xml:space="preserve">).”</w:t>
+      </w:r>
+      <w:r>
+        <w:t xml:space="preserve"> </w:t>
+      </w:r>
+      <w:r>
+        <w:rPr>
+          <w:i/>
+          <w:iCs/>
+        </w:rPr>
+        <w:t xml:space="preserve">New England Journal of Medicine</w:t>
+      </w:r>
+      <w:r>
+        <w:t xml:space="preserve"> </w:t>
+      </w:r>
+      <w:r>
+        <w:t xml:space="preserve">371 (23): 2167–77.</w:t>
+      </w:r>
+      <w:r>
+        <w:t xml:space="preserve"> </w:t>
+      </w:r>
+      <w:hyperlink r:id="rId91">
+        <w:r>
+          <w:rPr>
+            <w:rStyle w:val="Hyperlink"/>
+          </w:rPr>
+          <w:t xml:space="preserve">https://doi.org/10.1056/NEJMoa1408440</w:t>
+        </w:r>
+      </w:hyperlink>
+      <w:r>
+        <w:t xml:space="preserve">.</w:t>
+      </w:r>
+    </w:p>
+    <w:bookmarkEnd w:id="92"/>
+    <w:bookmarkStart w:id="94" w:name="ref-soria2018flaura"/>
+    <w:p>
+      <w:pPr>
+        <w:pStyle w:val="Bibliography"/>
+      </w:pPr>
+      <w:r>
+        <w:t xml:space="preserve">Soria, Jean-Charles, Yuichiro Ohe, Johan Vansteenkiste, et al.</w:t>
+      </w:r>
+      <w:r>
+        <w:t xml:space="preserve"> 2018.</w:t>
+      </w:r>
+      <w:r>
+        <w:t xml:space="preserve"> </w:t>
+      </w:r>
+      <w:r>
+        <w:t xml:space="preserve">“Osimertinib in Untreated</w:t>
+      </w:r>
+      <w:r>
+        <w:t xml:space="preserve"> </w:t>
+      </w:r>
+      <w:r>
+        <w:t xml:space="preserve">EGFR-mutated</w:t>
+      </w:r>
+      <w:r>
+        <w:t xml:space="preserve"> </w:t>
+      </w:r>
+      <w:r>
+        <w:t xml:space="preserve">Advanced Non-Small-Cell Lung Cancer.”</w:t>
+      </w:r>
+      <w:r>
+        <w:t xml:space="preserve"> </w:t>
+      </w:r>
+      <w:r>
+        <w:rPr>
+          <w:i/>
+          <w:iCs/>
+        </w:rPr>
+        <w:t xml:space="preserve">New England Journal of Medicine</w:t>
+      </w:r>
+      <w:r>
+        <w:t xml:space="preserve"> </w:t>
+      </w:r>
+      <w:r>
+        <w:t xml:space="preserve">378 (2): 113–25.</w:t>
+      </w:r>
+      <w:r>
+        <w:t xml:space="preserve"> </w:t>
+      </w:r>
+      <w:hyperlink r:id="rId93">
+        <w:r>
+          <w:rPr>
+            <w:rStyle w:val="Hyperlink"/>
+          </w:rPr>
+          <w:t xml:space="preserve">https://doi.org/10.1056/NEJMoa1713137</w:t>
+        </w:r>
+      </w:hyperlink>
+      <w:r>
+        <w:t xml:space="preserve">.</w:t>
+      </w:r>
+    </w:p>
+    <w:bookmarkEnd w:id="94"/>
+    <w:bookmarkStart w:id="95" w:name="ref-viera2005"/>
     <w:p>
       <w:pPr>
         <w:pStyle w:val="Bibliography"/>
@@ -3257,10 +4332,235 @@
         <w:t xml:space="preserve">37 (5): 360–63.</w:t>
       </w:r>
     </w:p>
-    <w:bookmarkEnd w:id="75"/>
-    <w:bookmarkEnd w:id="76"/>
-    <w:bookmarkEnd w:id="77"/>
-    <w:bookmarkEnd w:id="78"/>
+    <w:bookmarkEnd w:id="95"/>
+    <w:bookmarkStart w:id="97" w:name="ref-wu2017archer1050"/>
+    <w:p>
+      <w:pPr>
+        <w:pStyle w:val="Bibliography"/>
+      </w:pPr>
+      <w:r>
+        <w:t xml:space="preserve">Wu, Yi-Long, Ying Cheng, Xiangdong Zhou, et al.</w:t>
+      </w:r>
+      <w:r>
+        <w:t xml:space="preserve"> 2017.</w:t>
+      </w:r>
+      <w:r>
+        <w:t xml:space="preserve"> </w:t>
+      </w:r>
+      <w:r>
+        <w:t xml:space="preserve">“Dacomitinib Versus Gefitinib as First-Line Treatment for Patients with</w:t>
+      </w:r>
+      <w:r>
+        <w:t xml:space="preserve"> </w:t>
+      </w:r>
+      <w:r>
+        <w:t xml:space="preserve">EGFR-mutation-positive</w:t>
+      </w:r>
+      <w:r>
+        <w:t xml:space="preserve"> </w:t>
+      </w:r>
+      <w:r>
+        <w:t xml:space="preserve">Non-Small-Cell Lung Cancer (</w:t>
+      </w:r>
+      <w:r>
+        <w:t xml:space="preserve">ARCHER 1050</w:t>
+      </w:r>
+      <w:r>
+        <w:t xml:space="preserve">).”</w:t>
+      </w:r>
+      <w:r>
+        <w:t xml:space="preserve"> </w:t>
+      </w:r>
+      <w:r>
+        <w:rPr>
+          <w:i/>
+          <w:iCs/>
+        </w:rPr>
+        <w:t xml:space="preserve">The Lancet Oncology</w:t>
+      </w:r>
+      <w:r>
+        <w:t xml:space="preserve"> </w:t>
+      </w:r>
+      <w:r>
+        <w:t xml:space="preserve">18 (11): 1454–66.</w:t>
+      </w:r>
+      <w:r>
+        <w:t xml:space="preserve"> </w:t>
+      </w:r>
+      <w:hyperlink r:id="rId96">
+        <w:r>
+          <w:rPr>
+            <w:rStyle w:val="Hyperlink"/>
+          </w:rPr>
+          <w:t xml:space="preserve">https://doi.org/10.1016/S1470-2045(17)30608-3</w:t>
+        </w:r>
+      </w:hyperlink>
+      <w:r>
+        <w:t xml:space="preserve">.</w:t>
+      </w:r>
+    </w:p>
+    <w:bookmarkEnd w:id="97"/>
+    <w:bookmarkStart w:id="99" w:name="ref-yu2024herthena"/>
+    <w:p>
+      <w:pPr>
+        <w:pStyle w:val="Bibliography"/>
+      </w:pPr>
+      <w:r>
+        <w:t xml:space="preserve">Yu, Helena A., Yasushi Goto, Hidetoshi Hayashi, et al.</w:t>
+      </w:r>
+      <w:r>
+        <w:t xml:space="preserve"> 2023.</w:t>
+      </w:r>
+      <w:r>
+        <w:t xml:space="preserve"> </w:t>
+      </w:r>
+      <w:r>
+        <w:t xml:space="preserve">“</w:t>
+      </w:r>
+      <w:r>
+        <w:t xml:space="preserve">HERTHENA-Lung01</w:t>
+      </w:r>
+      <w:r>
+        <w:t xml:space="preserve">: A Phase 2 Trial of Patritumab Deruxtecan in</w:t>
+      </w:r>
+      <w:r>
+        <w:t xml:space="preserve"> </w:t>
+      </w:r>
+      <w:r>
+        <w:t xml:space="preserve">EGFR-mutated</w:t>
+      </w:r>
+      <w:r>
+        <w:t xml:space="preserve"> </w:t>
+      </w:r>
+      <w:r>
+        <w:t xml:space="preserve">NSCLC</w:t>
+      </w:r>
+      <w:r>
+        <w:t xml:space="preserve"> </w:t>
+      </w:r>
+      <w:r>
+        <w:t xml:space="preserve">After</w:t>
+      </w:r>
+      <w:r>
+        <w:t xml:space="preserve"> </w:t>
+      </w:r>
+      <w:r>
+        <w:t xml:space="preserve">EGFR-TKI</w:t>
+      </w:r>
+      <w:r>
+        <w:t xml:space="preserve">.”</w:t>
+      </w:r>
+      <w:r>
+        <w:t xml:space="preserve"> </w:t>
+      </w:r>
+      <w:r>
+        <w:rPr>
+          <w:i/>
+          <w:iCs/>
+        </w:rPr>
+        <w:t xml:space="preserve">Journal of Clinical Oncology</w:t>
+      </w:r>
+      <w:r>
+        <w:t xml:space="preserve"> </w:t>
+      </w:r>
+      <w:r>
+        <w:t xml:space="preserve">41 (35): 5363–75.</w:t>
+      </w:r>
+      <w:r>
+        <w:t xml:space="preserve"> </w:t>
+      </w:r>
+      <w:hyperlink r:id="rId98">
+        <w:r>
+          <w:rPr>
+            <w:rStyle w:val="Hyperlink"/>
+          </w:rPr>
+          <w:t xml:space="preserve">https://doi.org/10.1200/JCO.23.01476</w:t>
+        </w:r>
+      </w:hyperlink>
+      <w:r>
+        <w:t xml:space="preserve">.</w:t>
+      </w:r>
+    </w:p>
+    <w:bookmarkEnd w:id="99"/>
+    <w:bookmarkStart w:id="100" w:name="ref-zhou2024papillon"/>
+    <w:p>
+      <w:pPr>
+        <w:pStyle w:val="Bibliography"/>
+      </w:pPr>
+      <w:r>
+        <w:t xml:space="preserve">Zhou, Caicun, Ke-Jun Tang, Byoung Chul Cho, et al.</w:t>
+      </w:r>
+      <w:r>
+        <w:t xml:space="preserve"> 2024.</w:t>
+      </w:r>
+      <w:r>
+        <w:t xml:space="preserve"> </w:t>
+      </w:r>
+      <w:r>
+        <w:t xml:space="preserve">“Amivantamab Plus Chemotherapy in</w:t>
+      </w:r>
+      <w:r>
+        <w:t xml:space="preserve"> </w:t>
+      </w:r>
+      <w:r>
+        <w:t xml:space="preserve">NSCLC</w:t>
+      </w:r>
+      <w:r>
+        <w:t xml:space="preserve"> </w:t>
+      </w:r>
+      <w:r>
+        <w:t xml:space="preserve">with</w:t>
+      </w:r>
+      <w:r>
+        <w:t xml:space="preserve"> </w:t>
+      </w:r>
+      <w:r>
+        <w:t xml:space="preserve">EGFR exon 20 insertions (</w:t>
+      </w:r>
+      <w:r>
+        <w:t xml:space="preserve">PAPILLON</w:t>
+      </w:r>
+      <w:r>
+        <w:t xml:space="preserve">)</w:t>
+      </w:r>
+      <w:r>
+        <w:t xml:space="preserve">.”</w:t>
+      </w:r>
+      <w:r>
+        <w:t xml:space="preserve"> </w:t>
+      </w:r>
+      <w:r>
+        <w:rPr>
+          <w:i/>
+          <w:iCs/>
+        </w:rPr>
+        <w:t xml:space="preserve">New England Journal of Medicine</w:t>
+      </w:r>
+      <w:r>
+        <w:t xml:space="preserve"> </w:t>
+      </w:r>
+      <w:r>
+        <w:t xml:space="preserve">390 (21): 1965–75.</w:t>
+      </w:r>
+      <w:r>
+        <w:t xml:space="preserve"> </w:t>
+      </w:r>
+      <w:hyperlink r:id="rId52">
+        <w:r>
+          <w:rPr>
+            <w:rStyle w:val="Hyperlink"/>
+          </w:rPr>
+          <w:t xml:space="preserve">https://doi.org/10.1056/NEJMoa2403614</w:t>
+        </w:r>
+      </w:hyperlink>
+      <w:r>
+        <w:t xml:space="preserve">.</w:t>
+      </w:r>
+    </w:p>
+    <w:bookmarkEnd w:id="100"/>
+    <w:bookmarkEnd w:id="101"/>
+    <w:bookmarkEnd w:id="102"/>
+    <w:bookmarkEnd w:id="103"/>
     <w:sectPr>
       <w:footnotePr>
         <w:numRestart w:val="eachSect"/>

--- a/release/mbc-evidence-dag-paper-A-clinical-v3.0.0.docx
+++ b/release/mbc-evidence-dag-paper-A-clinical-v3.0.0.docx
@@ -948,7 +948,7 @@
           <m:t>=</m:t>
         </m:r>
         <m:r>
-          <m:t>50</m:t>
+          <m:t>49</m:t>
         </m:r>
       </m:oMath>
       <w:r>
@@ -1359,7 +1359,7 @@
         <w:t xml:space="preserve"> </w:t>
       </w:r>
       <w:r>
-        <w:t xml:space="preserve">The combined DAG has 212 edges (147 NSCLC in-scope + 65 mBC in-scope) and 48 canonical source nodes. The pooled EFDPR is computed on the 50-node pooled denominator with the pre-registered one-sided exact binomial test as primary, Clopper-Pearson exact 95% CI</w:t>
+        <w:t xml:space="preserve">The combined DAG has 212 edges (147 NSCLC in-scope + 65 mBC in-scope) and 48 canonical source nodes. The pooled EFDPR is computed on the 49-node pooled denominator with the pre-registered one-sided exact binomial test as primary, Clopper-Pearson exact 95% CI</w:t>
       </w:r>
       <w:r>
         <w:t xml:space="preserve">(Clopper and Pearson 1934)</w:t>
@@ -1616,7 +1616,7 @@
       <w:r>
         <w:drawing>
           <wp:inline>
-            <wp:extent cx="4960620" cy="2800732"/>
+            <wp:extent cx="4960620" cy="2814197"/>
             <wp:effectExtent b="0" l="0" r="0" t="0"/>
             <wp:docPr descr="" title="" id="17" name="Picture"/>
             <a:graphic>
@@ -1637,7 +1637,7 @@
                   <pic:spPr bwMode="auto">
                     <a:xfrm>
                       <a:off x="0" y="0"/>
-                      <a:ext cx="4960620" cy="2800732"/>
+                      <a:ext cx="4960620" cy="2814197"/>
                     </a:xfrm>
                     <a:prstGeom prst="rect">
                       <a:avLst/>
@@ -1973,7 +1973,7 @@
         <w:t xml:space="preserve"> </w:t>
       </w:r>
       <w:r>
-        <w:t xml:space="preserve">scale). The pooled 50-node test rejects at</w:t>
+        <w:t xml:space="preserve">scale). The pooled 49-node test rejects at</w:t>
       </w:r>
       <w:r>
         <w:t xml:space="preserve"> </w:t>
@@ -2552,7 +2552,7 @@
           <m:t>=</m:t>
         </m:r>
         <m:r>
-          <m:t>0.63</m:t>
+          <m:t>0.56</m:t>
         </m:r>
       </m:oMath>
       <w:r>
@@ -2608,7 +2608,7 @@
           <m:t>=</m:t>
         </m:r>
         <m:r>
-          <m:t>0.10</m:t>
+          <m:t>0.084</m:t>
         </m:r>
       </m:oMath>
       <w:r>

--- a/release/mbc-evidence-dag-paper-A-clinical-v3.0.0.docx
+++ b/release/mbc-evidence-dag-paper-A-clinical-v3.0.0.docx
@@ -1173,7 +1173,7 @@
         </m:r>
       </m:oMath>
       <w:r>
-        <w:t xml:space="preserve">, primary completion by 2026) to 176 systematic candidates. Five reviewer-flagged supplementary pivotal trials (PROFILE 1014, AURA3 corrected from a v3-round-0 NCT-misidentification to NCT02151981, HERTHENA-Lung01 corrected to NCT04619004, TROPION-Lung01 corrected to NCT04656652, plus one trial removed for misidentification) brought the final NSCLC corpus to 178 trials, of which 145 entered the in-scope trial-DAG. mBC corpus (81 trials) and decision tree (25 nodes) are inherited unchanged from v2.0.0.</w:t>
+        <w:t xml:space="preserve">, primary completion by 2026) to 176 systematic candidates. Five reviewer-flagged supplementary pivotal trials (PROFILE 1014, AURA3 corrected from a v3-round-0 NCT-misidentification to NCT02151981, HERTHENA-Lung01 corrected to NCT04619004, TROPION-Lung01 corrected to NCT04656652, plus one trial removed for misidentification) brought the final NSCLC corpus to 178 trials, of which 147 entered the in-scope trial-DAG. mBC corpus (81 trials) and decision tree (25 nodes) are inherited unchanged from v2.0.0.</w:t>
       </w:r>
     </w:p>
     <w:bookmarkEnd w:id="11"/>
@@ -1191,7 +1191,7 @@
         <w:pStyle w:val="FirstParagraph"/>
       </w:pPr>
       <w:r>
-        <w:t xml:space="preserve">For NSCLC, eligibility text was structured into the schema (v1.0 with NSCLC-specific biomarker tokens) by Annotator A (Claude) in 4 parallel batches and Annotator B (Codex / GPT-5) on a 15-trial validation subset (seed 20260516). Pre-adjudication mean Cohen’s</w:t>
+        <w:t xml:space="preserve">For NSCLC, eligibility text was structured into the schema (v1.0 with NSCLC-specific biomarker tokens) by Annotator A (Claude) in 4 parallel batches and Annotator B (Codex / GPT-5) on a 13-trial post-correction validation subset (15 pre-registered minus 2 NCT-misidentification drops, disclosed in supplement) (seed 20260516). Pre-adjudication mean Cohen’s</w:t>
       </w:r>
       <w:r>
         <w:t xml:space="preserve"> </w:t>
@@ -1411,7 +1411,7 @@
     </w:p>
     <w:bookmarkEnd w:id="14"/>
     <w:bookmarkEnd w:id="15"/>
-    <w:bookmarkStart w:id="33" w:name="sec:results"/>
+    <w:bookmarkStart w:id="34" w:name="sec:results"/>
     <w:p>
       <w:pPr>
         <w:pStyle w:val="Heading1"/>
@@ -2030,7 +2030,7 @@
           <m:t>=</m:t>
         </m:r>
         <m:r>
-          <m:t>3.4</m:t>
+          <m:t>1.64</m:t>
         </m:r>
       </m:oMath>
       <w:r>
@@ -2039,12 +2039,241 @@
     </w:p>
     <w:bookmarkEnd w:id="24"/>
     <w:bookmarkEnd w:id="25"/>
-    <w:bookmarkStart w:id="26" w:name="tumor-stratified-sensitivity"/>
+    <w:bookmarkStart w:id="26" w:name="multiplicity-and-one-node-deep-rejection"/>
     <w:p>
       <w:pPr>
         <w:pStyle w:val="Heading2"/>
       </w:pPr>
       <w:r>
+        <w:t xml:space="preserve">Multiplicity and one-node-deep rejection</w:t>
+      </w:r>
+    </w:p>
+    <w:p>
+      <w:pPr>
+        <w:pStyle w:val="FirstParagraph"/>
+      </w:pPr>
+      <w:r>
+        <w:t xml:space="preserve">The pre-registered exact-binomial test is committed in prereg-v3 as the</w:t>
+      </w:r>
+      <w:r>
+        <w:t xml:space="preserve"> </w:t>
+      </w:r>
+      <w:r>
+        <w:rPr>
+          <w:i/>
+          <w:iCs/>
+        </w:rPr>
+        <w:t xml:space="preserve">single</w:t>
+      </w:r>
+      <w:r>
+        <w:t xml:space="preserve"> </w:t>
+      </w:r>
+      <w:r>
+        <w:t xml:space="preserve">primary inferential commitment; the tolerance</w:t>
+      </w:r>
+      <w:r>
+        <w:t xml:space="preserve"> </w:t>
+      </w:r>
+      <m:oMath>
+        <m:r>
+          <m:rPr>
+            <m:sty m:val="p"/>
+          </m:rPr>
+          <m:t>×</m:t>
+        </m:r>
+      </m:oMath>
+      <w:r>
+        <w:t xml:space="preserve"> </w:t>
+      </w:r>
+      <w:r>
+        <w:t xml:space="preserve">subset grid (3 tolerance levels</w:t>
+      </w:r>
+      <w:r>
+        <w:t xml:space="preserve"> </w:t>
+      </w:r>
+      <m:oMath>
+        <m:r>
+          <m:rPr>
+            <m:sty m:val="p"/>
+          </m:rPr>
+          <m:t>×</m:t>
+        </m:r>
+      </m:oMath>
+      <w:r>
+        <w:t xml:space="preserve"> </w:t>
+      </w:r>
+      <w:r>
+        <w:t xml:space="preserve">5 subsets = 15 reported P-values) is sensitivity, not 15 independent confirmatory tests. A Benjamini-Hochberg correction across the 15-cell grid would give</w:t>
+      </w:r>
+      <w:r>
+        <w:t xml:space="preserve"> </w:t>
+      </w:r>
+      <m:oMath>
+        <m:r>
+          <m:t>q</m:t>
+        </m:r>
+        <m:r>
+          <m:rPr>
+            <m:sty m:val="p"/>
+          </m:rPr>
+          <m:t>≈</m:t>
+        </m:r>
+        <m:r>
+          <m:t>0.35</m:t>
+        </m:r>
+      </m:oMath>
+      <w:r>
+        <w:t xml:space="preserve">; a Bonferroni-15 adjustment would similarly fail to reject. The defence for the primary rejection therefore rests on the prereg’s single-test framing. The rejection is also one-node-deep: at</w:t>
+      </w:r>
+      <w:r>
+        <w:t xml:space="preserve"> </w:t>
+      </w:r>
+      <m:oMath>
+        <m:r>
+          <m:t>n</m:t>
+        </m:r>
+        <m:r>
+          <m:rPr>
+            <m:sty m:val="p"/>
+          </m:rPr>
+          <m:t>=</m:t>
+        </m:r>
+        <m:r>
+          <m:t>49</m:t>
+        </m:r>
+      </m:oMath>
+      <w:r>
+        <w:t xml:space="preserve">, the critical</w:t>
+      </w:r>
+      <w:r>
+        <w:t xml:space="preserve"> </w:t>
+      </w:r>
+      <m:oMath>
+        <m:r>
+          <m:t>k</m:t>
+        </m:r>
+      </m:oMath>
+      <w:r>
+        <w:t xml:space="preserve"> </w:t>
+      </w:r>
+      <w:r>
+        <w:t xml:space="preserve">for rejection at</w:t>
+      </w:r>
+      <w:r>
+        <w:t xml:space="preserve"> </w:t>
+      </w:r>
+      <m:oMath>
+        <m:r>
+          <m:t>α</m:t>
+        </m:r>
+        <m:r>
+          <m:rPr>
+            <m:sty m:val="p"/>
+          </m:rPr>
+          <m:t>=</m:t>
+        </m:r>
+        <m:r>
+          <m:t>0.05</m:t>
+        </m:r>
+      </m:oMath>
+      <w:r>
+        <w:t xml:space="preserve"> </w:t>
+      </w:r>
+      <w:r>
+        <w:t xml:space="preserve">is</w:t>
+      </w:r>
+      <w:r>
+        <w:t xml:space="preserve"> </w:t>
+      </w:r>
+      <m:oMath>
+        <m:sSub>
+          <m:e>
+            <m:r>
+              <m:t>k</m:t>
+            </m:r>
+          </m:e>
+          <m:sub>
+            <m:r>
+              <m:rPr>
+                <m:sty m:val="p"/>
+              </m:rPr>
+              <m:t>c</m:t>
+            </m:r>
+            <m:r>
+              <m:rPr>
+                <m:sty m:val="p"/>
+              </m:rPr>
+              <m:t>r</m:t>
+            </m:r>
+            <m:r>
+              <m:rPr>
+                <m:sty m:val="p"/>
+              </m:rPr>
+              <m:t>i</m:t>
+            </m:r>
+            <m:r>
+              <m:rPr>
+                <m:sty m:val="p"/>
+              </m:rPr>
+              <m:t>t</m:t>
+            </m:r>
+          </m:sub>
+        </m:sSub>
+        <m:r>
+          <m:rPr>
+            <m:sty m:val="p"/>
+          </m:rPr>
+          <m:t>=</m:t>
+        </m:r>
+        <m:r>
+          <m:t>18</m:t>
+        </m:r>
+      </m:oMath>
+      <w:r>
+        <w:t xml:space="preserve">; we observed</w:t>
+      </w:r>
+      <w:r>
+        <w:t xml:space="preserve"> </w:t>
+      </w:r>
+      <m:oMath>
+        <m:r>
+          <m:t>k</m:t>
+        </m:r>
+        <m:r>
+          <m:rPr>
+            <m:sty m:val="p"/>
+          </m:rPr>
+          <m:t>=</m:t>
+        </m:r>
+        <m:r>
+          <m:t>19</m:t>
+        </m:r>
+      </m:oMath>
+      <w:r>
+        <w:t xml:space="preserve">. If one currently-evidence-free node were re-classified as supported (e.g., by adopting a more permissive subgroup-readout rule for the brain-mets N20/N22 nodes),</w:t>
+      </w:r>
+      <w:r>
+        <w:t xml:space="preserve"> </w:t>
+      </w:r>
+      <m:oMath>
+        <m:r>
+          <m:t>P</m:t>
+        </m:r>
+      </m:oMath>
+      <w:r>
+        <w:t xml:space="preserve"> </w:t>
+      </w:r>
+      <w:r>
+        <w:t xml:space="preserve">would move to 0.049 (still marginally rejects); two flips would move it to 0.084 (fails). We disclose this fragility honestly so that downstream readers can weigh the primary rejection accordingly.</w:t>
+      </w:r>
+    </w:p>
+    <w:bookmarkEnd w:id="26"/>
+    <w:bookmarkStart w:id="27" w:name="tumor-stratified-sensitivity"/>
+    <w:p>
+      <w:pPr>
+        <w:pStyle w:val="Heading2"/>
+      </w:pPr>
+      <w:r>
         <w:t xml:space="preserve">Tumor-stratified sensitivity</w:t>
       </w:r>
     </w:p>
@@ -2212,8 +2441,8 @@
         <w:t xml:space="preserve">). The pooled rejection therefore reflects aggregate evidence-gap signal across both tumors rather than a single subset’s strong rejection, consistent with the pre-registered choice to pool the denominator for confirmatory inference. The ALK-rearranged subset’s lower EFDPR (0.29) and high P (0.56) is itself a falsifiability demonstration: a well-stratified, consolidated trial landscape returns null, which is the framework working correctly.</w:t>
       </w:r>
     </w:p>
-    <w:bookmarkEnd w:id="26"/>
-    <w:bookmarkStart w:id="31" w:name="Xcb5d877171ec27e4064207016dde4dbc96b2fe6"/>
+    <w:bookmarkEnd w:id="27"/>
+    <w:bookmarkStart w:id="32" w:name="Xcb5d877171ec27e4064207016dde4dbc96b2fe6"/>
     <w:p>
       <w:pPr>
         <w:pStyle w:val="Heading2"/>
@@ -2315,7 +2544,7 @@
         <w:t xml:space="preserve">is robust to dropping any single one of these three structural clusters.</w:t>
       </w:r>
     </w:p>
-    <w:bookmarkStart w:id="30" w:name="fig:per_node"/>
+    <w:bookmarkStart w:id="31" w:name="fig:per_node"/>
     <w:p>
       <w:pPr>
         <w:pStyle w:val="CaptionedFigure"/>
@@ -2325,18 +2554,18 @@
           <wp:inline>
             <wp:extent cx="5067300" cy="2282219"/>
             <wp:effectExtent b="0" l="0" r="0" t="0"/>
-            <wp:docPr descr="" title="" id="28" name="Picture"/>
+            <wp:docPr descr="" title="" id="29" name="Picture"/>
             <a:graphic>
               <a:graphicData uri="http://schemas.openxmlformats.org/drawingml/2006/picture">
                 <pic:pic>
                   <pic:nvPicPr>
-                    <pic:cNvPr descr="../figures/v3_fig2_per_node.pdf" id="29" name="Picture"/>
+                    <pic:cNvPr descr="../figures/v3_fig2_per_node.pdf" id="30" name="Picture"/>
                     <pic:cNvPicPr>
                       <a:picLocks noChangeArrowheads="1" noChangeAspect="1"/>
                     </pic:cNvPicPr>
                   </pic:nvPicPr>
                   <pic:blipFill>
-                    <a:blip r:embed="rId27"/>
+                    <a:blip r:embed="rId28"/>
                     <a:stretch>
                       <a:fillRect/>
                     </a:stretch>
@@ -2371,9 +2600,9 @@
         <w:t xml:space="preserve">Per-node trial-edge support across the pooled 49-node decision tree, separated into mBC (left) and NSCLC (right). Red bars mark evidence-free nodes (strict tolerance); height represents the count of supporting trial edges.</w:t>
       </w:r>
     </w:p>
-    <w:bookmarkEnd w:id="30"/>
     <w:bookmarkEnd w:id="31"/>
-    <w:bookmarkStart w:id="32" w:name="Xce3f960e3277f8776a761575e500d3bd2230bc9"/>
+    <w:bookmarkEnd w:id="32"/>
+    <w:bookmarkStart w:id="33" w:name="Xce3f960e3277f8776a761575e500d3bd2230bc9"/>
     <w:p>
       <w:pPr>
         <w:pStyle w:val="Heading2"/>
@@ -2390,9 +2619,9 @@
         <w:t xml:space="preserve">The mBC prior-CDK4/6i inclusion variable showed substantial cross-trial discordance (ODI 0.64, 95% CI 0.62–0.66 across 3,160 trial pairs in v2). The NSCLC prior-EGFR-TKI inclusion variable shows analogous heterogeneity (some trials require prior 1st/2nd-gen TKI, others require prior osimertinib, others permit either) and contributes to the post-osimertinib state-coding ambiguity that drives several evidence-free flags.</w:t>
       </w:r>
     </w:p>
-    <w:bookmarkEnd w:id="32"/>
     <w:bookmarkEnd w:id="33"/>
-    <w:bookmarkStart w:id="103" w:name="sec:discussion"/>
+    <w:bookmarkEnd w:id="34"/>
+    <w:bookmarkStart w:id="104" w:name="sec:discussion"/>
     <w:p>
       <w:pPr>
         <w:pStyle w:val="Heading1"/>
@@ -2401,7 +2630,7 @@
         <w:t xml:space="preserve">Discussion</w:t>
       </w:r>
     </w:p>
-    <w:bookmarkStart w:id="34" w:name="headline."/>
+    <w:bookmarkStart w:id="35" w:name="headline."/>
     <w:p>
       <w:pPr>
         <w:pStyle w:val="Heading4"/>
@@ -2415,7 +2644,7 @@
         <w:pStyle w:val="FirstParagraph"/>
       </w:pPr>
       <w:r>
-        <w:t xml:space="preserve">At adequately-powered multi-tumor scale (50 pooled guideline nodes across mBC HR+/HER2- and NSCLC EGFR + ALK), the pre-registered exact-binomial test rejected</w:t>
+        <w:t xml:space="preserve">At adequately-powered multi-tumor scale (49 pooled guideline nodes across mBC HR+/HER2- and NSCLC EGFR + ALK), the pre-registered exact-binomial test rejected</w:t>
       </w:r>
       <w:r>
         <w:t xml:space="preserve"> </w:t>
@@ -2506,8 +2735,8 @@
         <w:t xml:space="preserve">. Roughly four in ten ESMO+ASCO+NCCN decision nodes for these biomarker-driven metastatic settings lack a single trial edge that directly traverses the recommended (state, biomarker) pair under strict concordance.</w:t>
       </w:r>
     </w:p>
-    <w:bookmarkEnd w:id="34"/>
-    <w:bookmarkStart w:id="35" w:name="X906773d1365c92ad521a57127aa94a5e2a79056"/>
+    <w:bookmarkEnd w:id="35"/>
+    <w:bookmarkStart w:id="36" w:name="X906773d1365c92ad521a57127aa94a5e2a79056"/>
     <w:p>
       <w:pPr>
         <w:pStyle w:val="Heading4"/>
@@ -2521,11 +2750,11 @@
         <w:pStyle w:val="FirstParagraph"/>
       </w:pPr>
       <w:r>
-        <w:t xml:space="preserve">Of 17 EGFR-mutant decision nodes, 12 are evidence-free at strict tolerance. The post-osimertinib decision space — amivantamab + chemotherapy (MARIPOSA-2), HER3-ADC (HERTHENA-Lung01), TROP2-ADC (TROPION-Lung01), MET-amp salvage (SAVANNAH), and platinum doublet — has multiple guideline-cited recommendations but few trials whose enrolled population strictly matches the "post-osimertinib" state encoded in the guideline node. This pattern is exactly what motivated the framework: the trials enroll patients in nuanced post-TKI subgroups, but the guideline collapses them to one branch and asks the clinician to choose between them.</w:t>
-      </w:r>
-    </w:p>
-    <w:bookmarkEnd w:id="35"/>
-    <w:bookmarkStart w:id="36" w:name="Xe7ef730eb562a2bd8c4826e2d5936446adebf7d"/>
+        <w:t xml:space="preserve">Of 17 EGFR-mutant decision nodes, 7 are evidence-free under strict tolerance at strict tolerance. The post-osimertinib decision space — amivantamab + chemotherapy (MARIPOSA-2), HER3-ADC (HERTHENA-Lung01), TROP2-ADC (TROPION-Lung01), MET-amp salvage (SAVANNAH), and platinum doublet — has multiple guideline-cited recommendations but few trials whose enrolled population strictly matches the "post-osimertinib" state encoded in the guideline node. This pattern is exactly what motivated the framework: the trials enroll patients in nuanced post-TKI subgroups, but the guideline collapses them to one branch and asks the clinician to choose between them.</w:t>
+      </w:r>
+    </w:p>
+    <w:bookmarkEnd w:id="36"/>
+    <w:bookmarkStart w:id="37" w:name="Xe7ef730eb562a2bd8c4826e2d5936446adebf7d"/>
     <w:p>
       <w:pPr>
         <w:pStyle w:val="Heading4"/>
@@ -2559,8 +2788,8 @@
         <w:t xml:space="preserve">). The ALK trial corpus is well-stratified by line (ALEX, ALTA-1L, CROWN, PROFILE 1014 all in 1L; lorlatinib trials extend to 2L+); the resistance-mutation landscape, while complex, has been mapped trial-by-trial. This contrast — EGFR-mutant rejected, ALK-rearranged not — is itself the clearest demonstration that the framework distinguishes between fragmented and consolidated evidence landscapes rather than punishing any tumor type indiscriminately.</w:t>
       </w:r>
     </w:p>
-    <w:bookmarkEnd w:id="36"/>
-    <w:bookmarkStart w:id="37" w:name="X53d52ef5232d15ad2f264fa7c9e7a7a8ed76eb0"/>
+    <w:bookmarkEnd w:id="37"/>
+    <w:bookmarkStart w:id="38" w:name="X53d52ef5232d15ad2f264fa7c9e7a7a8ed76eb0"/>
     <w:p>
       <w:pPr>
         <w:pStyle w:val="Heading4"/>
@@ -2577,8 +2806,8 @@
         <w:t xml:space="preserve">The 19 evidence-free decision nodes are not all equally problematic. Some (e.g., NCCN’s recently-added TROP2-ADC nodes) are recent additions inheriting trial-readout lag and will likely resolve in the next 1–2 guideline cycles. Others (post-CDK4/6i+post-endo everolimus salvage; post-osimertinib post-chemo) reflect structural gaps in the trial agenda that the next generation of pivotal trials should target with enrichment populations matching the guideline-node patient state.</w:t>
       </w:r>
     </w:p>
-    <w:bookmarkEnd w:id="37"/>
-    <w:bookmarkStart w:id="38" w:name="three-caveats."/>
+    <w:bookmarkEnd w:id="38"/>
+    <w:bookmarkStart w:id="39" w:name="three-caveats."/>
     <w:p>
       <w:pPr>
         <w:pStyle w:val="Heading4"/>
@@ -2632,8 +2861,8 @@
         <w:t xml:space="preserve">was 0.78 for NSCLC and 0.67 for mBC, with documented adjudication trail. Third, BOLERO-2 (everolimus, started 2009) was excluded by the prereg date filter, contributing to the mBC G9/G13 evidence-free flags; this is a corpus-boundary effect that a future ALL-historical extension would alleviate.</w:t>
       </w:r>
     </w:p>
-    <w:bookmarkEnd w:id="38"/>
-    <w:bookmarkStart w:id="39" w:name="three-positives."/>
+    <w:bookmarkEnd w:id="39"/>
+    <w:bookmarkStart w:id="40" w:name="three-positives."/>
     <w:p>
       <w:pPr>
         <w:pStyle w:val="Heading4"/>
@@ -2650,8 +2879,8 @@
         <w:t xml:space="preserve">First, the framework is now empirically validated across two biomarker-driven solid tumors with a pre-registered primary test rejection. Second, the multi-round internal adversarial review process surfaced and corrected 6 NCT-identification errors across v1/v2/v3 with full git-log transparency. Third, the released artifacts (frozen schema, extraction protocol, dual-annotator outputs, adjudication rules, decision-tree encodings, analysis code) make the framework auditable and re-runnable at each guideline update.</w:t>
       </w:r>
     </w:p>
-    <w:bookmarkEnd w:id="39"/>
-    <w:bookmarkStart w:id="40" w:name="limitations."/>
+    <w:bookmarkEnd w:id="40"/>
+    <w:bookmarkStart w:id="41" w:name="limitations."/>
     <w:p>
       <w:pPr>
         <w:pStyle w:val="Heading4"/>
@@ -2668,8 +2897,8 @@
         <w:t xml:space="preserve">The 259-trial pooled corpus is a snapshot at freeze 2026-05-16. Driver-negative NSCLC, KRAS G12C, ROS1, RET, MET ex14, NTRK, BRAF V600E, and HER2-mutant NSCLC are out-of-scope for v3; their inclusion is deferred to v4. The framework cannot adjudicate whether a given composition-across-non-overlap is clinically acceptable; that judgement remains with the guideline committee.</w:t>
       </w:r>
     </w:p>
-    <w:bookmarkEnd w:id="40"/>
-    <w:bookmarkStart w:id="41" w:name="outlook."/>
+    <w:bookmarkEnd w:id="41"/>
+    <w:bookmarkStart w:id="42" w:name="outlook."/>
     <w:p>
       <w:pPr>
         <w:pStyle w:val="Heading4"/>
@@ -2712,8 +2941,8 @@
         <w:t xml:space="preserve">).</w:t>
       </w:r>
     </w:p>
-    <w:bookmarkEnd w:id="41"/>
-    <w:bookmarkStart w:id="43" w:name="data-and-code-availability"/>
+    <w:bookmarkEnd w:id="42"/>
+    <w:bookmarkStart w:id="44" w:name="data-and-code-availability"/>
     <w:p>
       <w:pPr>
         <w:pStyle w:val="Heading2"/>
@@ -2744,7 +2973,7 @@
       <w:r>
         <w:t xml:space="preserve"> </w:t>
       </w:r>
-      <w:hyperlink r:id="rId42">
+      <w:hyperlink r:id="rId43">
         <w:r>
           <w:rPr>
             <w:rStyle w:val="Hyperlink"/>
@@ -2771,8 +3000,8 @@
         <w:t xml:space="preserve">; Zenodo DOI minted at release.</w:t>
       </w:r>
     </w:p>
-    <w:bookmarkEnd w:id="43"/>
-    <w:bookmarkStart w:id="44" w:name="pre-registration"/>
+    <w:bookmarkEnd w:id="44"/>
+    <w:bookmarkStart w:id="45" w:name="pre-registration"/>
     <w:p>
       <w:pPr>
         <w:pStyle w:val="Heading2"/>
@@ -2810,8 +3039,8 @@
         <w:t xml:space="preserve">, committed before any NSCLC outcome data.</w:t>
       </w:r>
     </w:p>
-    <w:bookmarkEnd w:id="44"/>
-    <w:bookmarkStart w:id="45" w:name="conflicts-of-interest"/>
+    <w:bookmarkEnd w:id="45"/>
+    <w:bookmarkStart w:id="46" w:name="conflicts-of-interest"/>
     <w:p>
       <w:pPr>
         <w:pStyle w:val="Heading2"/>
@@ -2828,8 +3057,8 @@
         <w:t xml:space="preserve">None declared.</w:t>
       </w:r>
     </w:p>
-    <w:bookmarkEnd w:id="45"/>
-    <w:bookmarkStart w:id="102" w:name="funding"/>
+    <w:bookmarkEnd w:id="46"/>
+    <w:bookmarkStart w:id="103" w:name="funding"/>
     <w:p>
       <w:pPr>
         <w:pStyle w:val="Heading2"/>
@@ -2846,8 +3075,8 @@
         <w:t xml:space="preserve">No specific funding.</w:t>
       </w:r>
     </w:p>
-    <w:bookmarkStart w:id="101" w:name="refs"/>
-    <w:bookmarkStart w:id="47" w:name="ref-ahn2024tropion"/>
+    <w:bookmarkStart w:id="102" w:name="refs"/>
+    <w:bookmarkStart w:id="48" w:name="ref-ahn2024tropion"/>
     <w:p>
       <w:pPr>
         <w:pStyle w:val="Bibliography"/>
@@ -2901,7 +3130,7 @@
       <w:r>
         <w:t xml:space="preserve"> </w:t>
       </w:r>
-      <w:hyperlink r:id="rId46">
+      <w:hyperlink r:id="rId47">
         <w:r>
           <w:rPr>
             <w:rStyle w:val="Hyperlink"/>
@@ -2913,8 +3142,8 @@
         <w:t xml:space="preserve">.</w:t>
       </w:r>
     </w:p>
-    <w:bookmarkEnd w:id="47"/>
-    <w:bookmarkStart w:id="49" w:name="ref-byrt1993pabak"/>
+    <w:bookmarkEnd w:id="48"/>
+    <w:bookmarkStart w:id="50" w:name="ref-byrt1993pabak"/>
     <w:p>
       <w:pPr>
         <w:pStyle w:val="Bibliography"/>
@@ -2947,7 +3176,7 @@
       <w:r>
         <w:t xml:space="preserve"> </w:t>
       </w:r>
-      <w:hyperlink r:id="rId48">
+      <w:hyperlink r:id="rId49">
         <w:r>
           <w:rPr>
             <w:rStyle w:val="Hyperlink"/>
@@ -2959,8 +3188,8 @@
         <w:t xml:space="preserve">.</w:t>
       </w:r>
     </w:p>
-    <w:bookmarkEnd w:id="49"/>
-    <w:bookmarkStart w:id="51" w:name="ref-camidge2018altal1"/>
+    <w:bookmarkEnd w:id="50"/>
+    <w:bookmarkStart w:id="52" w:name="ref-camidge2018altal1"/>
     <w:p>
       <w:pPr>
         <w:pStyle w:val="Bibliography"/>
@@ -3014,7 +3243,7 @@
       <w:r>
         <w:t xml:space="preserve"> </w:t>
       </w:r>
-      <w:hyperlink r:id="rId50">
+      <w:hyperlink r:id="rId51">
         <w:r>
           <w:rPr>
             <w:rStyle w:val="Hyperlink"/>
@@ -3026,8 +3255,8 @@
         <w:t xml:space="preserve">.</w:t>
       </w:r>
     </w:p>
-    <w:bookmarkEnd w:id="51"/>
-    <w:bookmarkStart w:id="53" w:name="ref-cho2024mariposa"/>
+    <w:bookmarkEnd w:id="52"/>
+    <w:bookmarkStart w:id="54" w:name="ref-cho2024mariposa"/>
     <w:p>
       <w:pPr>
         <w:pStyle w:val="Bibliography"/>
@@ -3084,7 +3313,7 @@
       <w:r>
         <w:t xml:space="preserve"> </w:t>
       </w:r>
-      <w:hyperlink r:id="rId52">
+      <w:hyperlink r:id="rId53">
         <w:r>
           <w:rPr>
             <w:rStyle w:val="Hyperlink"/>
@@ -3096,8 +3325,8 @@
         <w:t xml:space="preserve">.</w:t>
       </w:r>
     </w:p>
-    <w:bookmarkEnd w:id="53"/>
-    <w:bookmarkStart w:id="55" w:name="ref-clopper1934"/>
+    <w:bookmarkEnd w:id="54"/>
+    <w:bookmarkStart w:id="56" w:name="ref-clopper1934"/>
     <w:p>
       <w:pPr>
         <w:pStyle w:val="Bibliography"/>
@@ -3130,7 +3359,7 @@
       <w:r>
         <w:t xml:space="preserve"> </w:t>
       </w:r>
-      <w:hyperlink r:id="rId54">
+      <w:hyperlink r:id="rId55">
         <w:r>
           <w:rPr>
             <w:rStyle w:val="Hyperlink"/>
@@ -3142,8 +3371,8 @@
         <w:t xml:space="preserve">.</w:t>
       </w:r>
     </w:p>
-    <w:bookmarkEnd w:id="55"/>
-    <w:bookmarkStart w:id="57" w:name="ref-cohen1960kappa"/>
+    <w:bookmarkEnd w:id="56"/>
+    <w:bookmarkStart w:id="58" w:name="ref-cohen1960kappa"/>
     <w:p>
       <w:pPr>
         <w:pStyle w:val="Bibliography"/>
@@ -3176,7 +3405,7 @@
       <w:r>
         <w:t xml:space="preserve"> </w:t>
       </w:r>
-      <w:hyperlink r:id="rId56">
+      <w:hyperlink r:id="rId57">
         <w:r>
           <w:rPr>
             <w:rStyle w:val="Hyperlink"/>
@@ -3188,8 +3417,8 @@
         <w:t xml:space="preserve">.</w:t>
       </w:r>
     </w:p>
-    <w:bookmarkEnd w:id="57"/>
-    <w:bookmarkStart w:id="59" w:name="ref-efron1979bootstrap"/>
+    <w:bookmarkEnd w:id="58"/>
+    <w:bookmarkStart w:id="60" w:name="ref-efron1979bootstrap"/>
     <w:p>
       <w:pPr>
         <w:pStyle w:val="Bibliography"/>
@@ -3222,7 +3451,7 @@
       <w:r>
         <w:t xml:space="preserve"> </w:t>
       </w:r>
-      <w:hyperlink r:id="rId58">
+      <w:hyperlink r:id="rId59">
         <w:r>
           <w:rPr>
             <w:rStyle w:val="Hyperlink"/>
@@ -3234,8 +3463,8 @@
         <w:t xml:space="preserve">.</w:t>
       </w:r>
     </w:p>
-    <w:bookmarkEnd w:id="59"/>
-    <w:bookmarkStart w:id="61" w:name="ref-nccn_nsclc_2024"/>
+    <w:bookmarkEnd w:id="60"/>
+    <w:bookmarkStart w:id="62" w:name="ref-nccn_nsclc_2024"/>
     <w:p>
       <w:pPr>
         <w:pStyle w:val="Bibliography"/>
@@ -3280,7 +3509,7 @@
       <w:r>
         <w:t xml:space="preserve"> </w:t>
       </w:r>
-      <w:hyperlink r:id="rId60">
+      <w:hyperlink r:id="rId61">
         <w:r>
           <w:rPr>
             <w:rStyle w:val="Hyperlink"/>
@@ -3292,8 +3521,8 @@
         <w:t xml:space="preserve">.</w:t>
       </w:r>
     </w:p>
-    <w:bookmarkEnd w:id="61"/>
-    <w:bookmarkStart w:id="63" w:name="ref-cardosoESMO2024"/>
+    <w:bookmarkEnd w:id="62"/>
+    <w:bookmarkStart w:id="64" w:name="ref-cardosoESMO2024"/>
     <w:p>
       <w:pPr>
         <w:pStyle w:val="Bibliography"/>
@@ -3335,7 +3564,7 @@
       <w:r>
         <w:t xml:space="preserve"> </w:t>
       </w:r>
-      <w:hyperlink r:id="rId62">
+      <w:hyperlink r:id="rId63">
         <w:r>
           <w:rPr>
             <w:rStyle w:val="Hyperlink"/>
@@ -3347,8 +3576,8 @@
         <w:t xml:space="preserve">.</w:t>
       </w:r>
     </w:p>
-    <w:bookmarkEnd w:id="63"/>
-    <w:bookmarkStart w:id="65" w:name="ref-giordano2022asco"/>
+    <w:bookmarkEnd w:id="64"/>
+    <w:bookmarkStart w:id="66" w:name="ref-giordano2022asco"/>
     <w:p>
       <w:pPr>
         <w:pStyle w:val="Bibliography"/>
@@ -3396,7 +3625,7 @@
       <w:r>
         <w:t xml:space="preserve"> </w:t>
       </w:r>
-      <w:hyperlink r:id="rId64">
+      <w:hyperlink r:id="rId65">
         <w:r>
           <w:rPr>
             <w:rStyle w:val="Hyperlink"/>
@@ -3408,8 +3637,8 @@
         <w:t xml:space="preserve">.</w:t>
       </w:r>
     </w:p>
-    <w:bookmarkEnd w:id="65"/>
-    <w:bookmarkStart w:id="67" w:name="ref-gradishar2023nccn"/>
+    <w:bookmarkEnd w:id="66"/>
+    <w:bookmarkStart w:id="68" w:name="ref-gradishar2023nccn"/>
     <w:p>
       <w:pPr>
         <w:pStyle w:val="Bibliography"/>
@@ -3457,7 +3686,7 @@
       <w:r>
         <w:t xml:space="preserve"> </w:t>
       </w:r>
-      <w:hyperlink r:id="rId66">
+      <w:hyperlink r:id="rId67">
         <w:r>
           <w:rPr>
             <w:rStyle w:val="Hyperlink"/>
@@ -3469,8 +3698,8 @@
         <w:t xml:space="preserve">.</w:t>
       </w:r>
     </w:p>
-    <w:bookmarkEnd w:id="67"/>
-    <w:bookmarkStart w:id="69" w:name="ref-guyatt2008grade"/>
+    <w:bookmarkEnd w:id="68"/>
+    <w:bookmarkStart w:id="70" w:name="ref-guyatt2008grade"/>
     <w:p>
       <w:pPr>
         <w:pStyle w:val="Bibliography"/>
@@ -3512,7 +3741,7 @@
       <w:r>
         <w:t xml:space="preserve"> </w:t>
       </w:r>
-      <w:hyperlink r:id="rId68">
+      <w:hyperlink r:id="rId69">
         <w:r>
           <w:rPr>
             <w:rStyle w:val="Hyperlink"/>
@@ -3524,8 +3753,8 @@
         <w:t xml:space="preserve">.</w:t>
       </w:r>
     </w:p>
-    <w:bookmarkEnd w:id="69"/>
-    <w:bookmarkStart w:id="70" w:name="ref-hagberg2008networkx"/>
+    <w:bookmarkEnd w:id="70"/>
+    <w:bookmarkStart w:id="71" w:name="ref-hagberg2008networkx"/>
     <w:p>
       <w:pPr>
         <w:pStyle w:val="Bibliography"/>
@@ -3562,8 +3791,8 @@
         <w:t xml:space="preserve">, 11–15.</w:t>
       </w:r>
     </w:p>
-    <w:bookmarkEnd w:id="70"/>
-    <w:bookmarkStart w:id="72" w:name="ref-hendriks2023esmo"/>
+    <w:bookmarkEnd w:id="71"/>
+    <w:bookmarkStart w:id="73" w:name="ref-hendriks2023esmo"/>
     <w:p>
       <w:pPr>
         <w:pStyle w:val="Bibliography"/>
@@ -3611,7 +3840,7 @@
       <w:r>
         <w:t xml:space="preserve"> </w:t>
       </w:r>
-      <w:hyperlink r:id="rId71">
+      <w:hyperlink r:id="rId72">
         <w:r>
           <w:rPr>
             <w:rStyle w:val="Hyperlink"/>
@@ -3623,8 +3852,8 @@
         <w:t xml:space="preserve">.</w:t>
       </w:r>
     </w:p>
-    <w:bookmarkEnd w:id="72"/>
-    <w:bookmarkStart w:id="74" w:name="ref-janne2024flaura2"/>
+    <w:bookmarkEnd w:id="73"/>
+    <w:bookmarkStart w:id="75" w:name="ref-janne2024flaura2"/>
     <w:p>
       <w:pPr>
         <w:pStyle w:val="Bibliography"/>
@@ -3690,7 +3919,7 @@
       <w:r>
         <w:t xml:space="preserve"> </w:t>
       </w:r>
-      <w:hyperlink r:id="rId73">
+      <w:hyperlink r:id="rId74">
         <w:r>
           <w:rPr>
             <w:rStyle w:val="Hyperlink"/>
@@ -3702,8 +3931,8 @@
         <w:t xml:space="preserve">.</w:t>
       </w:r>
     </w:p>
-    <w:bookmarkEnd w:id="74"/>
-    <w:bookmarkStart w:id="76" w:name="ref-mateo2018escat"/>
+    <w:bookmarkEnd w:id="75"/>
+    <w:bookmarkStart w:id="77" w:name="ref-mateo2018escat"/>
     <w:p>
       <w:pPr>
         <w:pStyle w:val="Bibliography"/>
@@ -3757,7 +3986,7 @@
       <w:r>
         <w:t xml:space="preserve"> </w:t>
       </w:r>
-      <w:hyperlink r:id="rId75">
+      <w:hyperlink r:id="rId76">
         <w:r>
           <w:rPr>
             <w:rStyle w:val="Hyperlink"/>
@@ -3769,8 +3998,8 @@
         <w:t xml:space="preserve">.</w:t>
       </w:r>
     </w:p>
-    <w:bookmarkEnd w:id="76"/>
-    <w:bookmarkStart w:id="78" w:name="ref-mok2017aura3"/>
+    <w:bookmarkEnd w:id="77"/>
+    <w:bookmarkStart w:id="79" w:name="ref-mok2017aura3"/>
     <w:p>
       <w:pPr>
         <w:pStyle w:val="Bibliography"/>
@@ -3824,7 +4053,7 @@
       <w:r>
         <w:t xml:space="preserve"> </w:t>
       </w:r>
-      <w:hyperlink r:id="rId77">
+      <w:hyperlink r:id="rId78">
         <w:r>
           <w:rPr>
             <w:rStyle w:val="Hyperlink"/>
@@ -3836,8 +4065,8 @@
         <w:t xml:space="preserve">.</w:t>
       </w:r>
     </w:p>
-    <w:bookmarkEnd w:id="78"/>
-    <w:bookmarkStart w:id="80" w:name="ref-munafo2017manifesto"/>
+    <w:bookmarkEnd w:id="79"/>
+    <w:bookmarkStart w:id="81" w:name="ref-munafo2017manifesto"/>
     <w:p>
       <w:pPr>
         <w:pStyle w:val="Bibliography"/>
@@ -3870,7 +4099,7 @@
       <w:r>
         <w:t xml:space="preserve"> </w:t>
       </w:r>
-      <w:hyperlink r:id="rId79">
+      <w:hyperlink r:id="rId80">
         <w:r>
           <w:rPr>
             <w:rStyle w:val="Hyperlink"/>
@@ -3882,8 +4111,8 @@
         <w:t xml:space="preserve">.</w:t>
       </w:r>
     </w:p>
-    <w:bookmarkEnd w:id="80"/>
-    <w:bookmarkStart w:id="82" w:name="ref-moher2020prisma"/>
+    <w:bookmarkEnd w:id="81"/>
+    <w:bookmarkStart w:id="83" w:name="ref-moher2020prisma"/>
     <w:p>
       <w:pPr>
         <w:pStyle w:val="Bibliography"/>
@@ -3919,7 +4148,7 @@
       <w:r>
         <w:t xml:space="preserve"> </w:t>
       </w:r>
-      <w:hyperlink r:id="rId81">
+      <w:hyperlink r:id="rId82">
         <w:r>
           <w:rPr>
             <w:rStyle w:val="Hyperlink"/>
@@ -3931,8 +4160,8 @@
         <w:t xml:space="preserve">.</w:t>
       </w:r>
     </w:p>
-    <w:bookmarkEnd w:id="82"/>
-    <w:bookmarkStart w:id="84" w:name="ref-passaro2024mariposa2"/>
+    <w:bookmarkEnd w:id="83"/>
+    <w:bookmarkStart w:id="85" w:name="ref-passaro2024mariposa2"/>
     <w:p>
       <w:pPr>
         <w:pStyle w:val="Bibliography"/>
@@ -3986,7 +4215,7 @@
       <w:r>
         <w:t xml:space="preserve"> </w:t>
       </w:r>
-      <w:hyperlink r:id="rId83">
+      <w:hyperlink r:id="rId84">
         <w:r>
           <w:rPr>
             <w:rStyle w:val="Hyperlink"/>
@@ -3998,8 +4227,8 @@
         <w:t xml:space="preserve">.</w:t>
       </w:r>
     </w:p>
-    <w:bookmarkEnd w:id="84"/>
-    <w:bookmarkStart w:id="86" w:name="ref-peters2017alex"/>
+    <w:bookmarkEnd w:id="85"/>
+    <w:bookmarkStart w:id="87" w:name="ref-peters2017alex"/>
     <w:p>
       <w:pPr>
         <w:pStyle w:val="Bibliography"/>
@@ -4047,7 +4276,7 @@
       <w:r>
         <w:t xml:space="preserve"> </w:t>
       </w:r>
-      <w:hyperlink r:id="rId85">
+      <w:hyperlink r:id="rId86">
         <w:r>
           <w:rPr>
             <w:rStyle w:val="Hyperlink"/>
@@ -4059,8 +4288,8 @@
         <w:t xml:space="preserve">.</w:t>
       </w:r>
     </w:p>
-    <w:bookmarkEnd w:id="86"/>
-    <w:bookmarkStart w:id="88" w:name="ref-rouse2017nma"/>
+    <w:bookmarkEnd w:id="87"/>
+    <w:bookmarkStart w:id="89" w:name="ref-rouse2017nma"/>
     <w:p>
       <w:pPr>
         <w:pStyle w:val="Bibliography"/>
@@ -4093,7 +4322,7 @@
       <w:r>
         <w:t xml:space="preserve"> </w:t>
       </w:r>
-      <w:hyperlink r:id="rId87">
+      <w:hyperlink r:id="rId88">
         <w:r>
           <w:rPr>
             <w:rStyle w:val="Hyperlink"/>
@@ -4105,8 +4334,8 @@
         <w:t xml:space="preserve">.</w:t>
       </w:r>
     </w:p>
-    <w:bookmarkEnd w:id="88"/>
-    <w:bookmarkStart w:id="90" w:name="ref-shaw2020crown"/>
+    <w:bookmarkEnd w:id="89"/>
+    <w:bookmarkStart w:id="91" w:name="ref-shaw2020crown"/>
     <w:p>
       <w:pPr>
         <w:pStyle w:val="Bibliography"/>
@@ -4160,7 +4389,7 @@
       <w:r>
         <w:t xml:space="preserve"> </w:t>
       </w:r>
-      <w:hyperlink r:id="rId89">
+      <w:hyperlink r:id="rId90">
         <w:r>
           <w:rPr>
             <w:rStyle w:val="Hyperlink"/>
@@ -4172,8 +4401,8 @@
         <w:t xml:space="preserve">.</w:t>
       </w:r>
     </w:p>
-    <w:bookmarkEnd w:id="90"/>
-    <w:bookmarkStart w:id="92" w:name="ref-solomon2014profile1014"/>
+    <w:bookmarkEnd w:id="91"/>
+    <w:bookmarkStart w:id="93" w:name="ref-solomon2014profile1014"/>
     <w:p>
       <w:pPr>
         <w:pStyle w:val="Bibliography"/>
@@ -4227,7 +4456,7 @@
       <w:r>
         <w:t xml:space="preserve"> </w:t>
       </w:r>
-      <w:hyperlink r:id="rId91">
+      <w:hyperlink r:id="rId92">
         <w:r>
           <w:rPr>
             <w:rStyle w:val="Hyperlink"/>
@@ -4239,8 +4468,8 @@
         <w:t xml:space="preserve">.</w:t>
       </w:r>
     </w:p>
-    <w:bookmarkEnd w:id="92"/>
-    <w:bookmarkStart w:id="94" w:name="ref-soria2018flaura"/>
+    <w:bookmarkEnd w:id="93"/>
+    <w:bookmarkStart w:id="95" w:name="ref-soria2018flaura"/>
     <w:p>
       <w:pPr>
         <w:pStyle w:val="Bibliography"/>
@@ -4288,7 +4517,7 @@
       <w:r>
         <w:t xml:space="preserve"> </w:t>
       </w:r>
-      <w:hyperlink r:id="rId93">
+      <w:hyperlink r:id="rId94">
         <w:r>
           <w:rPr>
             <w:rStyle w:val="Hyperlink"/>
@@ -4300,8 +4529,8 @@
         <w:t xml:space="preserve">.</w:t>
       </w:r>
     </w:p>
-    <w:bookmarkEnd w:id="94"/>
-    <w:bookmarkStart w:id="95" w:name="ref-viera2005"/>
+    <w:bookmarkEnd w:id="95"/>
+    <w:bookmarkStart w:id="96" w:name="ref-viera2005"/>
     <w:p>
       <w:pPr>
         <w:pStyle w:val="Bibliography"/>
@@ -4332,8 +4561,8 @@
         <w:t xml:space="preserve">37 (5): 360–63.</w:t>
       </w:r>
     </w:p>
-    <w:bookmarkEnd w:id="95"/>
-    <w:bookmarkStart w:id="97" w:name="ref-wu2017archer1050"/>
+    <w:bookmarkEnd w:id="96"/>
+    <w:bookmarkStart w:id="98" w:name="ref-wu2017archer1050"/>
     <w:p>
       <w:pPr>
         <w:pStyle w:val="Bibliography"/>
@@ -4387,7 +4616,7 @@
       <w:r>
         <w:t xml:space="preserve"> </w:t>
       </w:r>
-      <w:hyperlink r:id="rId96">
+      <w:hyperlink r:id="rId97">
         <w:r>
           <w:rPr>
             <w:rStyle w:val="Hyperlink"/>
@@ -4399,8 +4628,8 @@
         <w:t xml:space="preserve">.</w:t>
       </w:r>
     </w:p>
-    <w:bookmarkEnd w:id="97"/>
-    <w:bookmarkStart w:id="99" w:name="ref-yu2024herthena"/>
+    <w:bookmarkEnd w:id="98"/>
+    <w:bookmarkStart w:id="100" w:name="ref-yu2024herthena"/>
     <w:p>
       <w:pPr>
         <w:pStyle w:val="Bibliography"/>
@@ -4469,7 +4698,7 @@
       <w:r>
         <w:t xml:space="preserve"> </w:t>
       </w:r>
-      <w:hyperlink r:id="rId98">
+      <w:hyperlink r:id="rId99">
         <w:r>
           <w:rPr>
             <w:rStyle w:val="Hyperlink"/>
@@ -4481,8 +4710,8 @@
         <w:t xml:space="preserve">.</w:t>
       </w:r>
     </w:p>
-    <w:bookmarkEnd w:id="99"/>
-    <w:bookmarkStart w:id="100" w:name="ref-zhou2024papillon"/>
+    <w:bookmarkEnd w:id="100"/>
+    <w:bookmarkStart w:id="101" w:name="ref-zhou2024papillon"/>
     <w:p>
       <w:pPr>
         <w:pStyle w:val="Bibliography"/>
@@ -4545,7 +4774,7 @@
       <w:r>
         <w:t xml:space="preserve"> </w:t>
       </w:r>
-      <w:hyperlink r:id="rId52">
+      <w:hyperlink r:id="rId53">
         <w:r>
           <w:rPr>
             <w:rStyle w:val="Hyperlink"/>
@@ -4557,10 +4786,10 @@
         <w:t xml:space="preserve">.</w:t>
       </w:r>
     </w:p>
-    <w:bookmarkEnd w:id="100"/>
     <w:bookmarkEnd w:id="101"/>
     <w:bookmarkEnd w:id="102"/>
     <w:bookmarkEnd w:id="103"/>
+    <w:bookmarkEnd w:id="104"/>
     <w:sectPr>
       <w:footnotePr>
         <w:numRestart w:val="eachSect"/>

--- a/release/mbc-evidence-dag-paper-A-clinical-v3.0.0.docx
+++ b/release/mbc-evidence-dag-paper-A-clinical-v3.0.0.docx
@@ -42,7 +42,7 @@
         <w:pStyle w:val="Author"/>
       </w:pPr>
       <w:r>
-        <w:t xml:space="preserve">H.-T. Lin</w:t>
+        <w:t xml:space="preserve">Hsieh-Ting Lin</w:t>
       </w:r>
     </w:p>
     <w:p>
@@ -50,7 +50,7 @@
         <w:pStyle w:val="Date"/>
       </w:pPr>
       <w:r>
-        <w:t xml:space="preserve">2026-05-16</w:t>
+        <w:t xml:space="preserve">2026-05-17</w:t>
       </w:r>
     </w:p>
     <w:p>
@@ -2978,7 +2978,7 @@
           <w:rPr>
             <w:rStyle w:val="Hyperlink"/>
           </w:rPr>
-          <w:t xml:space="preserve">https://github.com/htlin/mbc-evidence-dag-paper</w:t>
+          <w:t xml:space="preserve">https://github.com/htlin222/mbc-evidence-dag-paper</w:t>
         </w:r>
       </w:hyperlink>
       <w:r>

--- a/release/mbc-evidence-dag-paper-A-clinical-v3.0.0.docx
+++ b/release/mbc-evidence-dag-paper-A-clinical-v3.0.0.docx
@@ -2621,7 +2621,7 @@
     </w:p>
     <w:bookmarkEnd w:id="33"/>
     <w:bookmarkEnd w:id="34"/>
-    <w:bookmarkStart w:id="104" w:name="sec:discussion"/>
+    <w:bookmarkStart w:id="105" w:name="sec:discussion"/>
     <w:p>
       <w:pPr>
         <w:pStyle w:val="Heading1"/>
@@ -2942,7 +2942,7 @@
       </w:r>
     </w:p>
     <w:bookmarkEnd w:id="42"/>
-    <w:bookmarkStart w:id="44" w:name="data-and-code-availability"/>
+    <w:bookmarkStart w:id="45" w:name="data-and-code-availability"/>
     <w:p>
       <w:pPr>
         <w:pStyle w:val="Heading2"/>
@@ -2997,11 +2997,25 @@
         <w:t xml:space="preserve">v3.0.0</w:t>
       </w:r>
       <w:r>
-        <w:t xml:space="preserve">; Zenodo DOI minted at release.</w:t>
-      </w:r>
-    </w:p>
-    <w:bookmarkEnd w:id="44"/>
-    <w:bookmarkStart w:id="45" w:name="pre-registration"/>
+        <w:t xml:space="preserve">. The tagged release is permanently archived at Zenodo:</w:t>
+      </w:r>
+      <w:r>
+        <w:t xml:space="preserve"> </w:t>
+      </w:r>
+      <w:hyperlink r:id="rId44">
+        <w:r>
+          <w:rPr>
+            <w:rStyle w:val="Hyperlink"/>
+          </w:rPr>
+          <w:t xml:space="preserve">https://doi.org/10.5281/zenodo.20250848</w:t>
+        </w:r>
+      </w:hyperlink>
+      <w:r>
+        <w:t xml:space="preserve">.</w:t>
+      </w:r>
+    </w:p>
+    <w:bookmarkEnd w:id="45"/>
+    <w:bookmarkStart w:id="46" w:name="pre-registration"/>
     <w:p>
       <w:pPr>
         <w:pStyle w:val="Heading2"/>
@@ -3039,8 +3053,8 @@
         <w:t xml:space="preserve">, committed before any NSCLC outcome data.</w:t>
       </w:r>
     </w:p>
-    <w:bookmarkEnd w:id="45"/>
-    <w:bookmarkStart w:id="46" w:name="conflicts-of-interest"/>
+    <w:bookmarkEnd w:id="46"/>
+    <w:bookmarkStart w:id="47" w:name="conflicts-of-interest"/>
     <w:p>
       <w:pPr>
         <w:pStyle w:val="Heading2"/>
@@ -3057,8 +3071,8 @@
         <w:t xml:space="preserve">None declared.</w:t>
       </w:r>
     </w:p>
-    <w:bookmarkEnd w:id="46"/>
-    <w:bookmarkStart w:id="103" w:name="funding"/>
+    <w:bookmarkEnd w:id="47"/>
+    <w:bookmarkStart w:id="104" w:name="funding"/>
     <w:p>
       <w:pPr>
         <w:pStyle w:val="Heading2"/>
@@ -3075,8 +3089,8 @@
         <w:t xml:space="preserve">No specific funding.</w:t>
       </w:r>
     </w:p>
-    <w:bookmarkStart w:id="102" w:name="refs"/>
-    <w:bookmarkStart w:id="48" w:name="ref-ahn2024tropion"/>
+    <w:bookmarkStart w:id="103" w:name="refs"/>
+    <w:bookmarkStart w:id="49" w:name="ref-ahn2024tropion"/>
     <w:p>
       <w:pPr>
         <w:pStyle w:val="Bibliography"/>
@@ -3130,7 +3144,7 @@
       <w:r>
         <w:t xml:space="preserve"> </w:t>
       </w:r>
-      <w:hyperlink r:id="rId47">
+      <w:hyperlink r:id="rId48">
         <w:r>
           <w:rPr>
             <w:rStyle w:val="Hyperlink"/>
@@ -3142,8 +3156,8 @@
         <w:t xml:space="preserve">.</w:t>
       </w:r>
     </w:p>
-    <w:bookmarkEnd w:id="48"/>
-    <w:bookmarkStart w:id="50" w:name="ref-byrt1993pabak"/>
+    <w:bookmarkEnd w:id="49"/>
+    <w:bookmarkStart w:id="51" w:name="ref-byrt1993pabak"/>
     <w:p>
       <w:pPr>
         <w:pStyle w:val="Bibliography"/>
@@ -3176,7 +3190,7 @@
       <w:r>
         <w:t xml:space="preserve"> </w:t>
       </w:r>
-      <w:hyperlink r:id="rId49">
+      <w:hyperlink r:id="rId50">
         <w:r>
           <w:rPr>
             <w:rStyle w:val="Hyperlink"/>
@@ -3188,8 +3202,8 @@
         <w:t xml:space="preserve">.</w:t>
       </w:r>
     </w:p>
-    <w:bookmarkEnd w:id="50"/>
-    <w:bookmarkStart w:id="52" w:name="ref-camidge2018altal1"/>
+    <w:bookmarkEnd w:id="51"/>
+    <w:bookmarkStart w:id="53" w:name="ref-camidge2018altal1"/>
     <w:p>
       <w:pPr>
         <w:pStyle w:val="Bibliography"/>
@@ -3243,7 +3257,7 @@
       <w:r>
         <w:t xml:space="preserve"> </w:t>
       </w:r>
-      <w:hyperlink r:id="rId51">
+      <w:hyperlink r:id="rId52">
         <w:r>
           <w:rPr>
             <w:rStyle w:val="Hyperlink"/>
@@ -3255,8 +3269,8 @@
         <w:t xml:space="preserve">.</w:t>
       </w:r>
     </w:p>
-    <w:bookmarkEnd w:id="52"/>
-    <w:bookmarkStart w:id="54" w:name="ref-cho2024mariposa"/>
+    <w:bookmarkEnd w:id="53"/>
+    <w:bookmarkStart w:id="55" w:name="ref-cho2024mariposa"/>
     <w:p>
       <w:pPr>
         <w:pStyle w:val="Bibliography"/>
@@ -3313,7 +3327,7 @@
       <w:r>
         <w:t xml:space="preserve"> </w:t>
       </w:r>
-      <w:hyperlink r:id="rId53">
+      <w:hyperlink r:id="rId54">
         <w:r>
           <w:rPr>
             <w:rStyle w:val="Hyperlink"/>
@@ -3325,8 +3339,8 @@
         <w:t xml:space="preserve">.</w:t>
       </w:r>
     </w:p>
-    <w:bookmarkEnd w:id="54"/>
-    <w:bookmarkStart w:id="56" w:name="ref-clopper1934"/>
+    <w:bookmarkEnd w:id="55"/>
+    <w:bookmarkStart w:id="57" w:name="ref-clopper1934"/>
     <w:p>
       <w:pPr>
         <w:pStyle w:val="Bibliography"/>
@@ -3359,7 +3373,7 @@
       <w:r>
         <w:t xml:space="preserve"> </w:t>
       </w:r>
-      <w:hyperlink r:id="rId55">
+      <w:hyperlink r:id="rId56">
         <w:r>
           <w:rPr>
             <w:rStyle w:val="Hyperlink"/>
@@ -3371,8 +3385,8 @@
         <w:t xml:space="preserve">.</w:t>
       </w:r>
     </w:p>
-    <w:bookmarkEnd w:id="56"/>
-    <w:bookmarkStart w:id="58" w:name="ref-cohen1960kappa"/>
+    <w:bookmarkEnd w:id="57"/>
+    <w:bookmarkStart w:id="59" w:name="ref-cohen1960kappa"/>
     <w:p>
       <w:pPr>
         <w:pStyle w:val="Bibliography"/>
@@ -3405,7 +3419,7 @@
       <w:r>
         <w:t xml:space="preserve"> </w:t>
       </w:r>
-      <w:hyperlink r:id="rId57">
+      <w:hyperlink r:id="rId58">
         <w:r>
           <w:rPr>
             <w:rStyle w:val="Hyperlink"/>
@@ -3417,8 +3431,8 @@
         <w:t xml:space="preserve">.</w:t>
       </w:r>
     </w:p>
-    <w:bookmarkEnd w:id="58"/>
-    <w:bookmarkStart w:id="60" w:name="ref-efron1979bootstrap"/>
+    <w:bookmarkEnd w:id="59"/>
+    <w:bookmarkStart w:id="61" w:name="ref-efron1979bootstrap"/>
     <w:p>
       <w:pPr>
         <w:pStyle w:val="Bibliography"/>
@@ -3451,7 +3465,7 @@
       <w:r>
         <w:t xml:space="preserve"> </w:t>
       </w:r>
-      <w:hyperlink r:id="rId59">
+      <w:hyperlink r:id="rId60">
         <w:r>
           <w:rPr>
             <w:rStyle w:val="Hyperlink"/>
@@ -3463,8 +3477,8 @@
         <w:t xml:space="preserve">.</w:t>
       </w:r>
     </w:p>
-    <w:bookmarkEnd w:id="60"/>
-    <w:bookmarkStart w:id="62" w:name="ref-nccn_nsclc_2024"/>
+    <w:bookmarkEnd w:id="61"/>
+    <w:bookmarkStart w:id="63" w:name="ref-nccn_nsclc_2024"/>
     <w:p>
       <w:pPr>
         <w:pStyle w:val="Bibliography"/>
@@ -3509,7 +3523,7 @@
       <w:r>
         <w:t xml:space="preserve"> </w:t>
       </w:r>
-      <w:hyperlink r:id="rId61">
+      <w:hyperlink r:id="rId62">
         <w:r>
           <w:rPr>
             <w:rStyle w:val="Hyperlink"/>
@@ -3521,8 +3535,8 @@
         <w:t xml:space="preserve">.</w:t>
       </w:r>
     </w:p>
-    <w:bookmarkEnd w:id="62"/>
-    <w:bookmarkStart w:id="64" w:name="ref-cardosoESMO2024"/>
+    <w:bookmarkEnd w:id="63"/>
+    <w:bookmarkStart w:id="65" w:name="ref-cardosoESMO2024"/>
     <w:p>
       <w:pPr>
         <w:pStyle w:val="Bibliography"/>
@@ -3564,7 +3578,7 @@
       <w:r>
         <w:t xml:space="preserve"> </w:t>
       </w:r>
-      <w:hyperlink r:id="rId63">
+      <w:hyperlink r:id="rId64">
         <w:r>
           <w:rPr>
             <w:rStyle w:val="Hyperlink"/>
@@ -3576,8 +3590,8 @@
         <w:t xml:space="preserve">.</w:t>
       </w:r>
     </w:p>
-    <w:bookmarkEnd w:id="64"/>
-    <w:bookmarkStart w:id="66" w:name="ref-giordano2022asco"/>
+    <w:bookmarkEnd w:id="65"/>
+    <w:bookmarkStart w:id="67" w:name="ref-giordano2022asco"/>
     <w:p>
       <w:pPr>
         <w:pStyle w:val="Bibliography"/>
@@ -3625,7 +3639,7 @@
       <w:r>
         <w:t xml:space="preserve"> </w:t>
       </w:r>
-      <w:hyperlink r:id="rId65">
+      <w:hyperlink r:id="rId66">
         <w:r>
           <w:rPr>
             <w:rStyle w:val="Hyperlink"/>
@@ -3637,8 +3651,8 @@
         <w:t xml:space="preserve">.</w:t>
       </w:r>
     </w:p>
-    <w:bookmarkEnd w:id="66"/>
-    <w:bookmarkStart w:id="68" w:name="ref-gradishar2023nccn"/>
+    <w:bookmarkEnd w:id="67"/>
+    <w:bookmarkStart w:id="69" w:name="ref-gradishar2023nccn"/>
     <w:p>
       <w:pPr>
         <w:pStyle w:val="Bibliography"/>
@@ -3686,7 +3700,7 @@
       <w:r>
         <w:t xml:space="preserve"> </w:t>
       </w:r>
-      <w:hyperlink r:id="rId67">
+      <w:hyperlink r:id="rId68">
         <w:r>
           <w:rPr>
             <w:rStyle w:val="Hyperlink"/>
@@ -3698,8 +3712,8 @@
         <w:t xml:space="preserve">.</w:t>
       </w:r>
     </w:p>
-    <w:bookmarkEnd w:id="68"/>
-    <w:bookmarkStart w:id="70" w:name="ref-guyatt2008grade"/>
+    <w:bookmarkEnd w:id="69"/>
+    <w:bookmarkStart w:id="71" w:name="ref-guyatt2008grade"/>
     <w:p>
       <w:pPr>
         <w:pStyle w:val="Bibliography"/>
@@ -3741,7 +3755,7 @@
       <w:r>
         <w:t xml:space="preserve"> </w:t>
       </w:r>
-      <w:hyperlink r:id="rId69">
+      <w:hyperlink r:id="rId70">
         <w:r>
           <w:rPr>
             <w:rStyle w:val="Hyperlink"/>
@@ -3753,8 +3767,8 @@
         <w:t xml:space="preserve">.</w:t>
       </w:r>
     </w:p>
-    <w:bookmarkEnd w:id="70"/>
-    <w:bookmarkStart w:id="71" w:name="ref-hagberg2008networkx"/>
+    <w:bookmarkEnd w:id="71"/>
+    <w:bookmarkStart w:id="72" w:name="ref-hagberg2008networkx"/>
     <w:p>
       <w:pPr>
         <w:pStyle w:val="Bibliography"/>
@@ -3791,8 +3805,8 @@
         <w:t xml:space="preserve">, 11–15.</w:t>
       </w:r>
     </w:p>
-    <w:bookmarkEnd w:id="71"/>
-    <w:bookmarkStart w:id="73" w:name="ref-hendriks2023esmo"/>
+    <w:bookmarkEnd w:id="72"/>
+    <w:bookmarkStart w:id="74" w:name="ref-hendriks2023esmo"/>
     <w:p>
       <w:pPr>
         <w:pStyle w:val="Bibliography"/>
@@ -3840,7 +3854,7 @@
       <w:r>
         <w:t xml:space="preserve"> </w:t>
       </w:r>
-      <w:hyperlink r:id="rId72">
+      <w:hyperlink r:id="rId73">
         <w:r>
           <w:rPr>
             <w:rStyle w:val="Hyperlink"/>
@@ -3852,8 +3866,8 @@
         <w:t xml:space="preserve">.</w:t>
       </w:r>
     </w:p>
-    <w:bookmarkEnd w:id="73"/>
-    <w:bookmarkStart w:id="75" w:name="ref-janne2024flaura2"/>
+    <w:bookmarkEnd w:id="74"/>
+    <w:bookmarkStart w:id="76" w:name="ref-janne2024flaura2"/>
     <w:p>
       <w:pPr>
         <w:pStyle w:val="Bibliography"/>
@@ -3919,7 +3933,7 @@
       <w:r>
         <w:t xml:space="preserve"> </w:t>
       </w:r>
-      <w:hyperlink r:id="rId74">
+      <w:hyperlink r:id="rId75">
         <w:r>
           <w:rPr>
             <w:rStyle w:val="Hyperlink"/>
@@ -3931,8 +3945,8 @@
         <w:t xml:space="preserve">.</w:t>
       </w:r>
     </w:p>
-    <w:bookmarkEnd w:id="75"/>
-    <w:bookmarkStart w:id="77" w:name="ref-mateo2018escat"/>
+    <w:bookmarkEnd w:id="76"/>
+    <w:bookmarkStart w:id="78" w:name="ref-mateo2018escat"/>
     <w:p>
       <w:pPr>
         <w:pStyle w:val="Bibliography"/>
@@ -3986,7 +4000,7 @@
       <w:r>
         <w:t xml:space="preserve"> </w:t>
       </w:r>
-      <w:hyperlink r:id="rId76">
+      <w:hyperlink r:id="rId77">
         <w:r>
           <w:rPr>
             <w:rStyle w:val="Hyperlink"/>
@@ -3998,8 +4012,8 @@
         <w:t xml:space="preserve">.</w:t>
       </w:r>
     </w:p>
-    <w:bookmarkEnd w:id="77"/>
-    <w:bookmarkStart w:id="79" w:name="ref-mok2017aura3"/>
+    <w:bookmarkEnd w:id="78"/>
+    <w:bookmarkStart w:id="80" w:name="ref-mok2017aura3"/>
     <w:p>
       <w:pPr>
         <w:pStyle w:val="Bibliography"/>
@@ -4053,7 +4067,7 @@
       <w:r>
         <w:t xml:space="preserve"> </w:t>
       </w:r>
-      <w:hyperlink r:id="rId78">
+      <w:hyperlink r:id="rId79">
         <w:r>
           <w:rPr>
             <w:rStyle w:val="Hyperlink"/>
@@ -4065,8 +4079,8 @@
         <w:t xml:space="preserve">.</w:t>
       </w:r>
     </w:p>
-    <w:bookmarkEnd w:id="79"/>
-    <w:bookmarkStart w:id="81" w:name="ref-munafo2017manifesto"/>
+    <w:bookmarkEnd w:id="80"/>
+    <w:bookmarkStart w:id="82" w:name="ref-munafo2017manifesto"/>
     <w:p>
       <w:pPr>
         <w:pStyle w:val="Bibliography"/>
@@ -4099,7 +4113,7 @@
       <w:r>
         <w:t xml:space="preserve"> </w:t>
       </w:r>
-      <w:hyperlink r:id="rId80">
+      <w:hyperlink r:id="rId81">
         <w:r>
           <w:rPr>
             <w:rStyle w:val="Hyperlink"/>
@@ -4111,8 +4125,8 @@
         <w:t xml:space="preserve">.</w:t>
       </w:r>
     </w:p>
-    <w:bookmarkEnd w:id="81"/>
-    <w:bookmarkStart w:id="83" w:name="ref-moher2020prisma"/>
+    <w:bookmarkEnd w:id="82"/>
+    <w:bookmarkStart w:id="84" w:name="ref-moher2020prisma"/>
     <w:p>
       <w:pPr>
         <w:pStyle w:val="Bibliography"/>
@@ -4148,7 +4162,7 @@
       <w:r>
         <w:t xml:space="preserve"> </w:t>
       </w:r>
-      <w:hyperlink r:id="rId82">
+      <w:hyperlink r:id="rId83">
         <w:r>
           <w:rPr>
             <w:rStyle w:val="Hyperlink"/>
@@ -4160,8 +4174,8 @@
         <w:t xml:space="preserve">.</w:t>
       </w:r>
     </w:p>
-    <w:bookmarkEnd w:id="83"/>
-    <w:bookmarkStart w:id="85" w:name="ref-passaro2024mariposa2"/>
+    <w:bookmarkEnd w:id="84"/>
+    <w:bookmarkStart w:id="86" w:name="ref-passaro2024mariposa2"/>
     <w:p>
       <w:pPr>
         <w:pStyle w:val="Bibliography"/>
@@ -4215,7 +4229,7 @@
       <w:r>
         <w:t xml:space="preserve"> </w:t>
       </w:r>
-      <w:hyperlink r:id="rId84">
+      <w:hyperlink r:id="rId85">
         <w:r>
           <w:rPr>
             <w:rStyle w:val="Hyperlink"/>
@@ -4227,8 +4241,8 @@
         <w:t xml:space="preserve">.</w:t>
       </w:r>
     </w:p>
-    <w:bookmarkEnd w:id="85"/>
-    <w:bookmarkStart w:id="87" w:name="ref-peters2017alex"/>
+    <w:bookmarkEnd w:id="86"/>
+    <w:bookmarkStart w:id="88" w:name="ref-peters2017alex"/>
     <w:p>
       <w:pPr>
         <w:pStyle w:val="Bibliography"/>
@@ -4276,7 +4290,7 @@
       <w:r>
         <w:t xml:space="preserve"> </w:t>
       </w:r>
-      <w:hyperlink r:id="rId86">
+      <w:hyperlink r:id="rId87">
         <w:r>
           <w:rPr>
             <w:rStyle w:val="Hyperlink"/>
@@ -4288,8 +4302,8 @@
         <w:t xml:space="preserve">.</w:t>
       </w:r>
     </w:p>
-    <w:bookmarkEnd w:id="87"/>
-    <w:bookmarkStart w:id="89" w:name="ref-rouse2017nma"/>
+    <w:bookmarkEnd w:id="88"/>
+    <w:bookmarkStart w:id="90" w:name="ref-rouse2017nma"/>
     <w:p>
       <w:pPr>
         <w:pStyle w:val="Bibliography"/>
@@ -4322,7 +4336,7 @@
       <w:r>
         <w:t xml:space="preserve"> </w:t>
       </w:r>
-      <w:hyperlink r:id="rId88">
+      <w:hyperlink r:id="rId89">
         <w:r>
           <w:rPr>
             <w:rStyle w:val="Hyperlink"/>
@@ -4334,8 +4348,8 @@
         <w:t xml:space="preserve">.</w:t>
       </w:r>
     </w:p>
-    <w:bookmarkEnd w:id="89"/>
-    <w:bookmarkStart w:id="91" w:name="ref-shaw2020crown"/>
+    <w:bookmarkEnd w:id="90"/>
+    <w:bookmarkStart w:id="92" w:name="ref-shaw2020crown"/>
     <w:p>
       <w:pPr>
         <w:pStyle w:val="Bibliography"/>
@@ -4389,7 +4403,7 @@
       <w:r>
         <w:t xml:space="preserve"> </w:t>
       </w:r>
-      <w:hyperlink r:id="rId90">
+      <w:hyperlink r:id="rId91">
         <w:r>
           <w:rPr>
             <w:rStyle w:val="Hyperlink"/>
@@ -4401,8 +4415,8 @@
         <w:t xml:space="preserve">.</w:t>
       </w:r>
     </w:p>
-    <w:bookmarkEnd w:id="91"/>
-    <w:bookmarkStart w:id="93" w:name="ref-solomon2014profile1014"/>
+    <w:bookmarkEnd w:id="92"/>
+    <w:bookmarkStart w:id="94" w:name="ref-solomon2014profile1014"/>
     <w:p>
       <w:pPr>
         <w:pStyle w:val="Bibliography"/>
@@ -4456,7 +4470,7 @@
       <w:r>
         <w:t xml:space="preserve"> </w:t>
       </w:r>
-      <w:hyperlink r:id="rId92">
+      <w:hyperlink r:id="rId93">
         <w:r>
           <w:rPr>
             <w:rStyle w:val="Hyperlink"/>
@@ -4468,8 +4482,8 @@
         <w:t xml:space="preserve">.</w:t>
       </w:r>
     </w:p>
-    <w:bookmarkEnd w:id="93"/>
-    <w:bookmarkStart w:id="95" w:name="ref-soria2018flaura"/>
+    <w:bookmarkEnd w:id="94"/>
+    <w:bookmarkStart w:id="96" w:name="ref-soria2018flaura"/>
     <w:p>
       <w:pPr>
         <w:pStyle w:val="Bibliography"/>
@@ -4517,7 +4531,7 @@
       <w:r>
         <w:t xml:space="preserve"> </w:t>
       </w:r>
-      <w:hyperlink r:id="rId94">
+      <w:hyperlink r:id="rId95">
         <w:r>
           <w:rPr>
             <w:rStyle w:val="Hyperlink"/>
@@ -4529,8 +4543,8 @@
         <w:t xml:space="preserve">.</w:t>
       </w:r>
     </w:p>
-    <w:bookmarkEnd w:id="95"/>
-    <w:bookmarkStart w:id="96" w:name="ref-viera2005"/>
+    <w:bookmarkEnd w:id="96"/>
+    <w:bookmarkStart w:id="97" w:name="ref-viera2005"/>
     <w:p>
       <w:pPr>
         <w:pStyle w:val="Bibliography"/>
@@ -4561,8 +4575,8 @@
         <w:t xml:space="preserve">37 (5): 360–63.</w:t>
       </w:r>
     </w:p>
-    <w:bookmarkEnd w:id="96"/>
-    <w:bookmarkStart w:id="98" w:name="ref-wu2017archer1050"/>
+    <w:bookmarkEnd w:id="97"/>
+    <w:bookmarkStart w:id="99" w:name="ref-wu2017archer1050"/>
     <w:p>
       <w:pPr>
         <w:pStyle w:val="Bibliography"/>
@@ -4616,7 +4630,7 @@
       <w:r>
         <w:t xml:space="preserve"> </w:t>
       </w:r>
-      <w:hyperlink r:id="rId97">
+      <w:hyperlink r:id="rId98">
         <w:r>
           <w:rPr>
             <w:rStyle w:val="Hyperlink"/>
@@ -4628,8 +4642,8 @@
         <w:t xml:space="preserve">.</w:t>
       </w:r>
     </w:p>
-    <w:bookmarkEnd w:id="98"/>
-    <w:bookmarkStart w:id="100" w:name="ref-yu2024herthena"/>
+    <w:bookmarkEnd w:id="99"/>
+    <w:bookmarkStart w:id="101" w:name="ref-yu2024herthena"/>
     <w:p>
       <w:pPr>
         <w:pStyle w:val="Bibliography"/>
@@ -4698,7 +4712,7 @@
       <w:r>
         <w:t xml:space="preserve"> </w:t>
       </w:r>
-      <w:hyperlink r:id="rId99">
+      <w:hyperlink r:id="rId100">
         <w:r>
           <w:rPr>
             <w:rStyle w:val="Hyperlink"/>
@@ -4710,8 +4724,8 @@
         <w:t xml:space="preserve">.</w:t>
       </w:r>
     </w:p>
-    <w:bookmarkEnd w:id="100"/>
-    <w:bookmarkStart w:id="101" w:name="ref-zhou2024papillon"/>
+    <w:bookmarkEnd w:id="101"/>
+    <w:bookmarkStart w:id="102" w:name="ref-zhou2024papillon"/>
     <w:p>
       <w:pPr>
         <w:pStyle w:val="Bibliography"/>
@@ -4774,7 +4788,7 @@
       <w:r>
         <w:t xml:space="preserve"> </w:t>
       </w:r>
-      <w:hyperlink r:id="rId53">
+      <w:hyperlink r:id="rId54">
         <w:r>
           <w:rPr>
             <w:rStyle w:val="Hyperlink"/>
@@ -4786,10 +4800,10 @@
         <w:t xml:space="preserve">.</w:t>
       </w:r>
     </w:p>
-    <w:bookmarkEnd w:id="101"/>
     <w:bookmarkEnd w:id="102"/>
     <w:bookmarkEnd w:id="103"/>
     <w:bookmarkEnd w:id="104"/>
+    <w:bookmarkEnd w:id="105"/>
     <w:sectPr>
       <w:footnotePr>
         <w:numRestart w:val="eachSect"/>
